--- a/sang_tao_ss3.docx
+++ b/sang_tao_ss3.docx
@@ -4,424 +4,4237 @@
   <w:body>
     <w:p>
       <w:pPr>
-        <w:spacing w:after="80"/>
+        <w:rPr>
+          <w:rFonts w:ascii="Aptos" w:hAnsi="Aptos"/>
+          <w:b/>
+          <w:bCs/>
+        </w:rPr>
       </w:pPr>
-      <w:r>
-        <w:rPr>
+      <w:proofErr w:type="spellStart"/>
+      <w:r>
+        <w:rPr>
+          <w:rFonts w:ascii="Aptos" w:hAnsi="Aptos"/>
           <w:b/>
-        </w:rPr>
-        <w:t>PHẦN 1. THIẾT KẾ BACKLOG THEO CẤU TRÚC EPIC → FEATURE → USER STORY</w:t>
+          <w:bCs/>
+        </w:rPr>
+        <w:t>Phần</w:t>
+      </w:r>
+      <w:proofErr w:type="spellEnd"/>
+      <w:r>
+        <w:rPr>
+          <w:rFonts w:ascii="Aptos" w:hAnsi="Aptos"/>
+          <w:b/>
+          <w:bCs/>
+        </w:rPr>
+        <w:t xml:space="preserve"> 1 - </w:t>
+      </w:r>
+      <w:proofErr w:type="spellStart"/>
+      <w:r>
+        <w:rPr>
+          <w:rFonts w:ascii="Aptos" w:hAnsi="Aptos"/>
+          <w:b/>
+          <w:bCs/>
+        </w:rPr>
+        <w:t>Thiết</w:t>
+      </w:r>
+      <w:proofErr w:type="spellEnd"/>
+      <w:r>
+        <w:rPr>
+          <w:rFonts w:ascii="Aptos" w:hAnsi="Aptos"/>
+          <w:b/>
+          <w:bCs/>
+        </w:rPr>
+        <w:t xml:space="preserve"> </w:t>
+      </w:r>
+      <w:proofErr w:type="spellStart"/>
+      <w:r>
+        <w:rPr>
+          <w:rFonts w:ascii="Aptos" w:hAnsi="Aptos"/>
+          <w:b/>
+          <w:bCs/>
+        </w:rPr>
+        <w:t>kế</w:t>
+      </w:r>
+      <w:proofErr w:type="spellEnd"/>
+      <w:r>
+        <w:rPr>
+          <w:rFonts w:ascii="Aptos" w:hAnsi="Aptos"/>
+          <w:b/>
+          <w:bCs/>
+        </w:rPr>
+        <w:t>:</w:t>
       </w:r>
     </w:p>
     <w:p>
       <w:pPr>
-        <w:spacing w:after="80"/>
+        <w:rPr>
+          <w:rFonts w:ascii="Aptos" w:hAnsi="Aptos"/>
+        </w:rPr>
       </w:pPr>
       <w:r>
         <w:rPr>
-          <w:b/>
-        </w:rPr>
-        <w:t>1.1. Xác định Epic</w:t>
-      </w:r>
+          <w:rFonts w:ascii="Aptos" w:hAnsi="Aptos"/>
+        </w:rPr>
+        <w:t xml:space="preserve">- Epic: Theo </w:t>
+      </w:r>
+      <w:proofErr w:type="spellStart"/>
+      <w:r>
+        <w:rPr>
+          <w:rFonts w:ascii="Aptos" w:hAnsi="Aptos"/>
+        </w:rPr>
+        <w:t>dõi</w:t>
+      </w:r>
+      <w:proofErr w:type="spellEnd"/>
+      <w:r>
+        <w:rPr>
+          <w:rFonts w:ascii="Aptos" w:hAnsi="Aptos"/>
+        </w:rPr>
+        <w:t xml:space="preserve"> </w:t>
+      </w:r>
+      <w:proofErr w:type="spellStart"/>
+      <w:r>
+        <w:rPr>
+          <w:rFonts w:ascii="Aptos" w:hAnsi="Aptos"/>
+        </w:rPr>
+        <w:t>chuyến</w:t>
+      </w:r>
+      <w:proofErr w:type="spellEnd"/>
+      <w:r>
+        <w:rPr>
+          <w:rFonts w:ascii="Aptos" w:hAnsi="Aptos"/>
+        </w:rPr>
+        <w:t xml:space="preserve"> </w:t>
+      </w:r>
+      <w:proofErr w:type="spellStart"/>
+      <w:r>
+        <w:rPr>
+          <w:rFonts w:ascii="Aptos" w:hAnsi="Aptos"/>
+        </w:rPr>
+        <w:t>xe</w:t>
+      </w:r>
+      <w:proofErr w:type="spellEnd"/>
+      <w:r>
+        <w:rPr>
+          <w:rFonts w:ascii="Aptos" w:hAnsi="Aptos"/>
+        </w:rPr>
+        <w:t xml:space="preserve"> </w:t>
+      </w:r>
+      <w:proofErr w:type="spellStart"/>
+      <w:r>
+        <w:rPr>
+          <w:rFonts w:ascii="Aptos" w:hAnsi="Aptos"/>
+        </w:rPr>
+        <w:t>ghép</w:t>
+      </w:r>
+      <w:proofErr w:type="spellEnd"/>
+      <w:r>
+        <w:rPr>
+          <w:rFonts w:ascii="Aptos" w:hAnsi="Aptos"/>
+        </w:rPr>
+        <w:t xml:space="preserve"> </w:t>
+      </w:r>
+      <w:proofErr w:type="spellStart"/>
+      <w:r>
+        <w:rPr>
+          <w:rFonts w:ascii="Aptos" w:hAnsi="Aptos"/>
+        </w:rPr>
+        <w:t>RikkeiGo</w:t>
+      </w:r>
+      <w:proofErr w:type="spellEnd"/>
     </w:p>
     <w:p>
       <w:pPr>
-        <w:spacing w:after="80"/>
+        <w:rPr>
+          <w:rFonts w:ascii="Aptos" w:hAnsi="Aptos"/>
+        </w:rPr>
       </w:pPr>
       <w:r>
         <w:rPr>
-          <w:b/>
-        </w:rPr>
-        <w:t>Epic E1: Theo dõi chuyến xe ghép theo thời gian thực</w:t>
-      </w:r>
+          <w:rFonts w:ascii="Aptos" w:hAnsi="Aptos"/>
+        </w:rPr>
+        <w:t xml:space="preserve">- Feature 1: Theo </w:t>
+      </w:r>
+      <w:proofErr w:type="spellStart"/>
+      <w:r>
+        <w:rPr>
+          <w:rFonts w:ascii="Aptos" w:hAnsi="Aptos"/>
+        </w:rPr>
+        <w:t>dõi</w:t>
+      </w:r>
+      <w:proofErr w:type="spellEnd"/>
+      <w:r>
+        <w:rPr>
+          <w:rFonts w:ascii="Aptos" w:hAnsi="Aptos"/>
+        </w:rPr>
+        <w:t xml:space="preserve"> </w:t>
+      </w:r>
+      <w:proofErr w:type="spellStart"/>
+      <w:r>
+        <w:rPr>
+          <w:rFonts w:ascii="Aptos" w:hAnsi="Aptos"/>
+        </w:rPr>
+        <w:t>hành</w:t>
+      </w:r>
+      <w:proofErr w:type="spellEnd"/>
+      <w:r>
+        <w:rPr>
+          <w:rFonts w:ascii="Aptos" w:hAnsi="Aptos"/>
+        </w:rPr>
+        <w:t xml:space="preserve"> </w:t>
+      </w:r>
+      <w:proofErr w:type="spellStart"/>
+      <w:r>
+        <w:rPr>
+          <w:rFonts w:ascii="Aptos" w:hAnsi="Aptos"/>
+        </w:rPr>
+        <w:t>trình</w:t>
+      </w:r>
+      <w:proofErr w:type="spellEnd"/>
     </w:p>
     <w:p>
       <w:pPr>
-        <w:spacing w:after="80"/>
+        <w:ind w:left="720"/>
+        <w:rPr>
+          <w:rFonts w:ascii="Aptos" w:hAnsi="Aptos"/>
+        </w:rPr>
       </w:pPr>
       <w:r>
-        <w:t>Mục tiêu: Giúp khách hàng theo dõi vị trí xe, biết thứ tự đón khách và thời gian dự kiến xe đến lượt mình; đồng thời biết cách xử lý khi chuyến đi gặp sự cố.</w:t>
+        <w:rPr>
+          <w:rFonts w:ascii="Aptos" w:hAnsi="Aptos"/>
+        </w:rPr>
+        <w:t xml:space="preserve">US1: </w:t>
+      </w:r>
+      <w:proofErr w:type="spellStart"/>
+      <w:r>
+        <w:rPr>
+          <w:rFonts w:ascii="Aptos" w:hAnsi="Aptos"/>
+        </w:rPr>
+        <w:t>Là</w:t>
+      </w:r>
+      <w:proofErr w:type="spellEnd"/>
+      <w:r>
+        <w:rPr>
+          <w:rFonts w:ascii="Aptos" w:hAnsi="Aptos"/>
+        </w:rPr>
+        <w:t xml:space="preserve"> </w:t>
+      </w:r>
+      <w:proofErr w:type="spellStart"/>
+      <w:r>
+        <w:rPr>
+          <w:rFonts w:ascii="Aptos" w:hAnsi="Aptos"/>
+        </w:rPr>
+        <w:t>khách</w:t>
+      </w:r>
+      <w:proofErr w:type="spellEnd"/>
+      <w:r>
+        <w:rPr>
+          <w:rFonts w:ascii="Aptos" w:hAnsi="Aptos"/>
+        </w:rPr>
+        <w:t xml:space="preserve"> </w:t>
+      </w:r>
+      <w:proofErr w:type="spellStart"/>
+      <w:r>
+        <w:rPr>
+          <w:rFonts w:ascii="Aptos" w:hAnsi="Aptos"/>
+        </w:rPr>
+        <w:t>hàng</w:t>
+      </w:r>
+      <w:proofErr w:type="spellEnd"/>
+      <w:r>
+        <w:rPr>
+          <w:rFonts w:ascii="Aptos" w:hAnsi="Aptos"/>
+        </w:rPr>
+        <w:t xml:space="preserve">, </w:t>
+      </w:r>
+      <w:proofErr w:type="spellStart"/>
+      <w:r>
+        <w:rPr>
+          <w:rFonts w:ascii="Aptos" w:hAnsi="Aptos"/>
+        </w:rPr>
+        <w:t>tôi</w:t>
+      </w:r>
+      <w:proofErr w:type="spellEnd"/>
+      <w:r>
+        <w:rPr>
+          <w:rFonts w:ascii="Aptos" w:hAnsi="Aptos"/>
+        </w:rPr>
+        <w:t xml:space="preserve"> </w:t>
+      </w:r>
+      <w:proofErr w:type="spellStart"/>
+      <w:r>
+        <w:rPr>
+          <w:rFonts w:ascii="Aptos" w:hAnsi="Aptos"/>
+        </w:rPr>
+        <w:t>muốn</w:t>
+      </w:r>
+      <w:proofErr w:type="spellEnd"/>
+      <w:r>
+        <w:rPr>
+          <w:rFonts w:ascii="Aptos" w:hAnsi="Aptos"/>
+        </w:rPr>
+        <w:t xml:space="preserve"> </w:t>
+      </w:r>
+      <w:proofErr w:type="spellStart"/>
+      <w:r>
+        <w:rPr>
+          <w:rFonts w:ascii="Aptos" w:hAnsi="Aptos"/>
+        </w:rPr>
+        <w:t>xem</w:t>
+      </w:r>
+      <w:proofErr w:type="spellEnd"/>
+      <w:r>
+        <w:rPr>
+          <w:rFonts w:ascii="Aptos" w:hAnsi="Aptos"/>
+        </w:rPr>
+        <w:t xml:space="preserve"> </w:t>
+      </w:r>
+      <w:proofErr w:type="spellStart"/>
+      <w:r>
+        <w:rPr>
+          <w:rFonts w:ascii="Aptos" w:hAnsi="Aptos"/>
+        </w:rPr>
+        <w:t>vị</w:t>
+      </w:r>
+      <w:proofErr w:type="spellEnd"/>
+      <w:r>
+        <w:rPr>
+          <w:rFonts w:ascii="Aptos" w:hAnsi="Aptos"/>
+        </w:rPr>
+        <w:t xml:space="preserve"> </w:t>
+      </w:r>
+      <w:proofErr w:type="spellStart"/>
+      <w:r>
+        <w:rPr>
+          <w:rFonts w:ascii="Aptos" w:hAnsi="Aptos"/>
+        </w:rPr>
+        <w:t>trí</w:t>
+      </w:r>
+      <w:proofErr w:type="spellEnd"/>
+      <w:r>
+        <w:rPr>
+          <w:rFonts w:ascii="Aptos" w:hAnsi="Aptos"/>
+        </w:rPr>
+        <w:t xml:space="preserve"> </w:t>
+      </w:r>
+      <w:proofErr w:type="spellStart"/>
+      <w:r>
+        <w:rPr>
+          <w:rFonts w:ascii="Aptos" w:hAnsi="Aptos"/>
+        </w:rPr>
+        <w:t>hiện</w:t>
+      </w:r>
+      <w:proofErr w:type="spellEnd"/>
+      <w:r>
+        <w:rPr>
+          <w:rFonts w:ascii="Aptos" w:hAnsi="Aptos"/>
+        </w:rPr>
+        <w:t xml:space="preserve"> </w:t>
+      </w:r>
+      <w:proofErr w:type="spellStart"/>
+      <w:r>
+        <w:rPr>
+          <w:rFonts w:ascii="Aptos" w:hAnsi="Aptos"/>
+        </w:rPr>
+        <w:t>tại</w:t>
+      </w:r>
+      <w:proofErr w:type="spellEnd"/>
+      <w:r>
+        <w:rPr>
+          <w:rFonts w:ascii="Aptos" w:hAnsi="Aptos"/>
+        </w:rPr>
+        <w:t xml:space="preserve"> </w:t>
+      </w:r>
+      <w:proofErr w:type="spellStart"/>
+      <w:r>
+        <w:rPr>
+          <w:rFonts w:ascii="Aptos" w:hAnsi="Aptos"/>
+        </w:rPr>
+        <w:t>của</w:t>
+      </w:r>
+      <w:proofErr w:type="spellEnd"/>
+      <w:r>
+        <w:rPr>
+          <w:rFonts w:ascii="Aptos" w:hAnsi="Aptos"/>
+        </w:rPr>
+        <w:t xml:space="preserve"> </w:t>
+      </w:r>
+      <w:proofErr w:type="spellStart"/>
+      <w:r>
+        <w:rPr>
+          <w:rFonts w:ascii="Aptos" w:hAnsi="Aptos"/>
+        </w:rPr>
+        <w:t>xe</w:t>
+      </w:r>
+      <w:proofErr w:type="spellEnd"/>
+      <w:r>
+        <w:rPr>
+          <w:rFonts w:ascii="Aptos" w:hAnsi="Aptos"/>
+        </w:rPr>
+        <w:t xml:space="preserve"> </w:t>
+      </w:r>
+      <w:proofErr w:type="spellStart"/>
+      <w:r>
+        <w:rPr>
+          <w:rFonts w:ascii="Aptos" w:hAnsi="Aptos"/>
+        </w:rPr>
+        <w:t>để</w:t>
+      </w:r>
+      <w:proofErr w:type="spellEnd"/>
+      <w:r>
+        <w:rPr>
+          <w:rFonts w:ascii="Aptos" w:hAnsi="Aptos"/>
+        </w:rPr>
+        <w:t xml:space="preserve"> </w:t>
+      </w:r>
+      <w:proofErr w:type="spellStart"/>
+      <w:r>
+        <w:rPr>
+          <w:rFonts w:ascii="Aptos" w:hAnsi="Aptos"/>
+        </w:rPr>
+        <w:t>biết</w:t>
+      </w:r>
+      <w:proofErr w:type="spellEnd"/>
+      <w:r>
+        <w:rPr>
+          <w:rFonts w:ascii="Aptos" w:hAnsi="Aptos"/>
+        </w:rPr>
+        <w:t xml:space="preserve"> </w:t>
+      </w:r>
+      <w:proofErr w:type="spellStart"/>
+      <w:r>
+        <w:rPr>
+          <w:rFonts w:ascii="Aptos" w:hAnsi="Aptos"/>
+        </w:rPr>
+        <w:t>xe</w:t>
+      </w:r>
+      <w:proofErr w:type="spellEnd"/>
+      <w:r>
+        <w:rPr>
+          <w:rFonts w:ascii="Aptos" w:hAnsi="Aptos"/>
+        </w:rPr>
+        <w:t xml:space="preserve"> </w:t>
+      </w:r>
+      <w:proofErr w:type="spellStart"/>
+      <w:r>
+        <w:rPr>
+          <w:rFonts w:ascii="Aptos" w:hAnsi="Aptos"/>
+        </w:rPr>
+        <w:t>đang</w:t>
+      </w:r>
+      <w:proofErr w:type="spellEnd"/>
+      <w:r>
+        <w:rPr>
+          <w:rFonts w:ascii="Aptos" w:hAnsi="Aptos"/>
+        </w:rPr>
+        <w:t xml:space="preserve"> ở </w:t>
+      </w:r>
+      <w:proofErr w:type="spellStart"/>
+      <w:r>
+        <w:rPr>
+          <w:rFonts w:ascii="Aptos" w:hAnsi="Aptos"/>
+        </w:rPr>
+        <w:t>đâu</w:t>
+      </w:r>
+      <w:proofErr w:type="spellEnd"/>
+      <w:r>
+        <w:rPr>
+          <w:rFonts w:ascii="Aptos" w:hAnsi="Aptos"/>
+        </w:rPr>
+        <w:t>.</w:t>
       </w:r>
     </w:p>
     <w:p>
       <w:pPr>
-        <w:spacing w:after="80"/>
+        <w:ind w:left="720"/>
+        <w:rPr>
+          <w:rFonts w:ascii="Aptos" w:hAnsi="Aptos"/>
+        </w:rPr>
       </w:pPr>
       <w:r>
         <w:rPr>
-          <w:b/>
-        </w:rPr>
-        <w:t>1.2. Phân rã Backlog dạng cây</w:t>
+          <w:rFonts w:ascii="Aptos" w:hAnsi="Aptos"/>
+        </w:rPr>
+        <w:t xml:space="preserve">US2: </w:t>
+      </w:r>
+      <w:proofErr w:type="spellStart"/>
+      <w:r>
+        <w:rPr>
+          <w:rFonts w:ascii="Aptos" w:hAnsi="Aptos"/>
+        </w:rPr>
+        <w:t>Là</w:t>
+      </w:r>
+      <w:proofErr w:type="spellEnd"/>
+      <w:r>
+        <w:rPr>
+          <w:rFonts w:ascii="Aptos" w:hAnsi="Aptos"/>
+        </w:rPr>
+        <w:t xml:space="preserve"> </w:t>
+      </w:r>
+      <w:proofErr w:type="spellStart"/>
+      <w:r>
+        <w:rPr>
+          <w:rFonts w:ascii="Aptos" w:hAnsi="Aptos"/>
+        </w:rPr>
+        <w:t>khách</w:t>
+      </w:r>
+      <w:proofErr w:type="spellEnd"/>
+      <w:r>
+        <w:rPr>
+          <w:rFonts w:ascii="Aptos" w:hAnsi="Aptos"/>
+        </w:rPr>
+        <w:t xml:space="preserve"> </w:t>
+      </w:r>
+      <w:proofErr w:type="spellStart"/>
+      <w:r>
+        <w:rPr>
+          <w:rFonts w:ascii="Aptos" w:hAnsi="Aptos"/>
+        </w:rPr>
+        <w:t>hàng</w:t>
+      </w:r>
+      <w:proofErr w:type="spellEnd"/>
+      <w:r>
+        <w:rPr>
+          <w:rFonts w:ascii="Aptos" w:hAnsi="Aptos"/>
+        </w:rPr>
+        <w:t xml:space="preserve">, </w:t>
+      </w:r>
+      <w:proofErr w:type="spellStart"/>
+      <w:r>
+        <w:rPr>
+          <w:rFonts w:ascii="Aptos" w:hAnsi="Aptos"/>
+        </w:rPr>
+        <w:t>tôi</w:t>
+      </w:r>
+      <w:proofErr w:type="spellEnd"/>
+      <w:r>
+        <w:rPr>
+          <w:rFonts w:ascii="Aptos" w:hAnsi="Aptos"/>
+        </w:rPr>
+        <w:t xml:space="preserve"> </w:t>
+      </w:r>
+      <w:proofErr w:type="spellStart"/>
+      <w:r>
+        <w:rPr>
+          <w:rFonts w:ascii="Aptos" w:hAnsi="Aptos"/>
+        </w:rPr>
+        <w:t>muốn</w:t>
+      </w:r>
+      <w:proofErr w:type="spellEnd"/>
+      <w:r>
+        <w:rPr>
+          <w:rFonts w:ascii="Aptos" w:hAnsi="Aptos"/>
+        </w:rPr>
+        <w:t xml:space="preserve"> </w:t>
+      </w:r>
+      <w:proofErr w:type="spellStart"/>
+      <w:r>
+        <w:rPr>
+          <w:rFonts w:ascii="Aptos" w:hAnsi="Aptos"/>
+        </w:rPr>
+        <w:t>xem</w:t>
+      </w:r>
+      <w:proofErr w:type="spellEnd"/>
+      <w:r>
+        <w:rPr>
+          <w:rFonts w:ascii="Aptos" w:hAnsi="Aptos"/>
+        </w:rPr>
+        <w:t xml:space="preserve"> </w:t>
+      </w:r>
+      <w:proofErr w:type="spellStart"/>
+      <w:r>
+        <w:rPr>
+          <w:rFonts w:ascii="Aptos" w:hAnsi="Aptos"/>
+        </w:rPr>
+        <w:t>danh</w:t>
+      </w:r>
+      <w:proofErr w:type="spellEnd"/>
+      <w:r>
+        <w:rPr>
+          <w:rFonts w:ascii="Aptos" w:hAnsi="Aptos"/>
+        </w:rPr>
+        <w:t xml:space="preserve"> </w:t>
+      </w:r>
+      <w:proofErr w:type="spellStart"/>
+      <w:r>
+        <w:rPr>
+          <w:rFonts w:ascii="Aptos" w:hAnsi="Aptos"/>
+        </w:rPr>
+        <w:t>sách</w:t>
+      </w:r>
+      <w:proofErr w:type="spellEnd"/>
+      <w:r>
+        <w:rPr>
+          <w:rFonts w:ascii="Aptos" w:hAnsi="Aptos"/>
+        </w:rPr>
+        <w:t xml:space="preserve"> </w:t>
+      </w:r>
+      <w:proofErr w:type="spellStart"/>
+      <w:r>
+        <w:rPr>
+          <w:rFonts w:ascii="Aptos" w:hAnsi="Aptos"/>
+        </w:rPr>
+        <w:t>điểm</w:t>
+      </w:r>
+      <w:proofErr w:type="spellEnd"/>
+      <w:r>
+        <w:rPr>
+          <w:rFonts w:ascii="Aptos" w:hAnsi="Aptos"/>
+        </w:rPr>
+        <w:t xml:space="preserve"> </w:t>
+      </w:r>
+      <w:proofErr w:type="spellStart"/>
+      <w:r>
+        <w:rPr>
+          <w:rFonts w:ascii="Aptos" w:hAnsi="Aptos"/>
+        </w:rPr>
+        <w:t>đón</w:t>
+      </w:r>
+      <w:proofErr w:type="spellEnd"/>
+      <w:r>
+        <w:rPr>
+          <w:rFonts w:ascii="Aptos" w:hAnsi="Aptos"/>
+        </w:rPr>
+        <w:t xml:space="preserve"> </w:t>
+      </w:r>
+      <w:proofErr w:type="spellStart"/>
+      <w:r>
+        <w:rPr>
+          <w:rFonts w:ascii="Aptos" w:hAnsi="Aptos"/>
+        </w:rPr>
+        <w:t>trước</w:t>
+      </w:r>
+      <w:proofErr w:type="spellEnd"/>
+      <w:r>
+        <w:rPr>
+          <w:rFonts w:ascii="Aptos" w:hAnsi="Aptos"/>
+        </w:rPr>
+        <w:t xml:space="preserve"> </w:t>
+      </w:r>
+      <w:proofErr w:type="spellStart"/>
+      <w:r>
+        <w:rPr>
+          <w:rFonts w:ascii="Aptos" w:hAnsi="Aptos"/>
+        </w:rPr>
+        <w:t>mình</w:t>
+      </w:r>
+      <w:proofErr w:type="spellEnd"/>
+      <w:r>
+        <w:rPr>
+          <w:rFonts w:ascii="Aptos" w:hAnsi="Aptos"/>
+        </w:rPr>
+        <w:t xml:space="preserve"> </w:t>
+      </w:r>
+      <w:proofErr w:type="spellStart"/>
+      <w:r>
+        <w:rPr>
+          <w:rFonts w:ascii="Aptos" w:hAnsi="Aptos"/>
+        </w:rPr>
+        <w:t>để</w:t>
+      </w:r>
+      <w:proofErr w:type="spellEnd"/>
+      <w:r>
+        <w:rPr>
+          <w:rFonts w:ascii="Aptos" w:hAnsi="Aptos"/>
+        </w:rPr>
+        <w:t xml:space="preserve"> </w:t>
+      </w:r>
+      <w:proofErr w:type="spellStart"/>
+      <w:r>
+        <w:rPr>
+          <w:rFonts w:ascii="Aptos" w:hAnsi="Aptos"/>
+        </w:rPr>
+        <w:t>biết</w:t>
+      </w:r>
+      <w:proofErr w:type="spellEnd"/>
+      <w:r>
+        <w:rPr>
+          <w:rFonts w:ascii="Aptos" w:hAnsi="Aptos"/>
+        </w:rPr>
+        <w:t xml:space="preserve"> </w:t>
+      </w:r>
+      <w:proofErr w:type="spellStart"/>
+      <w:r>
+        <w:rPr>
+          <w:rFonts w:ascii="Aptos" w:hAnsi="Aptos"/>
+        </w:rPr>
+        <w:t>xe</w:t>
+      </w:r>
+      <w:proofErr w:type="spellEnd"/>
+      <w:r>
+        <w:rPr>
+          <w:rFonts w:ascii="Aptos" w:hAnsi="Aptos"/>
+        </w:rPr>
+        <w:t xml:space="preserve"> </w:t>
+      </w:r>
+      <w:proofErr w:type="spellStart"/>
+      <w:r>
+        <w:rPr>
+          <w:rFonts w:ascii="Aptos" w:hAnsi="Aptos"/>
+        </w:rPr>
+        <w:t>đang</w:t>
+      </w:r>
+      <w:proofErr w:type="spellEnd"/>
+      <w:r>
+        <w:rPr>
+          <w:rFonts w:ascii="Aptos" w:hAnsi="Aptos"/>
+        </w:rPr>
+        <w:t xml:space="preserve"> </w:t>
+      </w:r>
+      <w:proofErr w:type="spellStart"/>
+      <w:r>
+        <w:rPr>
+          <w:rFonts w:ascii="Aptos" w:hAnsi="Aptos"/>
+        </w:rPr>
+        <w:t>đón</w:t>
+      </w:r>
+      <w:proofErr w:type="spellEnd"/>
+      <w:r>
+        <w:rPr>
+          <w:rFonts w:ascii="Aptos" w:hAnsi="Aptos"/>
+        </w:rPr>
+        <w:t xml:space="preserve"> ai.</w:t>
       </w:r>
     </w:p>
     <w:p>
       <w:pPr>
-        <w:spacing w:after="80"/>
+        <w:rPr>
+          <w:rFonts w:ascii="Aptos" w:hAnsi="Aptos"/>
+        </w:rPr>
       </w:pPr>
       <w:r>
         <w:rPr>
-          <w:b/>
-        </w:rPr>
-        <w:t>E1 – Theo dõi chuyến xe ghép theo thời gian thực</w:t>
-      </w:r>
+          <w:rFonts w:ascii="Aptos" w:hAnsi="Aptos"/>
+        </w:rPr>
+        <w:t xml:space="preserve">- Feature 2: Thông tin </w:t>
+      </w:r>
+      <w:proofErr w:type="spellStart"/>
+      <w:r>
+        <w:rPr>
+          <w:rFonts w:ascii="Aptos" w:hAnsi="Aptos"/>
+        </w:rPr>
+        <w:t>lượt</w:t>
+      </w:r>
+      <w:proofErr w:type="spellEnd"/>
+      <w:r>
+        <w:rPr>
+          <w:rFonts w:ascii="Aptos" w:hAnsi="Aptos"/>
+        </w:rPr>
+        <w:t xml:space="preserve"> </w:t>
+      </w:r>
+      <w:proofErr w:type="spellStart"/>
+      <w:r>
+        <w:rPr>
+          <w:rFonts w:ascii="Aptos" w:hAnsi="Aptos"/>
+        </w:rPr>
+        <w:t>đón</w:t>
+      </w:r>
+      <w:proofErr w:type="spellEnd"/>
+      <w:r>
+        <w:rPr>
+          <w:rFonts w:ascii="Aptos" w:hAnsi="Aptos"/>
+        </w:rPr>
+        <w:t xml:space="preserve"> </w:t>
+      </w:r>
+      <w:proofErr w:type="spellStart"/>
+      <w:r>
+        <w:rPr>
+          <w:rFonts w:ascii="Aptos" w:hAnsi="Aptos"/>
+        </w:rPr>
+        <w:t>và</w:t>
+      </w:r>
+      <w:proofErr w:type="spellEnd"/>
+      <w:r>
+        <w:rPr>
+          <w:rFonts w:ascii="Aptos" w:hAnsi="Aptos"/>
+        </w:rPr>
+        <w:t xml:space="preserve"> </w:t>
+      </w:r>
+      <w:proofErr w:type="spellStart"/>
+      <w:r>
+        <w:rPr>
+          <w:rFonts w:ascii="Aptos" w:hAnsi="Aptos"/>
+        </w:rPr>
+        <w:t>hỗ</w:t>
+      </w:r>
+      <w:proofErr w:type="spellEnd"/>
+      <w:r>
+        <w:rPr>
+          <w:rFonts w:ascii="Aptos" w:hAnsi="Aptos"/>
+        </w:rPr>
+        <w:t xml:space="preserve"> </w:t>
+      </w:r>
+      <w:proofErr w:type="spellStart"/>
+      <w:r>
+        <w:rPr>
+          <w:rFonts w:ascii="Aptos" w:hAnsi="Aptos"/>
+        </w:rPr>
+        <w:t>trợ</w:t>
+      </w:r>
+      <w:proofErr w:type="spellEnd"/>
     </w:p>
     <w:p>
       <w:pPr>
-        <w:spacing w:after="80"/>
+        <w:ind w:left="720"/>
+        <w:rPr>
+          <w:rFonts w:ascii="Aptos" w:hAnsi="Aptos"/>
+        </w:rPr>
       </w:pPr>
       <w:r>
         <w:rPr>
-          <w:b/>
-        </w:rPr>
-        <w:t xml:space="preserve">    F1 – Theo dõi vị trí và lịch trình đón khách</w:t>
+          <w:rFonts w:ascii="Aptos" w:hAnsi="Aptos"/>
+        </w:rPr>
+        <w:t xml:space="preserve">US3: </w:t>
+      </w:r>
+      <w:proofErr w:type="spellStart"/>
+      <w:r>
+        <w:rPr>
+          <w:rFonts w:ascii="Aptos" w:hAnsi="Aptos"/>
+        </w:rPr>
+        <w:t>Là</w:t>
+      </w:r>
+      <w:proofErr w:type="spellEnd"/>
+      <w:r>
+        <w:rPr>
+          <w:rFonts w:ascii="Aptos" w:hAnsi="Aptos"/>
+        </w:rPr>
+        <w:t xml:space="preserve"> </w:t>
+      </w:r>
+      <w:proofErr w:type="spellStart"/>
+      <w:r>
+        <w:rPr>
+          <w:rFonts w:ascii="Aptos" w:hAnsi="Aptos"/>
+        </w:rPr>
+        <w:t>khách</w:t>
+      </w:r>
+      <w:proofErr w:type="spellEnd"/>
+      <w:r>
+        <w:rPr>
+          <w:rFonts w:ascii="Aptos" w:hAnsi="Aptos"/>
+        </w:rPr>
+        <w:t xml:space="preserve"> </w:t>
+      </w:r>
+      <w:proofErr w:type="spellStart"/>
+      <w:r>
+        <w:rPr>
+          <w:rFonts w:ascii="Aptos" w:hAnsi="Aptos"/>
+        </w:rPr>
+        <w:t>hàng</w:t>
+      </w:r>
+      <w:proofErr w:type="spellEnd"/>
+      <w:r>
+        <w:rPr>
+          <w:rFonts w:ascii="Aptos" w:hAnsi="Aptos"/>
+        </w:rPr>
+        <w:t xml:space="preserve">, </w:t>
+      </w:r>
+      <w:proofErr w:type="spellStart"/>
+      <w:r>
+        <w:rPr>
+          <w:rFonts w:ascii="Aptos" w:hAnsi="Aptos"/>
+        </w:rPr>
+        <w:t>tôi</w:t>
+      </w:r>
+      <w:proofErr w:type="spellEnd"/>
+      <w:r>
+        <w:rPr>
+          <w:rFonts w:ascii="Aptos" w:hAnsi="Aptos"/>
+        </w:rPr>
+        <w:t xml:space="preserve"> </w:t>
+      </w:r>
+      <w:proofErr w:type="spellStart"/>
+      <w:r>
+        <w:rPr>
+          <w:rFonts w:ascii="Aptos" w:hAnsi="Aptos"/>
+        </w:rPr>
+        <w:t>muốn</w:t>
+      </w:r>
+      <w:proofErr w:type="spellEnd"/>
+      <w:r>
+        <w:rPr>
+          <w:rFonts w:ascii="Aptos" w:hAnsi="Aptos"/>
+        </w:rPr>
+        <w:t xml:space="preserve"> </w:t>
+      </w:r>
+      <w:proofErr w:type="spellStart"/>
+      <w:r>
+        <w:rPr>
+          <w:rFonts w:ascii="Aptos" w:hAnsi="Aptos"/>
+        </w:rPr>
+        <w:t>xem</w:t>
+      </w:r>
+      <w:proofErr w:type="spellEnd"/>
+      <w:r>
+        <w:rPr>
+          <w:rFonts w:ascii="Aptos" w:hAnsi="Aptos"/>
+        </w:rPr>
+        <w:t xml:space="preserve"> </w:t>
+      </w:r>
+      <w:proofErr w:type="spellStart"/>
+      <w:r>
+        <w:rPr>
+          <w:rFonts w:ascii="Aptos" w:hAnsi="Aptos"/>
+        </w:rPr>
+        <w:t>thời</w:t>
+      </w:r>
+      <w:proofErr w:type="spellEnd"/>
+      <w:r>
+        <w:rPr>
+          <w:rFonts w:ascii="Aptos" w:hAnsi="Aptos"/>
+        </w:rPr>
+        <w:t xml:space="preserve"> </w:t>
+      </w:r>
+      <w:proofErr w:type="spellStart"/>
+      <w:r>
+        <w:rPr>
+          <w:rFonts w:ascii="Aptos" w:hAnsi="Aptos"/>
+        </w:rPr>
+        <w:t>gian</w:t>
+      </w:r>
+      <w:proofErr w:type="spellEnd"/>
+      <w:r>
+        <w:rPr>
+          <w:rFonts w:ascii="Aptos" w:hAnsi="Aptos"/>
+        </w:rPr>
+        <w:t xml:space="preserve"> </w:t>
+      </w:r>
+      <w:proofErr w:type="spellStart"/>
+      <w:r>
+        <w:rPr>
+          <w:rFonts w:ascii="Aptos" w:hAnsi="Aptos"/>
+        </w:rPr>
+        <w:t>dự</w:t>
+      </w:r>
+      <w:proofErr w:type="spellEnd"/>
+      <w:r>
+        <w:rPr>
+          <w:rFonts w:ascii="Aptos" w:hAnsi="Aptos"/>
+        </w:rPr>
+        <w:t xml:space="preserve"> </w:t>
+      </w:r>
+      <w:proofErr w:type="spellStart"/>
+      <w:r>
+        <w:rPr>
+          <w:rFonts w:ascii="Aptos" w:hAnsi="Aptos"/>
+        </w:rPr>
+        <w:t>kiến</w:t>
+      </w:r>
+      <w:proofErr w:type="spellEnd"/>
+      <w:r>
+        <w:rPr>
+          <w:rFonts w:ascii="Aptos" w:hAnsi="Aptos"/>
+        </w:rPr>
+        <w:t xml:space="preserve"> </w:t>
+      </w:r>
+      <w:proofErr w:type="spellStart"/>
+      <w:r>
+        <w:rPr>
+          <w:rFonts w:ascii="Aptos" w:hAnsi="Aptos"/>
+        </w:rPr>
+        <w:t>xe</w:t>
+      </w:r>
+      <w:proofErr w:type="spellEnd"/>
+      <w:r>
+        <w:rPr>
+          <w:rFonts w:ascii="Aptos" w:hAnsi="Aptos"/>
+        </w:rPr>
+        <w:t xml:space="preserve"> </w:t>
+      </w:r>
+      <w:proofErr w:type="spellStart"/>
+      <w:r>
+        <w:rPr>
+          <w:rFonts w:ascii="Aptos" w:hAnsi="Aptos"/>
+        </w:rPr>
+        <w:t>đón</w:t>
+      </w:r>
+      <w:proofErr w:type="spellEnd"/>
+      <w:r>
+        <w:rPr>
+          <w:rFonts w:ascii="Aptos" w:hAnsi="Aptos"/>
+        </w:rPr>
+        <w:t xml:space="preserve"> </w:t>
+      </w:r>
+      <w:proofErr w:type="spellStart"/>
+      <w:r>
+        <w:rPr>
+          <w:rFonts w:ascii="Aptos" w:hAnsi="Aptos"/>
+        </w:rPr>
+        <w:t>mình</w:t>
+      </w:r>
+      <w:proofErr w:type="spellEnd"/>
+      <w:r>
+        <w:rPr>
+          <w:rFonts w:ascii="Aptos" w:hAnsi="Aptos"/>
+        </w:rPr>
+        <w:t xml:space="preserve"> </w:t>
+      </w:r>
+      <w:proofErr w:type="spellStart"/>
+      <w:r>
+        <w:rPr>
+          <w:rFonts w:ascii="Aptos" w:hAnsi="Aptos"/>
+        </w:rPr>
+        <w:t>để</w:t>
+      </w:r>
+      <w:proofErr w:type="spellEnd"/>
+      <w:r>
+        <w:rPr>
+          <w:rFonts w:ascii="Aptos" w:hAnsi="Aptos"/>
+        </w:rPr>
+        <w:t xml:space="preserve"> </w:t>
+      </w:r>
+      <w:proofErr w:type="spellStart"/>
+      <w:r>
+        <w:rPr>
+          <w:rFonts w:ascii="Aptos" w:hAnsi="Aptos"/>
+        </w:rPr>
+        <w:t>chủ</w:t>
+      </w:r>
+      <w:proofErr w:type="spellEnd"/>
+      <w:r>
+        <w:rPr>
+          <w:rFonts w:ascii="Aptos" w:hAnsi="Aptos"/>
+        </w:rPr>
+        <w:t xml:space="preserve"> </w:t>
+      </w:r>
+      <w:proofErr w:type="spellStart"/>
+      <w:r>
+        <w:rPr>
+          <w:rFonts w:ascii="Aptos" w:hAnsi="Aptos"/>
+        </w:rPr>
+        <w:t>động</w:t>
+      </w:r>
+      <w:proofErr w:type="spellEnd"/>
+      <w:r>
+        <w:rPr>
+          <w:rFonts w:ascii="Aptos" w:hAnsi="Aptos"/>
+        </w:rPr>
+        <w:t xml:space="preserve"> </w:t>
+      </w:r>
+      <w:proofErr w:type="spellStart"/>
+      <w:r>
+        <w:rPr>
+          <w:rFonts w:ascii="Aptos" w:hAnsi="Aptos"/>
+        </w:rPr>
+        <w:t>chờ</w:t>
+      </w:r>
+      <w:proofErr w:type="spellEnd"/>
+      <w:r>
+        <w:rPr>
+          <w:rFonts w:ascii="Aptos" w:hAnsi="Aptos"/>
+        </w:rPr>
+        <w:t xml:space="preserve"> </w:t>
+      </w:r>
+      <w:proofErr w:type="spellStart"/>
+      <w:r>
+        <w:rPr>
+          <w:rFonts w:ascii="Aptos" w:hAnsi="Aptos"/>
+        </w:rPr>
+        <w:t>xe</w:t>
+      </w:r>
+      <w:proofErr w:type="spellEnd"/>
+      <w:r>
+        <w:rPr>
+          <w:rFonts w:ascii="Aptos" w:hAnsi="Aptos"/>
+        </w:rPr>
+        <w:t>.</w:t>
       </w:r>
     </w:p>
     <w:p>
       <w:pPr>
-        <w:spacing w:after="80"/>
+        <w:ind w:left="720"/>
+        <w:rPr>
+          <w:rFonts w:ascii="Aptos" w:hAnsi="Aptos"/>
+        </w:rPr>
       </w:pPr>
       <w:r>
-        <w:t xml:space="preserve">        US1 – Xem vị trí xe: Là khách hàng, tôi muốn xem vị trí hiện tại của xe trên bản đồ để biết xe đang ở đâu.</w:t>
+        <w:rPr>
+          <w:rFonts w:ascii="Aptos" w:hAnsi="Aptos"/>
+        </w:rPr>
+        <w:t xml:space="preserve">US4: </w:t>
+      </w:r>
+      <w:proofErr w:type="spellStart"/>
+      <w:r>
+        <w:rPr>
+          <w:rFonts w:ascii="Aptos" w:hAnsi="Aptos"/>
+        </w:rPr>
+        <w:t>Là</w:t>
+      </w:r>
+      <w:proofErr w:type="spellEnd"/>
+      <w:r>
+        <w:rPr>
+          <w:rFonts w:ascii="Aptos" w:hAnsi="Aptos"/>
+        </w:rPr>
+        <w:t xml:space="preserve"> </w:t>
+      </w:r>
+      <w:proofErr w:type="spellStart"/>
+      <w:r>
+        <w:rPr>
+          <w:rFonts w:ascii="Aptos" w:hAnsi="Aptos"/>
+        </w:rPr>
+        <w:t>khách</w:t>
+      </w:r>
+      <w:proofErr w:type="spellEnd"/>
+      <w:r>
+        <w:rPr>
+          <w:rFonts w:ascii="Aptos" w:hAnsi="Aptos"/>
+        </w:rPr>
+        <w:t xml:space="preserve"> </w:t>
+      </w:r>
+      <w:proofErr w:type="spellStart"/>
+      <w:r>
+        <w:rPr>
+          <w:rFonts w:ascii="Aptos" w:hAnsi="Aptos"/>
+        </w:rPr>
+        <w:t>hàng</w:t>
+      </w:r>
+      <w:proofErr w:type="spellEnd"/>
+      <w:r>
+        <w:rPr>
+          <w:rFonts w:ascii="Aptos" w:hAnsi="Aptos"/>
+        </w:rPr>
+        <w:t xml:space="preserve">, </w:t>
+      </w:r>
+      <w:proofErr w:type="spellStart"/>
+      <w:r>
+        <w:rPr>
+          <w:rFonts w:ascii="Aptos" w:hAnsi="Aptos"/>
+        </w:rPr>
+        <w:t>tôi</w:t>
+      </w:r>
+      <w:proofErr w:type="spellEnd"/>
+      <w:r>
+        <w:rPr>
+          <w:rFonts w:ascii="Aptos" w:hAnsi="Aptos"/>
+        </w:rPr>
+        <w:t xml:space="preserve"> </w:t>
+      </w:r>
+      <w:proofErr w:type="spellStart"/>
+      <w:r>
+        <w:rPr>
+          <w:rFonts w:ascii="Aptos" w:hAnsi="Aptos"/>
+        </w:rPr>
+        <w:t>muốn</w:t>
+      </w:r>
+      <w:proofErr w:type="spellEnd"/>
+      <w:r>
+        <w:rPr>
+          <w:rFonts w:ascii="Aptos" w:hAnsi="Aptos"/>
+        </w:rPr>
+        <w:t xml:space="preserve"> </w:t>
+      </w:r>
+      <w:proofErr w:type="spellStart"/>
+      <w:r>
+        <w:rPr>
+          <w:rFonts w:ascii="Aptos" w:hAnsi="Aptos"/>
+        </w:rPr>
+        <w:t>xem</w:t>
+      </w:r>
+      <w:proofErr w:type="spellEnd"/>
+      <w:r>
+        <w:rPr>
+          <w:rFonts w:ascii="Aptos" w:hAnsi="Aptos"/>
+        </w:rPr>
+        <w:t xml:space="preserve"> </w:t>
+      </w:r>
+      <w:proofErr w:type="spellStart"/>
+      <w:r>
+        <w:rPr>
+          <w:rFonts w:ascii="Aptos" w:hAnsi="Aptos"/>
+        </w:rPr>
+        <w:t>hướng</w:t>
+      </w:r>
+      <w:proofErr w:type="spellEnd"/>
+      <w:r>
+        <w:rPr>
+          <w:rFonts w:ascii="Aptos" w:hAnsi="Aptos"/>
+        </w:rPr>
+        <w:t xml:space="preserve"> </w:t>
+      </w:r>
+      <w:proofErr w:type="spellStart"/>
+      <w:r>
+        <w:rPr>
+          <w:rFonts w:ascii="Aptos" w:hAnsi="Aptos"/>
+        </w:rPr>
+        <w:t>dẫn</w:t>
+      </w:r>
+      <w:proofErr w:type="spellEnd"/>
+      <w:r>
+        <w:rPr>
+          <w:rFonts w:ascii="Aptos" w:hAnsi="Aptos"/>
+        </w:rPr>
+        <w:t xml:space="preserve"> </w:t>
+      </w:r>
+      <w:proofErr w:type="spellStart"/>
+      <w:r>
+        <w:rPr>
+          <w:rFonts w:ascii="Aptos" w:hAnsi="Aptos"/>
+        </w:rPr>
+        <w:t>xử</w:t>
+      </w:r>
+      <w:proofErr w:type="spellEnd"/>
+      <w:r>
+        <w:rPr>
+          <w:rFonts w:ascii="Aptos" w:hAnsi="Aptos"/>
+        </w:rPr>
+        <w:t xml:space="preserve"> </w:t>
+      </w:r>
+      <w:proofErr w:type="spellStart"/>
+      <w:r>
+        <w:rPr>
+          <w:rFonts w:ascii="Aptos" w:hAnsi="Aptos"/>
+        </w:rPr>
+        <w:t>lý</w:t>
+      </w:r>
+      <w:proofErr w:type="spellEnd"/>
+      <w:r>
+        <w:rPr>
+          <w:rFonts w:ascii="Aptos" w:hAnsi="Aptos"/>
+        </w:rPr>
+        <w:t xml:space="preserve"> </w:t>
+      </w:r>
+      <w:proofErr w:type="spellStart"/>
+      <w:r>
+        <w:rPr>
+          <w:rFonts w:ascii="Aptos" w:hAnsi="Aptos"/>
+        </w:rPr>
+        <w:t>sự</w:t>
+      </w:r>
+      <w:proofErr w:type="spellEnd"/>
+      <w:r>
+        <w:rPr>
+          <w:rFonts w:ascii="Aptos" w:hAnsi="Aptos"/>
+        </w:rPr>
+        <w:t xml:space="preserve"> </w:t>
+      </w:r>
+      <w:proofErr w:type="spellStart"/>
+      <w:r>
+        <w:rPr>
+          <w:rFonts w:ascii="Aptos" w:hAnsi="Aptos"/>
+        </w:rPr>
+        <w:t>cố</w:t>
+      </w:r>
+      <w:proofErr w:type="spellEnd"/>
+      <w:r>
+        <w:rPr>
+          <w:rFonts w:ascii="Aptos" w:hAnsi="Aptos"/>
+        </w:rPr>
+        <w:t xml:space="preserve"> </w:t>
+      </w:r>
+      <w:proofErr w:type="spellStart"/>
+      <w:r>
+        <w:rPr>
+          <w:rFonts w:ascii="Aptos" w:hAnsi="Aptos"/>
+        </w:rPr>
+        <w:t>để</w:t>
+      </w:r>
+      <w:proofErr w:type="spellEnd"/>
+      <w:r>
+        <w:rPr>
+          <w:rFonts w:ascii="Aptos" w:hAnsi="Aptos"/>
+        </w:rPr>
+        <w:t xml:space="preserve"> </w:t>
+      </w:r>
+      <w:proofErr w:type="spellStart"/>
+      <w:r>
+        <w:rPr>
+          <w:rFonts w:ascii="Aptos" w:hAnsi="Aptos"/>
+        </w:rPr>
+        <w:t>biết</w:t>
+      </w:r>
+      <w:proofErr w:type="spellEnd"/>
+      <w:r>
+        <w:rPr>
+          <w:rFonts w:ascii="Aptos" w:hAnsi="Aptos"/>
+        </w:rPr>
+        <w:t xml:space="preserve"> </w:t>
+      </w:r>
+      <w:proofErr w:type="spellStart"/>
+      <w:r>
+        <w:rPr>
+          <w:rFonts w:ascii="Aptos" w:hAnsi="Aptos"/>
+        </w:rPr>
+        <w:t>cách</w:t>
+      </w:r>
+      <w:proofErr w:type="spellEnd"/>
+      <w:r>
+        <w:rPr>
+          <w:rFonts w:ascii="Aptos" w:hAnsi="Aptos"/>
+        </w:rPr>
+        <w:t xml:space="preserve"> </w:t>
+      </w:r>
+      <w:proofErr w:type="spellStart"/>
+      <w:r>
+        <w:rPr>
+          <w:rFonts w:ascii="Aptos" w:hAnsi="Aptos"/>
+        </w:rPr>
+        <w:t>liên</w:t>
+      </w:r>
+      <w:proofErr w:type="spellEnd"/>
+      <w:r>
+        <w:rPr>
+          <w:rFonts w:ascii="Aptos" w:hAnsi="Aptos"/>
+        </w:rPr>
+        <w:t xml:space="preserve"> </w:t>
+      </w:r>
+      <w:proofErr w:type="spellStart"/>
+      <w:r>
+        <w:rPr>
+          <w:rFonts w:ascii="Aptos" w:hAnsi="Aptos"/>
+        </w:rPr>
+        <w:t>hệ</w:t>
+      </w:r>
+      <w:proofErr w:type="spellEnd"/>
+      <w:r>
+        <w:rPr>
+          <w:rFonts w:ascii="Aptos" w:hAnsi="Aptos"/>
+        </w:rPr>
+        <w:t xml:space="preserve"> </w:t>
+      </w:r>
+      <w:proofErr w:type="spellStart"/>
+      <w:r>
+        <w:rPr>
+          <w:rFonts w:ascii="Aptos" w:hAnsi="Aptos"/>
+        </w:rPr>
+        <w:t>hỗ</w:t>
+      </w:r>
+      <w:proofErr w:type="spellEnd"/>
+      <w:r>
+        <w:rPr>
+          <w:rFonts w:ascii="Aptos" w:hAnsi="Aptos"/>
+        </w:rPr>
+        <w:t xml:space="preserve"> </w:t>
+      </w:r>
+      <w:proofErr w:type="spellStart"/>
+      <w:r>
+        <w:rPr>
+          <w:rFonts w:ascii="Aptos" w:hAnsi="Aptos"/>
+        </w:rPr>
+        <w:t>trợ</w:t>
+      </w:r>
+      <w:proofErr w:type="spellEnd"/>
+      <w:r>
+        <w:rPr>
+          <w:rFonts w:ascii="Aptos" w:hAnsi="Aptos"/>
+        </w:rPr>
+        <w:t xml:space="preserve"> </w:t>
+      </w:r>
+      <w:proofErr w:type="spellStart"/>
+      <w:r>
+        <w:rPr>
+          <w:rFonts w:ascii="Aptos" w:hAnsi="Aptos"/>
+        </w:rPr>
+        <w:t>khi</w:t>
+      </w:r>
+      <w:proofErr w:type="spellEnd"/>
+      <w:r>
+        <w:rPr>
+          <w:rFonts w:ascii="Aptos" w:hAnsi="Aptos"/>
+        </w:rPr>
+        <w:t xml:space="preserve"> </w:t>
+      </w:r>
+      <w:proofErr w:type="spellStart"/>
+      <w:r>
+        <w:rPr>
+          <w:rFonts w:ascii="Aptos" w:hAnsi="Aptos"/>
+        </w:rPr>
+        <w:t>cần</w:t>
+      </w:r>
+      <w:proofErr w:type="spellEnd"/>
+      <w:r>
+        <w:rPr>
+          <w:rFonts w:ascii="Aptos" w:hAnsi="Aptos"/>
+        </w:rPr>
+        <w:t>.</w:t>
       </w:r>
     </w:p>
     <w:p>
       <w:pPr>
-        <w:spacing w:after="80"/>
+        <w:rPr>
+          <w:rFonts w:ascii="Aptos" w:hAnsi="Aptos"/>
+          <w:b/>
+          <w:bCs/>
+        </w:rPr>
       </w:pPr>
-      <w:r>
-        <w:t xml:space="preserve">        US2 – Xem thứ tự đón: Là khách hàng, tôi muốn xem thứ tự đón khách và thời gian dự kiến xe đến lượt mình để chủ động chuẩn bị.</w:t>
+      <w:proofErr w:type="spellStart"/>
+      <w:r>
+        <w:rPr>
+          <w:rFonts w:ascii="Aptos" w:hAnsi="Aptos"/>
+          <w:b/>
+          <w:bCs/>
+        </w:rPr>
+        <w:t>Phần</w:t>
+      </w:r>
+      <w:proofErr w:type="spellEnd"/>
+      <w:r>
+        <w:rPr>
+          <w:rFonts w:ascii="Aptos" w:hAnsi="Aptos"/>
+          <w:b/>
+          <w:bCs/>
+        </w:rPr>
+        <w:t xml:space="preserve"> 2 - </w:t>
+      </w:r>
+      <w:proofErr w:type="spellStart"/>
+      <w:r>
+        <w:rPr>
+          <w:rFonts w:ascii="Aptos" w:hAnsi="Aptos"/>
+          <w:b/>
+          <w:bCs/>
+        </w:rPr>
+        <w:t>Sắp</w:t>
+      </w:r>
+      <w:proofErr w:type="spellEnd"/>
+      <w:r>
+        <w:rPr>
+          <w:rFonts w:ascii="Aptos" w:hAnsi="Aptos"/>
+          <w:b/>
+          <w:bCs/>
+        </w:rPr>
+        <w:t xml:space="preserve"> </w:t>
+      </w:r>
+      <w:proofErr w:type="spellStart"/>
+      <w:r>
+        <w:rPr>
+          <w:rFonts w:ascii="Aptos" w:hAnsi="Aptos"/>
+          <w:b/>
+          <w:bCs/>
+        </w:rPr>
+        <w:t>xếp</w:t>
+      </w:r>
+      <w:proofErr w:type="spellEnd"/>
+      <w:r>
+        <w:rPr>
+          <w:rFonts w:ascii="Aptos" w:hAnsi="Aptos"/>
+          <w:b/>
+          <w:bCs/>
+        </w:rPr>
+        <w:t>:</w:t>
       </w:r>
     </w:p>
     <w:p>
       <w:pPr>
-        <w:spacing w:after="80"/>
+        <w:rPr>
+          <w:rFonts w:ascii="Aptos" w:hAnsi="Aptos"/>
+        </w:rPr>
       </w:pPr>
-      <w:r>
-        <w:rPr>
-          <w:b/>
-        </w:rPr>
-        <w:t xml:space="preserve">    F2 – Cập nhật trạng thái và hỗ trợ sự cố</w:t>
+      <w:proofErr w:type="spellStart"/>
+      <w:r>
+        <w:rPr>
+          <w:rFonts w:ascii="Aptos" w:hAnsi="Aptos"/>
+        </w:rPr>
+        <w:t>Thứ</w:t>
+      </w:r>
+      <w:proofErr w:type="spellEnd"/>
+      <w:r>
+        <w:rPr>
+          <w:rFonts w:ascii="Aptos" w:hAnsi="Aptos"/>
+        </w:rPr>
+        <w:t xml:space="preserve"> </w:t>
+      </w:r>
+      <w:proofErr w:type="spellStart"/>
+      <w:r>
+        <w:rPr>
+          <w:rFonts w:ascii="Aptos" w:hAnsi="Aptos"/>
+        </w:rPr>
+        <w:t>tự</w:t>
+      </w:r>
+      <w:proofErr w:type="spellEnd"/>
+      <w:r>
+        <w:rPr>
+          <w:rFonts w:ascii="Aptos" w:hAnsi="Aptos"/>
+        </w:rPr>
+        <w:t xml:space="preserve"> </w:t>
+      </w:r>
+      <w:proofErr w:type="spellStart"/>
+      <w:r>
+        <w:rPr>
+          <w:rFonts w:ascii="Aptos" w:hAnsi="Aptos"/>
+        </w:rPr>
+        <w:t>ưu</w:t>
+      </w:r>
+      <w:proofErr w:type="spellEnd"/>
+      <w:r>
+        <w:rPr>
+          <w:rFonts w:ascii="Aptos" w:hAnsi="Aptos"/>
+        </w:rPr>
+        <w:t xml:space="preserve"> </w:t>
+      </w:r>
+      <w:proofErr w:type="spellStart"/>
+      <w:r>
+        <w:rPr>
+          <w:rFonts w:ascii="Aptos" w:hAnsi="Aptos"/>
+        </w:rPr>
+        <w:t>tiên</w:t>
+      </w:r>
+      <w:proofErr w:type="spellEnd"/>
+      <w:r>
+        <w:rPr>
+          <w:rFonts w:ascii="Aptos" w:hAnsi="Aptos"/>
+        </w:rPr>
+        <w:t>: US3 → US1 → US2 → US4.</w:t>
       </w:r>
     </w:p>
     <w:p>
       <w:pPr>
-        <w:spacing w:after="80"/>
+        <w:ind w:left="720"/>
+        <w:rPr>
+          <w:rFonts w:ascii="Aptos" w:hAnsi="Aptos"/>
+        </w:rPr>
       </w:pPr>
       <w:r>
-        <w:t xml:space="preserve">        US3 – Nhận thông báo hành trình: Là khách hàng, tôi muốn nhận thông báo khi xe sắp đến đón để không bỏ lỡ lượt đón.</w:t>
+        <w:rPr>
+          <w:rFonts w:ascii="Aptos" w:hAnsi="Aptos"/>
+        </w:rPr>
+        <w:t xml:space="preserve">US3: </w:t>
+      </w:r>
+      <w:proofErr w:type="spellStart"/>
+      <w:r>
+        <w:rPr>
+          <w:rFonts w:ascii="Aptos" w:hAnsi="Aptos"/>
+        </w:rPr>
+        <w:t>Biết</w:t>
+      </w:r>
+      <w:proofErr w:type="spellEnd"/>
+      <w:r>
+        <w:rPr>
+          <w:rFonts w:ascii="Aptos" w:hAnsi="Aptos"/>
+        </w:rPr>
+        <w:t xml:space="preserve"> </w:t>
+      </w:r>
+      <w:proofErr w:type="spellStart"/>
+      <w:r>
+        <w:rPr>
+          <w:rFonts w:ascii="Aptos" w:hAnsi="Aptos"/>
+        </w:rPr>
+        <w:t>thời</w:t>
+      </w:r>
+      <w:proofErr w:type="spellEnd"/>
+      <w:r>
+        <w:rPr>
+          <w:rFonts w:ascii="Aptos" w:hAnsi="Aptos"/>
+        </w:rPr>
+        <w:t xml:space="preserve"> </w:t>
+      </w:r>
+      <w:proofErr w:type="spellStart"/>
+      <w:r>
+        <w:rPr>
+          <w:rFonts w:ascii="Aptos" w:hAnsi="Aptos"/>
+        </w:rPr>
+        <w:t>gian</w:t>
+      </w:r>
+      <w:proofErr w:type="spellEnd"/>
+      <w:r>
+        <w:rPr>
+          <w:rFonts w:ascii="Aptos" w:hAnsi="Aptos"/>
+        </w:rPr>
+        <w:t xml:space="preserve"> </w:t>
+      </w:r>
+      <w:proofErr w:type="spellStart"/>
+      <w:r>
+        <w:rPr>
+          <w:rFonts w:ascii="Aptos" w:hAnsi="Aptos"/>
+        </w:rPr>
+        <w:t>đón</w:t>
+      </w:r>
+      <w:proofErr w:type="spellEnd"/>
+      <w:r>
+        <w:rPr>
+          <w:rFonts w:ascii="Aptos" w:hAnsi="Aptos"/>
+        </w:rPr>
+        <w:t xml:space="preserve">, </w:t>
+      </w:r>
+      <w:proofErr w:type="spellStart"/>
+      <w:r>
+        <w:rPr>
+          <w:rFonts w:ascii="Aptos" w:hAnsi="Aptos"/>
+        </w:rPr>
+        <w:t>giúp</w:t>
+      </w:r>
+      <w:proofErr w:type="spellEnd"/>
+      <w:r>
+        <w:rPr>
+          <w:rFonts w:ascii="Aptos" w:hAnsi="Aptos"/>
+        </w:rPr>
+        <w:t xml:space="preserve"> </w:t>
+      </w:r>
+      <w:proofErr w:type="spellStart"/>
+      <w:r>
+        <w:rPr>
+          <w:rFonts w:ascii="Aptos" w:hAnsi="Aptos"/>
+        </w:rPr>
+        <w:t>khách</w:t>
+      </w:r>
+      <w:proofErr w:type="spellEnd"/>
+      <w:r>
+        <w:rPr>
+          <w:rFonts w:ascii="Aptos" w:hAnsi="Aptos"/>
+        </w:rPr>
+        <w:t xml:space="preserve"> </w:t>
+      </w:r>
+      <w:proofErr w:type="spellStart"/>
+      <w:r>
+        <w:rPr>
+          <w:rFonts w:ascii="Aptos" w:hAnsi="Aptos"/>
+        </w:rPr>
+        <w:t>chủ</w:t>
+      </w:r>
+      <w:proofErr w:type="spellEnd"/>
+      <w:r>
+        <w:rPr>
+          <w:rFonts w:ascii="Aptos" w:hAnsi="Aptos"/>
+        </w:rPr>
+        <w:t xml:space="preserve"> </w:t>
+      </w:r>
+      <w:proofErr w:type="spellStart"/>
+      <w:r>
+        <w:rPr>
+          <w:rFonts w:ascii="Aptos" w:hAnsi="Aptos"/>
+        </w:rPr>
+        <w:t>động</w:t>
+      </w:r>
+      <w:proofErr w:type="spellEnd"/>
+      <w:r>
+        <w:rPr>
+          <w:rFonts w:ascii="Aptos" w:hAnsi="Aptos"/>
+        </w:rPr>
+        <w:t xml:space="preserve"> </w:t>
+      </w:r>
+      <w:proofErr w:type="spellStart"/>
+      <w:r>
+        <w:rPr>
+          <w:rFonts w:ascii="Aptos" w:hAnsi="Aptos"/>
+        </w:rPr>
+        <w:t>chờ</w:t>
+      </w:r>
+      <w:proofErr w:type="spellEnd"/>
+      <w:r>
+        <w:rPr>
+          <w:rFonts w:ascii="Aptos" w:hAnsi="Aptos"/>
+        </w:rPr>
+        <w:t xml:space="preserve"> </w:t>
+      </w:r>
+      <w:proofErr w:type="spellStart"/>
+      <w:r>
+        <w:rPr>
+          <w:rFonts w:ascii="Aptos" w:hAnsi="Aptos"/>
+        </w:rPr>
+        <w:t>xe</w:t>
+      </w:r>
+      <w:proofErr w:type="spellEnd"/>
+      <w:r>
+        <w:rPr>
+          <w:rFonts w:ascii="Aptos" w:hAnsi="Aptos"/>
+        </w:rPr>
+        <w:t>.</w:t>
       </w:r>
     </w:p>
     <w:p>
       <w:pPr>
-        <w:spacing w:after="80"/>
+        <w:ind w:left="720"/>
+        <w:rPr>
+          <w:rFonts w:ascii="Aptos" w:hAnsi="Aptos"/>
+        </w:rPr>
       </w:pPr>
       <w:r>
-        <w:t xml:space="preserve">        US4 – Xử lý sự cố chuyến đi: Là khách hàng, tôi muốn xem hướng dẫn và liên hệ hỗ trợ khi xe đến muộn hoặc chuyến đi gặp sự cố để biết cách xử lý.</w:t>
+        <w:rPr>
+          <w:rFonts w:ascii="Aptos" w:hAnsi="Aptos"/>
+        </w:rPr>
+        <w:t xml:space="preserve">US1: </w:t>
+      </w:r>
+      <w:proofErr w:type="spellStart"/>
+      <w:r>
+        <w:rPr>
+          <w:rFonts w:ascii="Aptos" w:hAnsi="Aptos"/>
+        </w:rPr>
+        <w:t>Biết</w:t>
+      </w:r>
+      <w:proofErr w:type="spellEnd"/>
+      <w:r>
+        <w:rPr>
+          <w:rFonts w:ascii="Aptos" w:hAnsi="Aptos"/>
+        </w:rPr>
+        <w:t xml:space="preserve"> </w:t>
+      </w:r>
+      <w:proofErr w:type="spellStart"/>
+      <w:r>
+        <w:rPr>
+          <w:rFonts w:ascii="Aptos" w:hAnsi="Aptos"/>
+        </w:rPr>
+        <w:t>vị</w:t>
+      </w:r>
+      <w:proofErr w:type="spellEnd"/>
+      <w:r>
+        <w:rPr>
+          <w:rFonts w:ascii="Aptos" w:hAnsi="Aptos"/>
+        </w:rPr>
+        <w:t xml:space="preserve"> </w:t>
+      </w:r>
+      <w:proofErr w:type="spellStart"/>
+      <w:r>
+        <w:rPr>
+          <w:rFonts w:ascii="Aptos" w:hAnsi="Aptos"/>
+        </w:rPr>
+        <w:t>trí</w:t>
+      </w:r>
+      <w:proofErr w:type="spellEnd"/>
+      <w:r>
+        <w:rPr>
+          <w:rFonts w:ascii="Aptos" w:hAnsi="Aptos"/>
+        </w:rPr>
+        <w:t xml:space="preserve"> </w:t>
+      </w:r>
+      <w:proofErr w:type="spellStart"/>
+      <w:r>
+        <w:rPr>
+          <w:rFonts w:ascii="Aptos" w:hAnsi="Aptos"/>
+        </w:rPr>
+        <w:t>xe</w:t>
+      </w:r>
+      <w:proofErr w:type="spellEnd"/>
+      <w:r>
+        <w:rPr>
+          <w:rFonts w:ascii="Aptos" w:hAnsi="Aptos"/>
+        </w:rPr>
+        <w:t xml:space="preserve"> </w:t>
+      </w:r>
+      <w:proofErr w:type="spellStart"/>
+      <w:r>
+        <w:rPr>
+          <w:rFonts w:ascii="Aptos" w:hAnsi="Aptos"/>
+        </w:rPr>
+        <w:t>theo</w:t>
+      </w:r>
+      <w:proofErr w:type="spellEnd"/>
+      <w:r>
+        <w:rPr>
+          <w:rFonts w:ascii="Aptos" w:hAnsi="Aptos"/>
+        </w:rPr>
+        <w:t xml:space="preserve"> </w:t>
+      </w:r>
+      <w:proofErr w:type="spellStart"/>
+      <w:r>
+        <w:rPr>
+          <w:rFonts w:ascii="Aptos" w:hAnsi="Aptos"/>
+        </w:rPr>
+        <w:t>thời</w:t>
+      </w:r>
+      <w:proofErr w:type="spellEnd"/>
+      <w:r>
+        <w:rPr>
+          <w:rFonts w:ascii="Aptos" w:hAnsi="Aptos"/>
+        </w:rPr>
+        <w:t xml:space="preserve"> </w:t>
+      </w:r>
+      <w:proofErr w:type="spellStart"/>
+      <w:r>
+        <w:rPr>
+          <w:rFonts w:ascii="Aptos" w:hAnsi="Aptos"/>
+        </w:rPr>
+        <w:t>gian</w:t>
+      </w:r>
+      <w:proofErr w:type="spellEnd"/>
+      <w:r>
+        <w:rPr>
+          <w:rFonts w:ascii="Aptos" w:hAnsi="Aptos"/>
+        </w:rPr>
+        <w:t xml:space="preserve"> </w:t>
+      </w:r>
+      <w:proofErr w:type="spellStart"/>
+      <w:r>
+        <w:rPr>
+          <w:rFonts w:ascii="Aptos" w:hAnsi="Aptos"/>
+        </w:rPr>
+        <w:t>thực</w:t>
+      </w:r>
+      <w:proofErr w:type="spellEnd"/>
+      <w:r>
+        <w:rPr>
+          <w:rFonts w:ascii="Aptos" w:hAnsi="Aptos"/>
+        </w:rPr>
+        <w:t>.</w:t>
       </w:r>
     </w:p>
     <w:p>
       <w:pPr>
-        <w:spacing w:after="80"/>
+        <w:ind w:left="720"/>
+        <w:rPr>
+          <w:rFonts w:ascii="Aptos" w:hAnsi="Aptos"/>
+        </w:rPr>
       </w:pPr>
       <w:r>
-        <w:t>Bốn User Story trên hướng đến giá trị trực tiếp cho khách hàng, có thể thảo luận, ước lượng và chia nhỏ để triển khai độc lập. Trước khi đưa vào Sprint, đội cần thống nhất tiêu chí nghiệm thu cụ thể cho từng Story để bảo đảm đáp ứng INVEST.</w:t>
+        <w:rPr>
+          <w:rFonts w:ascii="Aptos" w:hAnsi="Aptos"/>
+        </w:rPr>
+        <w:t xml:space="preserve">US2: Minh </w:t>
+      </w:r>
+      <w:proofErr w:type="spellStart"/>
+      <w:r>
+        <w:rPr>
+          <w:rFonts w:ascii="Aptos" w:hAnsi="Aptos"/>
+        </w:rPr>
+        <w:t>bạch</w:t>
+      </w:r>
+      <w:proofErr w:type="spellEnd"/>
+      <w:r>
+        <w:rPr>
+          <w:rFonts w:ascii="Aptos" w:hAnsi="Aptos"/>
+        </w:rPr>
+        <w:t xml:space="preserve"> </w:t>
+      </w:r>
+      <w:proofErr w:type="spellStart"/>
+      <w:r>
+        <w:rPr>
+          <w:rFonts w:ascii="Aptos" w:hAnsi="Aptos"/>
+        </w:rPr>
+        <w:t>thứ</w:t>
+      </w:r>
+      <w:proofErr w:type="spellEnd"/>
+      <w:r>
+        <w:rPr>
+          <w:rFonts w:ascii="Aptos" w:hAnsi="Aptos"/>
+        </w:rPr>
+        <w:t xml:space="preserve"> </w:t>
+      </w:r>
+      <w:proofErr w:type="spellStart"/>
+      <w:r>
+        <w:rPr>
+          <w:rFonts w:ascii="Aptos" w:hAnsi="Aptos"/>
+        </w:rPr>
+        <w:t>tự</w:t>
+      </w:r>
+      <w:proofErr w:type="spellEnd"/>
+      <w:r>
+        <w:rPr>
+          <w:rFonts w:ascii="Aptos" w:hAnsi="Aptos"/>
+        </w:rPr>
+        <w:t xml:space="preserve"> </w:t>
+      </w:r>
+      <w:proofErr w:type="spellStart"/>
+      <w:r>
+        <w:rPr>
+          <w:rFonts w:ascii="Aptos" w:hAnsi="Aptos"/>
+        </w:rPr>
+        <w:t>các</w:t>
+      </w:r>
+      <w:proofErr w:type="spellEnd"/>
+      <w:r>
+        <w:rPr>
+          <w:rFonts w:ascii="Aptos" w:hAnsi="Aptos"/>
+        </w:rPr>
+        <w:t xml:space="preserve"> </w:t>
+      </w:r>
+      <w:proofErr w:type="spellStart"/>
+      <w:r>
+        <w:rPr>
+          <w:rFonts w:ascii="Aptos" w:hAnsi="Aptos"/>
+        </w:rPr>
+        <w:t>điểm</w:t>
+      </w:r>
+      <w:proofErr w:type="spellEnd"/>
+      <w:r>
+        <w:rPr>
+          <w:rFonts w:ascii="Aptos" w:hAnsi="Aptos"/>
+        </w:rPr>
+        <w:t xml:space="preserve"> </w:t>
+      </w:r>
+      <w:proofErr w:type="spellStart"/>
+      <w:r>
+        <w:rPr>
+          <w:rFonts w:ascii="Aptos" w:hAnsi="Aptos"/>
+        </w:rPr>
+        <w:t>đón</w:t>
+      </w:r>
+      <w:proofErr w:type="spellEnd"/>
+      <w:r>
+        <w:rPr>
+          <w:rFonts w:ascii="Aptos" w:hAnsi="Aptos"/>
+        </w:rPr>
+        <w:t>.</w:t>
       </w:r>
     </w:p>
     <w:p>
       <w:pPr>
-        <w:spacing w:after="80"/>
+        <w:ind w:left="720"/>
+        <w:rPr>
+          <w:rFonts w:ascii="Aptos" w:hAnsi="Aptos"/>
+        </w:rPr>
       </w:pPr>
       <w:r>
         <w:rPr>
-          <w:b/>
-        </w:rPr>
-        <w:t>PHẦN 2. SẮP XẾP PRODUCT BACKLOG THEO MỨC ĐỘ ƯU TIÊN</w:t>
+          <w:rFonts w:ascii="Aptos" w:hAnsi="Aptos"/>
+        </w:rPr>
+        <w:t xml:space="preserve">US4: </w:t>
+      </w:r>
+      <w:proofErr w:type="spellStart"/>
+      <w:r>
+        <w:rPr>
+          <w:rFonts w:ascii="Aptos" w:hAnsi="Aptos"/>
+        </w:rPr>
+        <w:t>Hỗ</w:t>
+      </w:r>
+      <w:proofErr w:type="spellEnd"/>
+      <w:r>
+        <w:rPr>
+          <w:rFonts w:ascii="Aptos" w:hAnsi="Aptos"/>
+        </w:rPr>
+        <w:t xml:space="preserve"> </w:t>
+      </w:r>
+      <w:proofErr w:type="spellStart"/>
+      <w:r>
+        <w:rPr>
+          <w:rFonts w:ascii="Aptos" w:hAnsi="Aptos"/>
+        </w:rPr>
+        <w:t>trợ</w:t>
+      </w:r>
+      <w:proofErr w:type="spellEnd"/>
+      <w:r>
+        <w:rPr>
+          <w:rFonts w:ascii="Aptos" w:hAnsi="Aptos"/>
+        </w:rPr>
+        <w:t xml:space="preserve"> </w:t>
+      </w:r>
+      <w:proofErr w:type="spellStart"/>
+      <w:r>
+        <w:rPr>
+          <w:rFonts w:ascii="Aptos" w:hAnsi="Aptos"/>
+        </w:rPr>
+        <w:t>khách</w:t>
+      </w:r>
+      <w:proofErr w:type="spellEnd"/>
+      <w:r>
+        <w:rPr>
+          <w:rFonts w:ascii="Aptos" w:hAnsi="Aptos"/>
+        </w:rPr>
+        <w:t xml:space="preserve"> </w:t>
+      </w:r>
+      <w:proofErr w:type="spellStart"/>
+      <w:r>
+        <w:rPr>
+          <w:rFonts w:ascii="Aptos" w:hAnsi="Aptos"/>
+        </w:rPr>
+        <w:t>xử</w:t>
+      </w:r>
+      <w:proofErr w:type="spellEnd"/>
+      <w:r>
+        <w:rPr>
+          <w:rFonts w:ascii="Aptos" w:hAnsi="Aptos"/>
+        </w:rPr>
+        <w:t xml:space="preserve"> </w:t>
+      </w:r>
+      <w:proofErr w:type="spellStart"/>
+      <w:r>
+        <w:rPr>
+          <w:rFonts w:ascii="Aptos" w:hAnsi="Aptos"/>
+        </w:rPr>
+        <w:t>lý</w:t>
+      </w:r>
+      <w:proofErr w:type="spellEnd"/>
+      <w:r>
+        <w:rPr>
+          <w:rFonts w:ascii="Aptos" w:hAnsi="Aptos"/>
+        </w:rPr>
+        <w:t xml:space="preserve"> </w:t>
+      </w:r>
+      <w:proofErr w:type="spellStart"/>
+      <w:r>
+        <w:rPr>
+          <w:rFonts w:ascii="Aptos" w:hAnsi="Aptos"/>
+        </w:rPr>
+        <w:t>khi</w:t>
+      </w:r>
+      <w:proofErr w:type="spellEnd"/>
+      <w:r>
+        <w:rPr>
+          <w:rFonts w:ascii="Aptos" w:hAnsi="Aptos"/>
+        </w:rPr>
+        <w:t xml:space="preserve"> </w:t>
+      </w:r>
+      <w:proofErr w:type="spellStart"/>
+      <w:r>
+        <w:rPr>
+          <w:rFonts w:ascii="Aptos" w:hAnsi="Aptos"/>
+        </w:rPr>
+        <w:t>có</w:t>
+      </w:r>
+      <w:proofErr w:type="spellEnd"/>
+      <w:r>
+        <w:rPr>
+          <w:rFonts w:ascii="Aptos" w:hAnsi="Aptos"/>
+        </w:rPr>
+        <w:t xml:space="preserve"> </w:t>
+      </w:r>
+      <w:proofErr w:type="spellStart"/>
+      <w:r>
+        <w:rPr>
+          <w:rFonts w:ascii="Aptos" w:hAnsi="Aptos"/>
+        </w:rPr>
+        <w:t>sự</w:t>
+      </w:r>
+      <w:proofErr w:type="spellEnd"/>
+      <w:r>
+        <w:rPr>
+          <w:rFonts w:ascii="Aptos" w:hAnsi="Aptos"/>
+        </w:rPr>
+        <w:t xml:space="preserve"> </w:t>
+      </w:r>
+      <w:proofErr w:type="spellStart"/>
+      <w:r>
+        <w:rPr>
+          <w:rFonts w:ascii="Aptos" w:hAnsi="Aptos"/>
+        </w:rPr>
+        <w:t>cố</w:t>
+      </w:r>
+      <w:proofErr w:type="spellEnd"/>
+      <w:r>
+        <w:rPr>
+          <w:rFonts w:ascii="Aptos" w:hAnsi="Aptos"/>
+        </w:rPr>
+        <w:t>.</w:t>
       </w:r>
     </w:p>
     <w:p>
       <w:pPr>
-        <w:spacing w:after="80"/>
+        <w:rPr>
+          <w:rFonts w:ascii="Aptos" w:hAnsi="Aptos"/>
+        </w:rPr>
       </w:pPr>
       <w:r>
         <w:rPr>
-          <w:b/>
-        </w:rPr>
-        <w:t>2.1. Thứ tự ưu tiên</w:t>
-      </w:r>
+          <w:rFonts w:ascii="Aptos" w:hAnsi="Aptos"/>
+        </w:rPr>
+        <w:t xml:space="preserve">Story </w:t>
+      </w:r>
+      <w:proofErr w:type="spellStart"/>
+      <w:r>
+        <w:rPr>
+          <w:rFonts w:ascii="Aptos" w:hAnsi="Aptos"/>
+        </w:rPr>
+        <w:t>cần</w:t>
+      </w:r>
+      <w:proofErr w:type="spellEnd"/>
+      <w:r>
+        <w:rPr>
+          <w:rFonts w:ascii="Aptos" w:hAnsi="Aptos"/>
+        </w:rPr>
+        <w:t xml:space="preserve"> chi </w:t>
+      </w:r>
+      <w:proofErr w:type="spellStart"/>
+      <w:r>
+        <w:rPr>
+          <w:rFonts w:ascii="Aptos" w:hAnsi="Aptos"/>
+        </w:rPr>
+        <w:t>tiết</w:t>
+      </w:r>
+      <w:proofErr w:type="spellEnd"/>
+      <w:r>
+        <w:rPr>
+          <w:rFonts w:ascii="Aptos" w:hAnsi="Aptos"/>
+        </w:rPr>
+        <w:t xml:space="preserve"> </w:t>
+      </w:r>
+      <w:proofErr w:type="spellStart"/>
+      <w:r>
+        <w:rPr>
+          <w:rFonts w:ascii="Aptos" w:hAnsi="Aptos"/>
+        </w:rPr>
+        <w:t>nhất</w:t>
+      </w:r>
+      <w:proofErr w:type="spellEnd"/>
+      <w:r>
+        <w:rPr>
+          <w:rFonts w:ascii="Aptos" w:hAnsi="Aptos"/>
+        </w:rPr>
+        <w:t xml:space="preserve">: US3, </w:t>
+      </w:r>
+      <w:proofErr w:type="spellStart"/>
+      <w:r>
+        <w:rPr>
+          <w:rFonts w:ascii="Aptos" w:hAnsi="Aptos"/>
+        </w:rPr>
+        <w:t>vì</w:t>
+      </w:r>
+      <w:proofErr w:type="spellEnd"/>
+      <w:r>
+        <w:rPr>
+          <w:rFonts w:ascii="Aptos" w:hAnsi="Aptos"/>
+        </w:rPr>
+        <w:t xml:space="preserve"> </w:t>
+      </w:r>
+      <w:proofErr w:type="spellStart"/>
+      <w:r>
+        <w:rPr>
+          <w:rFonts w:ascii="Aptos" w:hAnsi="Aptos"/>
+        </w:rPr>
+        <w:t>cần</w:t>
+      </w:r>
+      <w:proofErr w:type="spellEnd"/>
+      <w:r>
+        <w:rPr>
+          <w:rFonts w:ascii="Aptos" w:hAnsi="Aptos"/>
+        </w:rPr>
+        <w:t xml:space="preserve"> </w:t>
+      </w:r>
+      <w:proofErr w:type="spellStart"/>
+      <w:r>
+        <w:rPr>
+          <w:rFonts w:ascii="Aptos" w:hAnsi="Aptos"/>
+        </w:rPr>
+        <w:t>làm</w:t>
+      </w:r>
+      <w:proofErr w:type="spellEnd"/>
+      <w:r>
+        <w:rPr>
+          <w:rFonts w:ascii="Aptos" w:hAnsi="Aptos"/>
+        </w:rPr>
+        <w:t xml:space="preserve"> </w:t>
+      </w:r>
+      <w:proofErr w:type="spellStart"/>
+      <w:r>
+        <w:rPr>
+          <w:rFonts w:ascii="Aptos" w:hAnsi="Aptos"/>
+        </w:rPr>
+        <w:t>rõ</w:t>
+      </w:r>
+      <w:proofErr w:type="spellEnd"/>
+      <w:r>
+        <w:rPr>
+          <w:rFonts w:ascii="Aptos" w:hAnsi="Aptos"/>
+        </w:rPr>
+        <w:t xml:space="preserve"> </w:t>
+      </w:r>
+      <w:proofErr w:type="spellStart"/>
+      <w:r>
+        <w:rPr>
+          <w:rFonts w:ascii="Aptos" w:hAnsi="Aptos"/>
+        </w:rPr>
+        <w:t>cách</w:t>
+      </w:r>
+      <w:proofErr w:type="spellEnd"/>
+      <w:r>
+        <w:rPr>
+          <w:rFonts w:ascii="Aptos" w:hAnsi="Aptos"/>
+        </w:rPr>
+        <w:t xml:space="preserve"> </w:t>
+      </w:r>
+      <w:proofErr w:type="spellStart"/>
+      <w:r>
+        <w:rPr>
+          <w:rFonts w:ascii="Aptos" w:hAnsi="Aptos"/>
+        </w:rPr>
+        <w:t>tính</w:t>
+      </w:r>
+      <w:proofErr w:type="spellEnd"/>
+      <w:r>
+        <w:rPr>
+          <w:rFonts w:ascii="Aptos" w:hAnsi="Aptos"/>
+        </w:rPr>
+        <w:t xml:space="preserve"> ETA, </w:t>
+      </w:r>
+      <w:proofErr w:type="spellStart"/>
+      <w:r>
+        <w:rPr>
+          <w:rFonts w:ascii="Aptos" w:hAnsi="Aptos"/>
+        </w:rPr>
+        <w:t>tần</w:t>
+      </w:r>
+      <w:proofErr w:type="spellEnd"/>
+      <w:r>
+        <w:rPr>
+          <w:rFonts w:ascii="Aptos" w:hAnsi="Aptos"/>
+        </w:rPr>
+        <w:t xml:space="preserve"> </w:t>
+      </w:r>
+      <w:proofErr w:type="spellStart"/>
+      <w:r>
+        <w:rPr>
+          <w:rFonts w:ascii="Aptos" w:hAnsi="Aptos"/>
+        </w:rPr>
+        <w:t>suất</w:t>
+      </w:r>
+      <w:proofErr w:type="spellEnd"/>
+      <w:r>
+        <w:rPr>
+          <w:rFonts w:ascii="Aptos" w:hAnsi="Aptos"/>
+        </w:rPr>
+        <w:t xml:space="preserve"> </w:t>
+      </w:r>
+      <w:proofErr w:type="spellStart"/>
+      <w:r>
+        <w:rPr>
+          <w:rFonts w:ascii="Aptos" w:hAnsi="Aptos"/>
+        </w:rPr>
+        <w:t>cập</w:t>
+      </w:r>
+      <w:proofErr w:type="spellEnd"/>
+      <w:r>
+        <w:rPr>
+          <w:rFonts w:ascii="Aptos" w:hAnsi="Aptos"/>
+        </w:rPr>
+        <w:t xml:space="preserve"> </w:t>
+      </w:r>
+      <w:proofErr w:type="spellStart"/>
+      <w:r>
+        <w:rPr>
+          <w:rFonts w:ascii="Aptos" w:hAnsi="Aptos"/>
+        </w:rPr>
+        <w:t>nhật</w:t>
+      </w:r>
+      <w:proofErr w:type="spellEnd"/>
+      <w:r>
+        <w:rPr>
+          <w:rFonts w:ascii="Aptos" w:hAnsi="Aptos"/>
+        </w:rPr>
+        <w:t xml:space="preserve">, </w:t>
+      </w:r>
+      <w:proofErr w:type="spellStart"/>
+      <w:r>
+        <w:rPr>
+          <w:rFonts w:ascii="Aptos" w:hAnsi="Aptos"/>
+        </w:rPr>
+        <w:t>sai</w:t>
+      </w:r>
+      <w:proofErr w:type="spellEnd"/>
+      <w:r>
+        <w:rPr>
+          <w:rFonts w:ascii="Aptos" w:hAnsi="Aptos"/>
+        </w:rPr>
+        <w:t xml:space="preserve"> </w:t>
+      </w:r>
+      <w:proofErr w:type="spellStart"/>
+      <w:r>
+        <w:rPr>
+          <w:rFonts w:ascii="Aptos" w:hAnsi="Aptos"/>
+        </w:rPr>
+        <w:t>số</w:t>
+      </w:r>
+      <w:proofErr w:type="spellEnd"/>
+      <w:r>
+        <w:rPr>
+          <w:rFonts w:ascii="Aptos" w:hAnsi="Aptos"/>
+        </w:rPr>
+        <w:t xml:space="preserve"> </w:t>
+      </w:r>
+      <w:proofErr w:type="spellStart"/>
+      <w:r>
+        <w:rPr>
+          <w:rFonts w:ascii="Aptos" w:hAnsi="Aptos"/>
+        </w:rPr>
+        <w:t>cho</w:t>
+      </w:r>
+      <w:proofErr w:type="spellEnd"/>
+      <w:r>
+        <w:rPr>
+          <w:rFonts w:ascii="Aptos" w:hAnsi="Aptos"/>
+        </w:rPr>
+        <w:t xml:space="preserve"> </w:t>
+      </w:r>
+      <w:proofErr w:type="spellStart"/>
+      <w:r>
+        <w:rPr>
+          <w:rFonts w:ascii="Aptos" w:hAnsi="Aptos"/>
+        </w:rPr>
+        <w:t>phép</w:t>
+      </w:r>
+      <w:proofErr w:type="spellEnd"/>
+      <w:r>
+        <w:rPr>
+          <w:rFonts w:ascii="Aptos" w:hAnsi="Aptos"/>
+        </w:rPr>
+        <w:t xml:space="preserve"> </w:t>
+      </w:r>
+      <w:proofErr w:type="spellStart"/>
+      <w:r>
+        <w:rPr>
+          <w:rFonts w:ascii="Aptos" w:hAnsi="Aptos"/>
+        </w:rPr>
+        <w:t>và</w:t>
+      </w:r>
+      <w:proofErr w:type="spellEnd"/>
+      <w:r>
+        <w:rPr>
+          <w:rFonts w:ascii="Aptos" w:hAnsi="Aptos"/>
+        </w:rPr>
+        <w:t xml:space="preserve"> </w:t>
+      </w:r>
+      <w:proofErr w:type="spellStart"/>
+      <w:r>
+        <w:rPr>
+          <w:rFonts w:ascii="Aptos" w:hAnsi="Aptos"/>
+        </w:rPr>
+        <w:t>trường</w:t>
+      </w:r>
+      <w:proofErr w:type="spellEnd"/>
+      <w:r>
+        <w:rPr>
+          <w:rFonts w:ascii="Aptos" w:hAnsi="Aptos"/>
+        </w:rPr>
+        <w:t xml:space="preserve"> </w:t>
+      </w:r>
+      <w:proofErr w:type="spellStart"/>
+      <w:r>
+        <w:rPr>
+          <w:rFonts w:ascii="Aptos" w:hAnsi="Aptos"/>
+        </w:rPr>
+        <w:t>hợp</w:t>
+      </w:r>
+      <w:proofErr w:type="spellEnd"/>
+      <w:r>
+        <w:rPr>
+          <w:rFonts w:ascii="Aptos" w:hAnsi="Aptos"/>
+        </w:rPr>
+        <w:t xml:space="preserve"> </w:t>
+      </w:r>
+      <w:proofErr w:type="spellStart"/>
+      <w:r>
+        <w:rPr>
+          <w:rFonts w:ascii="Aptos" w:hAnsi="Aptos"/>
+        </w:rPr>
+        <w:t>mất</w:t>
+      </w:r>
+      <w:proofErr w:type="spellEnd"/>
+      <w:r>
+        <w:rPr>
+          <w:rFonts w:ascii="Aptos" w:hAnsi="Aptos"/>
+        </w:rPr>
+        <w:t xml:space="preserve"> </w:t>
+      </w:r>
+      <w:proofErr w:type="spellStart"/>
+      <w:r>
+        <w:rPr>
+          <w:rFonts w:ascii="Aptos" w:hAnsi="Aptos"/>
+        </w:rPr>
+        <w:t>dữ</w:t>
+      </w:r>
+      <w:proofErr w:type="spellEnd"/>
+      <w:r>
+        <w:rPr>
+          <w:rFonts w:ascii="Aptos" w:hAnsi="Aptos"/>
+        </w:rPr>
+        <w:t xml:space="preserve"> </w:t>
+      </w:r>
+      <w:proofErr w:type="spellStart"/>
+      <w:r>
+        <w:rPr>
+          <w:rFonts w:ascii="Aptos" w:hAnsi="Aptos"/>
+        </w:rPr>
+        <w:t>liệu</w:t>
+      </w:r>
+      <w:proofErr w:type="spellEnd"/>
+      <w:r>
+        <w:rPr>
+          <w:rFonts w:ascii="Aptos" w:hAnsi="Aptos"/>
+        </w:rPr>
+        <w:t xml:space="preserve"> </w:t>
+      </w:r>
+      <w:proofErr w:type="spellStart"/>
+      <w:r>
+        <w:rPr>
+          <w:rFonts w:ascii="Aptos" w:hAnsi="Aptos"/>
+        </w:rPr>
+        <w:t>vị</w:t>
+      </w:r>
+      <w:proofErr w:type="spellEnd"/>
+      <w:r>
+        <w:rPr>
+          <w:rFonts w:ascii="Aptos" w:hAnsi="Aptos"/>
+        </w:rPr>
+        <w:t xml:space="preserve"> </w:t>
+      </w:r>
+      <w:proofErr w:type="spellStart"/>
+      <w:r>
+        <w:rPr>
+          <w:rFonts w:ascii="Aptos" w:hAnsi="Aptos"/>
+        </w:rPr>
+        <w:t>trí</w:t>
+      </w:r>
+      <w:proofErr w:type="spellEnd"/>
+      <w:r>
+        <w:rPr>
+          <w:rFonts w:ascii="Aptos" w:hAnsi="Aptos"/>
+        </w:rPr>
+        <w:t xml:space="preserve">. Theo D.E.E.P., Product Backlog </w:t>
+      </w:r>
+      <w:proofErr w:type="spellStart"/>
+      <w:r>
+        <w:rPr>
+          <w:rFonts w:ascii="Aptos" w:hAnsi="Aptos"/>
+        </w:rPr>
+        <w:t>cần</w:t>
+      </w:r>
+      <w:proofErr w:type="spellEnd"/>
+      <w:r>
+        <w:rPr>
+          <w:rFonts w:ascii="Aptos" w:hAnsi="Aptos"/>
+        </w:rPr>
+        <w:t xml:space="preserve"> </w:t>
+      </w:r>
+      <w:proofErr w:type="spellStart"/>
+      <w:r>
+        <w:rPr>
+          <w:rFonts w:ascii="Aptos" w:hAnsi="Aptos"/>
+        </w:rPr>
+        <w:t>được</w:t>
+      </w:r>
+      <w:proofErr w:type="spellEnd"/>
+      <w:r>
+        <w:rPr>
+          <w:rFonts w:ascii="Aptos" w:hAnsi="Aptos"/>
+        </w:rPr>
+        <w:t xml:space="preserve"> Detailed appropriately (chi </w:t>
+      </w:r>
+      <w:proofErr w:type="spellStart"/>
+      <w:r>
+        <w:rPr>
+          <w:rFonts w:ascii="Aptos" w:hAnsi="Aptos"/>
+        </w:rPr>
+        <w:t>tiết</w:t>
+      </w:r>
+      <w:proofErr w:type="spellEnd"/>
+      <w:r>
+        <w:rPr>
+          <w:rFonts w:ascii="Aptos" w:hAnsi="Aptos"/>
+        </w:rPr>
+        <w:t xml:space="preserve"> </w:t>
+      </w:r>
+      <w:proofErr w:type="spellStart"/>
+      <w:r>
+        <w:rPr>
+          <w:rFonts w:ascii="Aptos" w:hAnsi="Aptos"/>
+        </w:rPr>
+        <w:t>phù</w:t>
+      </w:r>
+      <w:proofErr w:type="spellEnd"/>
+      <w:r>
+        <w:rPr>
+          <w:rFonts w:ascii="Aptos" w:hAnsi="Aptos"/>
+        </w:rPr>
+        <w:t xml:space="preserve"> </w:t>
+      </w:r>
+      <w:proofErr w:type="spellStart"/>
+      <w:r>
+        <w:rPr>
+          <w:rFonts w:ascii="Aptos" w:hAnsi="Aptos"/>
+        </w:rPr>
+        <w:t>hợp</w:t>
+      </w:r>
+      <w:proofErr w:type="spellEnd"/>
+      <w:r>
+        <w:rPr>
+          <w:rFonts w:ascii="Aptos" w:hAnsi="Aptos"/>
+        </w:rPr>
+        <w:t xml:space="preserve">): Story </w:t>
+      </w:r>
+      <w:proofErr w:type="spellStart"/>
+      <w:r>
+        <w:rPr>
+          <w:rFonts w:ascii="Aptos" w:hAnsi="Aptos"/>
+        </w:rPr>
+        <w:t>ưu</w:t>
+      </w:r>
+      <w:proofErr w:type="spellEnd"/>
+      <w:r>
+        <w:rPr>
+          <w:rFonts w:ascii="Aptos" w:hAnsi="Aptos"/>
+        </w:rPr>
+        <w:t xml:space="preserve"> </w:t>
+      </w:r>
+      <w:proofErr w:type="spellStart"/>
+      <w:r>
+        <w:rPr>
+          <w:rFonts w:ascii="Aptos" w:hAnsi="Aptos"/>
+        </w:rPr>
+        <w:t>tiên</w:t>
+      </w:r>
+      <w:proofErr w:type="spellEnd"/>
+      <w:r>
+        <w:rPr>
+          <w:rFonts w:ascii="Aptos" w:hAnsi="Aptos"/>
+        </w:rPr>
+        <w:t xml:space="preserve"> </w:t>
+      </w:r>
+      <w:proofErr w:type="spellStart"/>
+      <w:r>
+        <w:rPr>
+          <w:rFonts w:ascii="Aptos" w:hAnsi="Aptos"/>
+        </w:rPr>
+        <w:t>cao</w:t>
+      </w:r>
+      <w:proofErr w:type="spellEnd"/>
+      <w:r>
+        <w:rPr>
+          <w:rFonts w:ascii="Aptos" w:hAnsi="Aptos"/>
+        </w:rPr>
+        <w:t xml:space="preserve"> </w:t>
+      </w:r>
+      <w:proofErr w:type="spellStart"/>
+      <w:r>
+        <w:rPr>
+          <w:rFonts w:ascii="Aptos" w:hAnsi="Aptos"/>
+        </w:rPr>
+        <w:t>cần</w:t>
+      </w:r>
+      <w:proofErr w:type="spellEnd"/>
+      <w:r>
+        <w:rPr>
+          <w:rFonts w:ascii="Aptos" w:hAnsi="Aptos"/>
+        </w:rPr>
+        <w:t xml:space="preserve"> </w:t>
+      </w:r>
+      <w:proofErr w:type="spellStart"/>
+      <w:r>
+        <w:rPr>
+          <w:rFonts w:ascii="Aptos" w:hAnsi="Aptos"/>
+        </w:rPr>
+        <w:t>rõ</w:t>
+      </w:r>
+      <w:proofErr w:type="spellEnd"/>
+      <w:r>
+        <w:rPr>
+          <w:rFonts w:ascii="Aptos" w:hAnsi="Aptos"/>
+        </w:rPr>
+        <w:t xml:space="preserve"> </w:t>
+      </w:r>
+      <w:proofErr w:type="spellStart"/>
+      <w:r>
+        <w:rPr>
+          <w:rFonts w:ascii="Aptos" w:hAnsi="Aptos"/>
+        </w:rPr>
+        <w:t>hơn</w:t>
+      </w:r>
+      <w:proofErr w:type="spellEnd"/>
+      <w:r>
+        <w:rPr>
+          <w:rFonts w:ascii="Aptos" w:hAnsi="Aptos"/>
+        </w:rPr>
+        <w:t xml:space="preserve"> Story </w:t>
+      </w:r>
+      <w:proofErr w:type="spellStart"/>
+      <w:r>
+        <w:rPr>
+          <w:rFonts w:ascii="Aptos" w:hAnsi="Aptos"/>
+        </w:rPr>
+        <w:t>ưu</w:t>
+      </w:r>
+      <w:proofErr w:type="spellEnd"/>
+      <w:r>
+        <w:rPr>
+          <w:rFonts w:ascii="Aptos" w:hAnsi="Aptos"/>
+        </w:rPr>
+        <w:t xml:space="preserve"> </w:t>
+      </w:r>
+      <w:proofErr w:type="spellStart"/>
+      <w:r>
+        <w:rPr>
+          <w:rFonts w:ascii="Aptos" w:hAnsi="Aptos"/>
+        </w:rPr>
+        <w:t>tiên</w:t>
+      </w:r>
+      <w:proofErr w:type="spellEnd"/>
+      <w:r>
+        <w:rPr>
+          <w:rFonts w:ascii="Aptos" w:hAnsi="Aptos"/>
+        </w:rPr>
+        <w:t xml:space="preserve"> </w:t>
+      </w:r>
+      <w:proofErr w:type="spellStart"/>
+      <w:r>
+        <w:rPr>
+          <w:rFonts w:ascii="Aptos" w:hAnsi="Aptos"/>
+        </w:rPr>
+        <w:t>thấp</w:t>
+      </w:r>
+      <w:proofErr w:type="spellEnd"/>
     </w:p>
     <w:p>
       <w:pPr>
-        <w:spacing w:after="80"/>
+        <w:rPr>
+          <w:rFonts w:ascii="Aptos" w:hAnsi="Aptos"/>
+          <w:b/>
+          <w:bCs/>
+        </w:rPr>
       </w:pPr>
-      <w:r>
-        <w:rPr>
+      <w:proofErr w:type="spellStart"/>
+      <w:r>
+        <w:rPr>
+          <w:rFonts w:ascii="Aptos" w:hAnsi="Aptos"/>
           <w:b/>
-        </w:rPr>
-        <w:t>1. US2 – Xem thứ tự đón và thời gian dự kiến xe đến lượt mình.</w:t>
+          <w:bCs/>
+        </w:rPr>
+        <w:t>Phần</w:t>
+      </w:r>
+      <w:proofErr w:type="spellEnd"/>
+      <w:r>
+        <w:rPr>
+          <w:rFonts w:ascii="Aptos" w:hAnsi="Aptos"/>
+          <w:b/>
+          <w:bCs/>
+        </w:rPr>
+        <w:t xml:space="preserve"> 3 - </w:t>
+      </w:r>
+      <w:proofErr w:type="spellStart"/>
+      <w:r>
+        <w:rPr>
+          <w:rFonts w:ascii="Aptos" w:hAnsi="Aptos"/>
+          <w:b/>
+          <w:bCs/>
+        </w:rPr>
+        <w:t>Xử</w:t>
+      </w:r>
+      <w:proofErr w:type="spellEnd"/>
+      <w:r>
+        <w:rPr>
+          <w:rFonts w:ascii="Aptos" w:hAnsi="Aptos"/>
+          <w:b/>
+          <w:bCs/>
+        </w:rPr>
+        <w:t xml:space="preserve"> </w:t>
+      </w:r>
+      <w:proofErr w:type="spellStart"/>
+      <w:r>
+        <w:rPr>
+          <w:rFonts w:ascii="Aptos" w:hAnsi="Aptos"/>
+          <w:b/>
+          <w:bCs/>
+        </w:rPr>
+        <w:t>lý</w:t>
+      </w:r>
+      <w:proofErr w:type="spellEnd"/>
+      <w:r>
+        <w:rPr>
+          <w:rFonts w:ascii="Aptos" w:hAnsi="Aptos"/>
+          <w:b/>
+          <w:bCs/>
+        </w:rPr>
+        <w:t xml:space="preserve"> </w:t>
+      </w:r>
+      <w:proofErr w:type="spellStart"/>
+      <w:r>
+        <w:rPr>
+          <w:rFonts w:ascii="Aptos" w:hAnsi="Aptos"/>
+          <w:b/>
+          <w:bCs/>
+        </w:rPr>
+        <w:t>tình</w:t>
+      </w:r>
+      <w:proofErr w:type="spellEnd"/>
+      <w:r>
+        <w:rPr>
+          <w:rFonts w:ascii="Aptos" w:hAnsi="Aptos"/>
+          <w:b/>
+          <w:bCs/>
+        </w:rPr>
+        <w:t xml:space="preserve"> </w:t>
+      </w:r>
+      <w:proofErr w:type="spellStart"/>
+      <w:r>
+        <w:rPr>
+          <w:rFonts w:ascii="Aptos" w:hAnsi="Aptos"/>
+          <w:b/>
+          <w:bCs/>
+        </w:rPr>
+        <w:t>huống</w:t>
+      </w:r>
+      <w:proofErr w:type="spellEnd"/>
+      <w:r>
+        <w:rPr>
+          <w:rFonts w:ascii="Aptos" w:hAnsi="Aptos"/>
+          <w:b/>
+          <w:bCs/>
+        </w:rPr>
+        <w:t>:</w:t>
       </w:r>
     </w:p>
     <w:p>
       <w:pPr>
-        <w:spacing w:after="80"/>
+        <w:rPr>
+          <w:rFonts w:ascii="Aptos" w:hAnsi="Aptos"/>
+        </w:rPr>
       </w:pPr>
       <w:r>
-        <w:t xml:space="preserve">   Giá trị: Giải quyết trực tiếp vấn đề lớn nhất của khách đi xe ghép; khách biết khi nào đến lượt mình.</w:t>
-      </w:r>
+        <w:rPr>
+          <w:rFonts w:ascii="Aptos" w:hAnsi="Aptos"/>
+        </w:rPr>
+        <w:t xml:space="preserve">1. Burndown Chart </w:t>
+      </w:r>
+      <w:proofErr w:type="spellStart"/>
+      <w:r>
+        <w:rPr>
+          <w:rFonts w:ascii="Aptos" w:hAnsi="Aptos"/>
+        </w:rPr>
+        <w:t>đi</w:t>
+      </w:r>
+      <w:proofErr w:type="spellEnd"/>
+      <w:r>
+        <w:rPr>
+          <w:rFonts w:ascii="Aptos" w:hAnsi="Aptos"/>
+        </w:rPr>
+        <w:t xml:space="preserve"> </w:t>
+      </w:r>
+      <w:proofErr w:type="spellStart"/>
+      <w:r>
+        <w:rPr>
+          <w:rFonts w:ascii="Aptos" w:hAnsi="Aptos"/>
+        </w:rPr>
+        <w:t>ngang</w:t>
+      </w:r>
+      <w:proofErr w:type="spellEnd"/>
+      <w:r>
+        <w:rPr>
+          <w:rFonts w:ascii="Aptos" w:hAnsi="Aptos"/>
+        </w:rPr>
+        <w:t xml:space="preserve"> 3 </w:t>
+      </w:r>
+      <w:proofErr w:type="spellStart"/>
+      <w:r>
+        <w:rPr>
+          <w:rFonts w:ascii="Aptos" w:hAnsi="Aptos"/>
+        </w:rPr>
+        <w:t>ngày</w:t>
+      </w:r>
+      <w:proofErr w:type="spellEnd"/>
     </w:p>
     <w:p>
       <w:pPr>
-        <w:spacing w:after="80"/>
+        <w:ind w:left="720"/>
+        <w:rPr>
+          <w:rFonts w:ascii="Aptos" w:hAnsi="Aptos"/>
+        </w:rPr>
       </w:pPr>
-      <w:r>
-        <w:rPr>
-          <w:b/>
-        </w:rPr>
-        <w:t>2. US1 – Xem vị trí xe trên bản đồ.</w:t>
+      <w:proofErr w:type="spellStart"/>
+      <w:r>
+        <w:rPr>
+          <w:rFonts w:ascii="Aptos" w:hAnsi="Aptos"/>
+        </w:rPr>
+        <w:t>Người</w:t>
+      </w:r>
+      <w:proofErr w:type="spellEnd"/>
+      <w:r>
+        <w:rPr>
+          <w:rFonts w:ascii="Aptos" w:hAnsi="Aptos"/>
+        </w:rPr>
+        <w:t xml:space="preserve"> </w:t>
+      </w:r>
+      <w:proofErr w:type="spellStart"/>
+      <w:r>
+        <w:rPr>
+          <w:rFonts w:ascii="Aptos" w:hAnsi="Aptos"/>
+        </w:rPr>
+        <w:t>xử</w:t>
+      </w:r>
+      <w:proofErr w:type="spellEnd"/>
+      <w:r>
+        <w:rPr>
+          <w:rFonts w:ascii="Aptos" w:hAnsi="Aptos"/>
+        </w:rPr>
+        <w:t xml:space="preserve"> </w:t>
+      </w:r>
+      <w:proofErr w:type="spellStart"/>
+      <w:r>
+        <w:rPr>
+          <w:rFonts w:ascii="Aptos" w:hAnsi="Aptos"/>
+        </w:rPr>
+        <w:t>lý</w:t>
+      </w:r>
+      <w:proofErr w:type="spellEnd"/>
+      <w:r>
+        <w:rPr>
+          <w:rFonts w:ascii="Aptos" w:hAnsi="Aptos"/>
+        </w:rPr>
+        <w:t xml:space="preserve">: Scrum Master </w:t>
+      </w:r>
+      <w:proofErr w:type="spellStart"/>
+      <w:r>
+        <w:rPr>
+          <w:rFonts w:ascii="Aptos" w:hAnsi="Aptos"/>
+        </w:rPr>
+        <w:t>phối</w:t>
+      </w:r>
+      <w:proofErr w:type="spellEnd"/>
+      <w:r>
+        <w:rPr>
+          <w:rFonts w:ascii="Aptos" w:hAnsi="Aptos"/>
+        </w:rPr>
+        <w:t xml:space="preserve"> </w:t>
+      </w:r>
+      <w:proofErr w:type="spellStart"/>
+      <w:r>
+        <w:rPr>
+          <w:rFonts w:ascii="Aptos" w:hAnsi="Aptos"/>
+        </w:rPr>
+        <w:t>hợp</w:t>
+      </w:r>
+      <w:proofErr w:type="spellEnd"/>
+      <w:r>
+        <w:rPr>
+          <w:rFonts w:ascii="Aptos" w:hAnsi="Aptos"/>
+        </w:rPr>
+        <w:t xml:space="preserve"> Developers.</w:t>
       </w:r>
     </w:p>
     <w:p>
       <w:pPr>
-        <w:spacing w:after="80"/>
+        <w:ind w:left="720"/>
+        <w:rPr>
+          <w:rFonts w:ascii="Aptos" w:hAnsi="Aptos"/>
+        </w:rPr>
       </w:pPr>
-      <w:r>
-        <w:t xml:space="preserve">   Giá trị: Giúp khách biết xe đang ở đâu, tăng tính minh bạch và chủ động chờ đón.</w:t>
+      <w:proofErr w:type="spellStart"/>
+      <w:r>
+        <w:rPr>
+          <w:rFonts w:ascii="Aptos" w:hAnsi="Aptos"/>
+        </w:rPr>
+        <w:t>Dấu</w:t>
+      </w:r>
+      <w:proofErr w:type="spellEnd"/>
+      <w:r>
+        <w:rPr>
+          <w:rFonts w:ascii="Aptos" w:hAnsi="Aptos"/>
+        </w:rPr>
+        <w:t xml:space="preserve"> </w:t>
+      </w:r>
+      <w:proofErr w:type="spellStart"/>
+      <w:r>
+        <w:rPr>
+          <w:rFonts w:ascii="Aptos" w:hAnsi="Aptos"/>
+        </w:rPr>
+        <w:t>hiệu</w:t>
+      </w:r>
+      <w:proofErr w:type="spellEnd"/>
+      <w:r>
+        <w:rPr>
+          <w:rFonts w:ascii="Aptos" w:hAnsi="Aptos"/>
+        </w:rPr>
+        <w:t xml:space="preserve">: </w:t>
+      </w:r>
+      <w:proofErr w:type="spellStart"/>
+      <w:r>
+        <w:rPr>
+          <w:rFonts w:ascii="Aptos" w:hAnsi="Aptos"/>
+        </w:rPr>
+        <w:t>Đường</w:t>
+      </w:r>
+      <w:proofErr w:type="spellEnd"/>
+      <w:r>
+        <w:rPr>
+          <w:rFonts w:ascii="Aptos" w:hAnsi="Aptos"/>
+        </w:rPr>
+        <w:t xml:space="preserve"> </w:t>
+      </w:r>
+      <w:proofErr w:type="spellStart"/>
+      <w:r>
+        <w:rPr>
+          <w:rFonts w:ascii="Aptos" w:hAnsi="Aptos"/>
+        </w:rPr>
+        <w:t>thực</w:t>
+      </w:r>
+      <w:proofErr w:type="spellEnd"/>
+      <w:r>
+        <w:rPr>
+          <w:rFonts w:ascii="Aptos" w:hAnsi="Aptos"/>
+        </w:rPr>
+        <w:t xml:space="preserve"> </w:t>
+      </w:r>
+      <w:proofErr w:type="spellStart"/>
+      <w:r>
+        <w:rPr>
+          <w:rFonts w:ascii="Aptos" w:hAnsi="Aptos"/>
+        </w:rPr>
+        <w:t>tế</w:t>
+      </w:r>
+      <w:proofErr w:type="spellEnd"/>
+      <w:r>
+        <w:rPr>
+          <w:rFonts w:ascii="Aptos" w:hAnsi="Aptos"/>
+        </w:rPr>
+        <w:t xml:space="preserve"> </w:t>
+      </w:r>
+      <w:proofErr w:type="spellStart"/>
+      <w:r>
+        <w:rPr>
+          <w:rFonts w:ascii="Aptos" w:hAnsi="Aptos"/>
+        </w:rPr>
+        <w:t>không</w:t>
+      </w:r>
+      <w:proofErr w:type="spellEnd"/>
+      <w:r>
+        <w:rPr>
+          <w:rFonts w:ascii="Aptos" w:hAnsi="Aptos"/>
+        </w:rPr>
+        <w:t xml:space="preserve"> </w:t>
+      </w:r>
+      <w:proofErr w:type="spellStart"/>
+      <w:r>
+        <w:rPr>
+          <w:rFonts w:ascii="Aptos" w:hAnsi="Aptos"/>
+        </w:rPr>
+        <w:t>giảm</w:t>
+      </w:r>
+      <w:proofErr w:type="spellEnd"/>
+      <w:r>
+        <w:rPr>
+          <w:rFonts w:ascii="Aptos" w:hAnsi="Aptos"/>
+        </w:rPr>
+        <w:t xml:space="preserve"> </w:t>
+      </w:r>
+      <w:proofErr w:type="spellStart"/>
+      <w:r>
+        <w:rPr>
+          <w:rFonts w:ascii="Aptos" w:hAnsi="Aptos"/>
+        </w:rPr>
+        <w:t>trong</w:t>
+      </w:r>
+      <w:proofErr w:type="spellEnd"/>
+      <w:r>
+        <w:rPr>
+          <w:rFonts w:ascii="Aptos" w:hAnsi="Aptos"/>
+        </w:rPr>
+        <w:t xml:space="preserve"> 3 </w:t>
+      </w:r>
+      <w:proofErr w:type="spellStart"/>
+      <w:r>
+        <w:rPr>
+          <w:rFonts w:ascii="Aptos" w:hAnsi="Aptos"/>
+        </w:rPr>
+        <w:t>ngày</w:t>
+      </w:r>
+      <w:proofErr w:type="spellEnd"/>
+      <w:r>
+        <w:rPr>
+          <w:rFonts w:ascii="Aptos" w:hAnsi="Aptos"/>
+        </w:rPr>
+        <w:t xml:space="preserve">, </w:t>
+      </w:r>
+      <w:proofErr w:type="spellStart"/>
+      <w:r>
+        <w:rPr>
+          <w:rFonts w:ascii="Aptos" w:hAnsi="Aptos"/>
+        </w:rPr>
+        <w:t>trong</w:t>
+      </w:r>
+      <w:proofErr w:type="spellEnd"/>
+      <w:r>
+        <w:rPr>
+          <w:rFonts w:ascii="Aptos" w:hAnsi="Aptos"/>
+        </w:rPr>
+        <w:t xml:space="preserve"> </w:t>
+      </w:r>
+      <w:proofErr w:type="spellStart"/>
+      <w:r>
+        <w:rPr>
+          <w:rFonts w:ascii="Aptos" w:hAnsi="Aptos"/>
+        </w:rPr>
+        <w:t>khi</w:t>
+      </w:r>
+      <w:proofErr w:type="spellEnd"/>
+      <w:r>
+        <w:rPr>
+          <w:rFonts w:ascii="Aptos" w:hAnsi="Aptos"/>
+        </w:rPr>
+        <w:t xml:space="preserve"> </w:t>
+      </w:r>
+      <w:proofErr w:type="spellStart"/>
+      <w:r>
+        <w:rPr>
+          <w:rFonts w:ascii="Aptos" w:hAnsi="Aptos"/>
+        </w:rPr>
+        <w:t>thời</w:t>
+      </w:r>
+      <w:proofErr w:type="spellEnd"/>
+      <w:r>
+        <w:rPr>
+          <w:rFonts w:ascii="Aptos" w:hAnsi="Aptos"/>
+        </w:rPr>
+        <w:t xml:space="preserve"> </w:t>
+      </w:r>
+      <w:proofErr w:type="spellStart"/>
+      <w:r>
+        <w:rPr>
+          <w:rFonts w:ascii="Aptos" w:hAnsi="Aptos"/>
+        </w:rPr>
+        <w:t>gian</w:t>
+      </w:r>
+      <w:proofErr w:type="spellEnd"/>
+      <w:r>
+        <w:rPr>
+          <w:rFonts w:ascii="Aptos" w:hAnsi="Aptos"/>
+        </w:rPr>
+        <w:t xml:space="preserve"> Sprint </w:t>
+      </w:r>
+      <w:proofErr w:type="spellStart"/>
+      <w:r>
+        <w:rPr>
+          <w:rFonts w:ascii="Aptos" w:hAnsi="Aptos"/>
+        </w:rPr>
+        <w:t>vẫn</w:t>
+      </w:r>
+      <w:proofErr w:type="spellEnd"/>
+      <w:r>
+        <w:rPr>
+          <w:rFonts w:ascii="Aptos" w:hAnsi="Aptos"/>
+        </w:rPr>
+        <w:t xml:space="preserve"> </w:t>
+      </w:r>
+      <w:proofErr w:type="spellStart"/>
+      <w:r>
+        <w:rPr>
+          <w:rFonts w:ascii="Aptos" w:hAnsi="Aptos"/>
+        </w:rPr>
+        <w:t>trôi</w:t>
+      </w:r>
+      <w:proofErr w:type="spellEnd"/>
+      <w:r>
+        <w:rPr>
+          <w:rFonts w:ascii="Aptos" w:hAnsi="Aptos"/>
+        </w:rPr>
+        <w:t>.</w:t>
       </w:r>
     </w:p>
     <w:p>
       <w:pPr>
-        <w:spacing w:after="80"/>
+        <w:ind w:left="720"/>
+        <w:rPr>
+          <w:rFonts w:ascii="Aptos" w:hAnsi="Aptos"/>
+        </w:rPr>
       </w:pPr>
-      <w:r>
-        <w:rPr>
-          <w:b/>
-        </w:rPr>
-        <w:t>3. US4 – Xử lý sự cố chuyến đi.</w:t>
+      <w:proofErr w:type="spellStart"/>
+      <w:r>
+        <w:rPr>
+          <w:rFonts w:ascii="Aptos" w:hAnsi="Aptos"/>
+        </w:rPr>
+        <w:lastRenderedPageBreak/>
+        <w:t>Cách</w:t>
+      </w:r>
+      <w:proofErr w:type="spellEnd"/>
+      <w:r>
+        <w:rPr>
+          <w:rFonts w:ascii="Aptos" w:hAnsi="Aptos"/>
+        </w:rPr>
+        <w:t xml:space="preserve"> </w:t>
+      </w:r>
+      <w:proofErr w:type="spellStart"/>
+      <w:r>
+        <w:rPr>
+          <w:rFonts w:ascii="Aptos" w:hAnsi="Aptos"/>
+        </w:rPr>
+        <w:t>xử</w:t>
+      </w:r>
+      <w:proofErr w:type="spellEnd"/>
+      <w:r>
+        <w:rPr>
+          <w:rFonts w:ascii="Aptos" w:hAnsi="Aptos"/>
+        </w:rPr>
+        <w:t xml:space="preserve"> </w:t>
+      </w:r>
+      <w:proofErr w:type="spellStart"/>
+      <w:r>
+        <w:rPr>
+          <w:rFonts w:ascii="Aptos" w:hAnsi="Aptos"/>
+        </w:rPr>
+        <w:t>lý</w:t>
+      </w:r>
+      <w:proofErr w:type="spellEnd"/>
+      <w:r>
+        <w:rPr>
+          <w:rFonts w:ascii="Aptos" w:hAnsi="Aptos"/>
+        </w:rPr>
+        <w:t xml:space="preserve">: </w:t>
+      </w:r>
+      <w:proofErr w:type="spellStart"/>
+      <w:r>
+        <w:rPr>
+          <w:rFonts w:ascii="Aptos" w:hAnsi="Aptos"/>
+        </w:rPr>
+        <w:t>Kiểm</w:t>
+      </w:r>
+      <w:proofErr w:type="spellEnd"/>
+      <w:r>
+        <w:rPr>
+          <w:rFonts w:ascii="Aptos" w:hAnsi="Aptos"/>
+        </w:rPr>
+        <w:t xml:space="preserve"> </w:t>
+      </w:r>
+      <w:proofErr w:type="spellStart"/>
+      <w:r>
+        <w:rPr>
+          <w:rFonts w:ascii="Aptos" w:hAnsi="Aptos"/>
+        </w:rPr>
+        <w:t>tra</w:t>
+      </w:r>
+      <w:proofErr w:type="spellEnd"/>
+      <w:r>
+        <w:rPr>
+          <w:rFonts w:ascii="Aptos" w:hAnsi="Aptos"/>
+        </w:rPr>
+        <w:t xml:space="preserve"> </w:t>
+      </w:r>
+      <w:proofErr w:type="spellStart"/>
+      <w:r>
+        <w:rPr>
+          <w:rFonts w:ascii="Aptos" w:hAnsi="Aptos"/>
+        </w:rPr>
+        <w:t>tiến</w:t>
+      </w:r>
+      <w:proofErr w:type="spellEnd"/>
+      <w:r>
+        <w:rPr>
+          <w:rFonts w:ascii="Aptos" w:hAnsi="Aptos"/>
+        </w:rPr>
+        <w:t xml:space="preserve"> </w:t>
+      </w:r>
+      <w:proofErr w:type="spellStart"/>
+      <w:r>
+        <w:rPr>
+          <w:rFonts w:ascii="Aptos" w:hAnsi="Aptos"/>
+        </w:rPr>
+        <w:t>độ</w:t>
+      </w:r>
+      <w:proofErr w:type="spellEnd"/>
+      <w:r>
+        <w:rPr>
+          <w:rFonts w:ascii="Aptos" w:hAnsi="Aptos"/>
+        </w:rPr>
+        <w:t xml:space="preserve"> </w:t>
+      </w:r>
+      <w:proofErr w:type="spellStart"/>
+      <w:r>
+        <w:rPr>
+          <w:rFonts w:ascii="Aptos" w:hAnsi="Aptos"/>
+        </w:rPr>
+        <w:t>và</w:t>
+      </w:r>
+      <w:proofErr w:type="spellEnd"/>
+      <w:r>
+        <w:rPr>
+          <w:rFonts w:ascii="Aptos" w:hAnsi="Aptos"/>
+        </w:rPr>
+        <w:t xml:space="preserve"> </w:t>
+      </w:r>
+      <w:proofErr w:type="spellStart"/>
+      <w:r>
+        <w:rPr>
+          <w:rFonts w:ascii="Aptos" w:hAnsi="Aptos"/>
+        </w:rPr>
+        <w:t>nguyên</w:t>
+      </w:r>
+      <w:proofErr w:type="spellEnd"/>
+      <w:r>
+        <w:rPr>
+          <w:rFonts w:ascii="Aptos" w:hAnsi="Aptos"/>
+        </w:rPr>
+        <w:t xml:space="preserve"> </w:t>
+      </w:r>
+      <w:proofErr w:type="spellStart"/>
+      <w:r>
+        <w:rPr>
+          <w:rFonts w:ascii="Aptos" w:hAnsi="Aptos"/>
+        </w:rPr>
+        <w:t>nhân</w:t>
+      </w:r>
+      <w:proofErr w:type="spellEnd"/>
+      <w:r>
+        <w:rPr>
+          <w:rFonts w:ascii="Aptos" w:hAnsi="Aptos"/>
+        </w:rPr>
+        <w:t xml:space="preserve"> </w:t>
+      </w:r>
+      <w:proofErr w:type="spellStart"/>
+      <w:r>
+        <w:rPr>
+          <w:rFonts w:ascii="Aptos" w:hAnsi="Aptos"/>
+        </w:rPr>
+        <w:t>phụ</w:t>
+      </w:r>
+      <w:proofErr w:type="spellEnd"/>
+      <w:r>
+        <w:rPr>
+          <w:rFonts w:ascii="Aptos" w:hAnsi="Aptos"/>
+        </w:rPr>
+        <w:t xml:space="preserve"> </w:t>
+      </w:r>
+      <w:proofErr w:type="spellStart"/>
+      <w:r>
+        <w:rPr>
+          <w:rFonts w:ascii="Aptos" w:hAnsi="Aptos"/>
+        </w:rPr>
+        <w:t>thuộc</w:t>
+      </w:r>
+      <w:proofErr w:type="spellEnd"/>
+      <w:r>
+        <w:rPr>
+          <w:rFonts w:ascii="Aptos" w:hAnsi="Aptos"/>
+        </w:rPr>
+        <w:t xml:space="preserve"> </w:t>
+      </w:r>
+      <w:proofErr w:type="spellStart"/>
+      <w:r>
+        <w:rPr>
+          <w:rFonts w:ascii="Aptos" w:hAnsi="Aptos"/>
+        </w:rPr>
+        <w:t>dữ</w:t>
+      </w:r>
+      <w:proofErr w:type="spellEnd"/>
+      <w:r>
+        <w:rPr>
+          <w:rFonts w:ascii="Aptos" w:hAnsi="Aptos"/>
+        </w:rPr>
+        <w:t xml:space="preserve"> </w:t>
+      </w:r>
+      <w:proofErr w:type="spellStart"/>
+      <w:r>
+        <w:rPr>
+          <w:rFonts w:ascii="Aptos" w:hAnsi="Aptos"/>
+        </w:rPr>
+        <w:t>liệu</w:t>
+      </w:r>
+      <w:proofErr w:type="spellEnd"/>
+      <w:r>
+        <w:rPr>
+          <w:rFonts w:ascii="Aptos" w:hAnsi="Aptos"/>
+        </w:rPr>
+        <w:t xml:space="preserve"> </w:t>
+      </w:r>
+      <w:proofErr w:type="spellStart"/>
+      <w:r>
+        <w:rPr>
+          <w:rFonts w:ascii="Aptos" w:hAnsi="Aptos"/>
+        </w:rPr>
+        <w:t>bản</w:t>
+      </w:r>
+      <w:proofErr w:type="spellEnd"/>
+      <w:r>
+        <w:rPr>
+          <w:rFonts w:ascii="Aptos" w:hAnsi="Aptos"/>
+        </w:rPr>
+        <w:t xml:space="preserve"> </w:t>
+      </w:r>
+      <w:proofErr w:type="spellStart"/>
+      <w:r>
+        <w:rPr>
+          <w:rFonts w:ascii="Aptos" w:hAnsi="Aptos"/>
+        </w:rPr>
+        <w:t>đồ</w:t>
+      </w:r>
+      <w:proofErr w:type="spellEnd"/>
+      <w:r>
+        <w:rPr>
+          <w:rFonts w:ascii="Aptos" w:hAnsi="Aptos"/>
+        </w:rPr>
+        <w:t xml:space="preserve">; </w:t>
+      </w:r>
+      <w:proofErr w:type="spellStart"/>
+      <w:r>
+        <w:rPr>
+          <w:rFonts w:ascii="Aptos" w:hAnsi="Aptos"/>
+        </w:rPr>
+        <w:t>chủ</w:t>
+      </w:r>
+      <w:proofErr w:type="spellEnd"/>
+      <w:r>
+        <w:rPr>
+          <w:rFonts w:ascii="Aptos" w:hAnsi="Aptos"/>
+        </w:rPr>
+        <w:t xml:space="preserve"> </w:t>
+      </w:r>
+      <w:proofErr w:type="spellStart"/>
+      <w:r>
+        <w:rPr>
+          <w:rFonts w:ascii="Aptos" w:hAnsi="Aptos"/>
+        </w:rPr>
+        <w:t>động</w:t>
+      </w:r>
+      <w:proofErr w:type="spellEnd"/>
+      <w:r>
+        <w:rPr>
+          <w:rFonts w:ascii="Aptos" w:hAnsi="Aptos"/>
+        </w:rPr>
+        <w:t xml:space="preserve"> </w:t>
+      </w:r>
+      <w:proofErr w:type="spellStart"/>
+      <w:r>
+        <w:rPr>
+          <w:rFonts w:ascii="Aptos" w:hAnsi="Aptos"/>
+        </w:rPr>
+        <w:t>liên</w:t>
+      </w:r>
+      <w:proofErr w:type="spellEnd"/>
+      <w:r>
+        <w:rPr>
+          <w:rFonts w:ascii="Aptos" w:hAnsi="Aptos"/>
+        </w:rPr>
+        <w:t xml:space="preserve"> </w:t>
+      </w:r>
+      <w:proofErr w:type="spellStart"/>
+      <w:r>
+        <w:rPr>
+          <w:rFonts w:ascii="Aptos" w:hAnsi="Aptos"/>
+        </w:rPr>
+        <w:t>hệ</w:t>
+      </w:r>
+      <w:proofErr w:type="spellEnd"/>
+      <w:r>
+        <w:rPr>
+          <w:rFonts w:ascii="Aptos" w:hAnsi="Aptos"/>
+        </w:rPr>
+        <w:t xml:space="preserve"> </w:t>
+      </w:r>
+      <w:proofErr w:type="spellStart"/>
+      <w:r>
+        <w:rPr>
+          <w:rFonts w:ascii="Aptos" w:hAnsi="Aptos"/>
+        </w:rPr>
+        <w:t>đối</w:t>
+      </w:r>
+      <w:proofErr w:type="spellEnd"/>
+      <w:r>
+        <w:rPr>
+          <w:rFonts w:ascii="Aptos" w:hAnsi="Aptos"/>
+        </w:rPr>
+        <w:t xml:space="preserve"> </w:t>
+      </w:r>
+      <w:proofErr w:type="spellStart"/>
+      <w:r>
+        <w:rPr>
+          <w:rFonts w:ascii="Aptos" w:hAnsi="Aptos"/>
+        </w:rPr>
+        <w:t>tác</w:t>
+      </w:r>
+      <w:proofErr w:type="spellEnd"/>
+      <w:r>
+        <w:rPr>
+          <w:rFonts w:ascii="Aptos" w:hAnsi="Aptos"/>
+        </w:rPr>
+        <w:t xml:space="preserve">, </w:t>
+      </w:r>
+      <w:proofErr w:type="spellStart"/>
+      <w:r>
+        <w:rPr>
+          <w:rFonts w:ascii="Aptos" w:hAnsi="Aptos"/>
+        </w:rPr>
+        <w:t>tìm</w:t>
+      </w:r>
+      <w:proofErr w:type="spellEnd"/>
+      <w:r>
+        <w:rPr>
+          <w:rFonts w:ascii="Aptos" w:hAnsi="Aptos"/>
+        </w:rPr>
+        <w:t xml:space="preserve"> </w:t>
+      </w:r>
+      <w:proofErr w:type="spellStart"/>
+      <w:r>
+        <w:rPr>
+          <w:rFonts w:ascii="Aptos" w:hAnsi="Aptos"/>
+        </w:rPr>
+        <w:t>phương</w:t>
+      </w:r>
+      <w:proofErr w:type="spellEnd"/>
+      <w:r>
+        <w:rPr>
+          <w:rFonts w:ascii="Aptos" w:hAnsi="Aptos"/>
+        </w:rPr>
+        <w:t xml:space="preserve"> </w:t>
+      </w:r>
+      <w:proofErr w:type="spellStart"/>
+      <w:r>
+        <w:rPr>
+          <w:rFonts w:ascii="Aptos" w:hAnsi="Aptos"/>
+        </w:rPr>
+        <w:t>án</w:t>
+      </w:r>
+      <w:proofErr w:type="spellEnd"/>
+      <w:r>
+        <w:rPr>
+          <w:rFonts w:ascii="Aptos" w:hAnsi="Aptos"/>
+        </w:rPr>
+        <w:t xml:space="preserve"> </w:t>
+      </w:r>
+      <w:proofErr w:type="spellStart"/>
+      <w:r>
+        <w:rPr>
+          <w:rFonts w:ascii="Aptos" w:hAnsi="Aptos"/>
+        </w:rPr>
+        <w:t>dữ</w:t>
+      </w:r>
+      <w:proofErr w:type="spellEnd"/>
+      <w:r>
+        <w:rPr>
+          <w:rFonts w:ascii="Aptos" w:hAnsi="Aptos"/>
+        </w:rPr>
+        <w:t xml:space="preserve"> </w:t>
+      </w:r>
+      <w:proofErr w:type="spellStart"/>
+      <w:r>
+        <w:rPr>
+          <w:rFonts w:ascii="Aptos" w:hAnsi="Aptos"/>
+        </w:rPr>
+        <w:t>liệu</w:t>
+      </w:r>
+      <w:proofErr w:type="spellEnd"/>
+      <w:r>
+        <w:rPr>
+          <w:rFonts w:ascii="Aptos" w:hAnsi="Aptos"/>
+        </w:rPr>
+        <w:t xml:space="preserve"> </w:t>
+      </w:r>
+      <w:proofErr w:type="spellStart"/>
+      <w:r>
+        <w:rPr>
+          <w:rFonts w:ascii="Aptos" w:hAnsi="Aptos"/>
+        </w:rPr>
+        <w:t>thay</w:t>
+      </w:r>
+      <w:proofErr w:type="spellEnd"/>
+      <w:r>
+        <w:rPr>
+          <w:rFonts w:ascii="Aptos" w:hAnsi="Aptos"/>
+        </w:rPr>
+        <w:t xml:space="preserve"> </w:t>
+      </w:r>
+      <w:proofErr w:type="spellStart"/>
+      <w:r>
+        <w:rPr>
+          <w:rFonts w:ascii="Aptos" w:hAnsi="Aptos"/>
+        </w:rPr>
+        <w:t>thế</w:t>
+      </w:r>
+      <w:proofErr w:type="spellEnd"/>
+      <w:r>
+        <w:rPr>
+          <w:rFonts w:ascii="Aptos" w:hAnsi="Aptos"/>
+        </w:rPr>
+        <w:t xml:space="preserve"> </w:t>
+      </w:r>
+      <w:proofErr w:type="spellStart"/>
+      <w:r>
+        <w:rPr>
+          <w:rFonts w:ascii="Aptos" w:hAnsi="Aptos"/>
+        </w:rPr>
+        <w:t>và</w:t>
+      </w:r>
+      <w:proofErr w:type="spellEnd"/>
+      <w:r>
+        <w:rPr>
+          <w:rFonts w:ascii="Aptos" w:hAnsi="Aptos"/>
+        </w:rPr>
+        <w:t xml:space="preserve"> </w:t>
+      </w:r>
+      <w:proofErr w:type="spellStart"/>
+      <w:r>
+        <w:rPr>
+          <w:rFonts w:ascii="Aptos" w:hAnsi="Aptos"/>
+        </w:rPr>
+        <w:t>trao</w:t>
+      </w:r>
+      <w:proofErr w:type="spellEnd"/>
+      <w:r>
+        <w:rPr>
+          <w:rFonts w:ascii="Aptos" w:hAnsi="Aptos"/>
+        </w:rPr>
+        <w:t xml:space="preserve"> </w:t>
+      </w:r>
+      <w:proofErr w:type="spellStart"/>
+      <w:r>
+        <w:rPr>
+          <w:rFonts w:ascii="Aptos" w:hAnsi="Aptos"/>
+        </w:rPr>
+        <w:t>đổi</w:t>
+      </w:r>
+      <w:proofErr w:type="spellEnd"/>
+      <w:r>
+        <w:rPr>
+          <w:rFonts w:ascii="Aptos" w:hAnsi="Aptos"/>
+        </w:rPr>
+        <w:t xml:space="preserve"> </w:t>
+      </w:r>
+      <w:proofErr w:type="spellStart"/>
+      <w:r>
+        <w:rPr>
+          <w:rFonts w:ascii="Aptos" w:hAnsi="Aptos"/>
+        </w:rPr>
+        <w:t>với</w:t>
+      </w:r>
+      <w:proofErr w:type="spellEnd"/>
+      <w:r>
+        <w:rPr>
+          <w:rFonts w:ascii="Aptos" w:hAnsi="Aptos"/>
+        </w:rPr>
+        <w:t xml:space="preserve"> Product Owner </w:t>
+      </w:r>
+      <w:proofErr w:type="spellStart"/>
+      <w:r>
+        <w:rPr>
+          <w:rFonts w:ascii="Aptos" w:hAnsi="Aptos"/>
+        </w:rPr>
+        <w:t>để</w:t>
+      </w:r>
+      <w:proofErr w:type="spellEnd"/>
+      <w:r>
+        <w:rPr>
+          <w:rFonts w:ascii="Aptos" w:hAnsi="Aptos"/>
+        </w:rPr>
+        <w:t xml:space="preserve"> </w:t>
+      </w:r>
+      <w:proofErr w:type="spellStart"/>
+      <w:r>
+        <w:rPr>
+          <w:rFonts w:ascii="Aptos" w:hAnsi="Aptos"/>
+        </w:rPr>
+        <w:t>điều</w:t>
+      </w:r>
+      <w:proofErr w:type="spellEnd"/>
+      <w:r>
+        <w:rPr>
+          <w:rFonts w:ascii="Aptos" w:hAnsi="Aptos"/>
+        </w:rPr>
+        <w:t xml:space="preserve"> </w:t>
+      </w:r>
+      <w:proofErr w:type="spellStart"/>
+      <w:r>
+        <w:rPr>
+          <w:rFonts w:ascii="Aptos" w:hAnsi="Aptos"/>
+        </w:rPr>
+        <w:t>chỉnh</w:t>
+      </w:r>
+      <w:proofErr w:type="spellEnd"/>
+      <w:r>
+        <w:rPr>
+          <w:rFonts w:ascii="Aptos" w:hAnsi="Aptos"/>
+        </w:rPr>
+        <w:t xml:space="preserve"> </w:t>
+      </w:r>
+      <w:proofErr w:type="spellStart"/>
+      <w:r>
+        <w:rPr>
+          <w:rFonts w:ascii="Aptos" w:hAnsi="Aptos"/>
+        </w:rPr>
+        <w:t>phạm</w:t>
+      </w:r>
+      <w:proofErr w:type="spellEnd"/>
+      <w:r>
+        <w:rPr>
+          <w:rFonts w:ascii="Aptos" w:hAnsi="Aptos"/>
+        </w:rPr>
+        <w:t xml:space="preserve"> vi </w:t>
+      </w:r>
+      <w:proofErr w:type="spellStart"/>
+      <w:r>
+        <w:rPr>
+          <w:rFonts w:ascii="Aptos" w:hAnsi="Aptos"/>
+        </w:rPr>
+        <w:t>nếu</w:t>
+      </w:r>
+      <w:proofErr w:type="spellEnd"/>
+      <w:r>
+        <w:rPr>
+          <w:rFonts w:ascii="Aptos" w:hAnsi="Aptos"/>
+        </w:rPr>
+        <w:t xml:space="preserve"> </w:t>
+      </w:r>
+      <w:proofErr w:type="spellStart"/>
+      <w:r>
+        <w:rPr>
+          <w:rFonts w:ascii="Aptos" w:hAnsi="Aptos"/>
+        </w:rPr>
+        <w:t>cần</w:t>
+      </w:r>
+      <w:proofErr w:type="spellEnd"/>
+      <w:r>
+        <w:rPr>
+          <w:rFonts w:ascii="Aptos" w:hAnsi="Aptos"/>
+        </w:rPr>
+        <w:t>.</w:t>
       </w:r>
     </w:p>
     <w:p>
       <w:pPr>
-        <w:spacing w:after="80"/>
+        <w:rPr>
+          <w:rFonts w:ascii="Aptos" w:hAnsi="Aptos"/>
+        </w:rPr>
       </w:pPr>
       <w:r>
-        <w:t xml:space="preserve">   Giá trị: Giúp khách biết phải làm gì khi có vấn đề, giảm lo lắng và liên hệ hỗ trợ.</w:t>
+        <w:rPr>
+          <w:rFonts w:ascii="Aptos" w:hAnsi="Aptos"/>
+        </w:rPr>
+        <w:t xml:space="preserve">2. Đức </w:t>
+      </w:r>
+      <w:proofErr w:type="spellStart"/>
+      <w:r>
+        <w:rPr>
+          <w:rFonts w:ascii="Aptos" w:hAnsi="Aptos"/>
+        </w:rPr>
+        <w:t>muốn</w:t>
+      </w:r>
+      <w:proofErr w:type="spellEnd"/>
+      <w:r>
+        <w:rPr>
+          <w:rFonts w:ascii="Aptos" w:hAnsi="Aptos"/>
+        </w:rPr>
+        <w:t xml:space="preserve"> </w:t>
+      </w:r>
+      <w:proofErr w:type="spellStart"/>
+      <w:r>
+        <w:rPr>
+          <w:rFonts w:ascii="Aptos" w:hAnsi="Aptos"/>
+        </w:rPr>
+        <w:t>đưa</w:t>
+      </w:r>
+      <w:proofErr w:type="spellEnd"/>
+      <w:r>
+        <w:rPr>
+          <w:rFonts w:ascii="Aptos" w:hAnsi="Aptos"/>
+        </w:rPr>
+        <w:t xml:space="preserve"> </w:t>
+      </w:r>
+      <w:proofErr w:type="spellStart"/>
+      <w:r>
+        <w:rPr>
+          <w:rFonts w:ascii="Aptos" w:hAnsi="Aptos"/>
+        </w:rPr>
+        <w:t>nguyên</w:t>
+      </w:r>
+      <w:proofErr w:type="spellEnd"/>
+      <w:r>
+        <w:rPr>
+          <w:rFonts w:ascii="Aptos" w:hAnsi="Aptos"/>
+        </w:rPr>
+        <w:t xml:space="preserve"> Epic </w:t>
+      </w:r>
+      <w:proofErr w:type="spellStart"/>
+      <w:r>
+        <w:rPr>
+          <w:rFonts w:ascii="Aptos" w:hAnsi="Aptos"/>
+        </w:rPr>
+        <w:t>vào</w:t>
+      </w:r>
+      <w:proofErr w:type="spellEnd"/>
+      <w:r>
+        <w:rPr>
+          <w:rFonts w:ascii="Aptos" w:hAnsi="Aptos"/>
+        </w:rPr>
+        <w:t xml:space="preserve"> Sprint Backlog</w:t>
       </w:r>
     </w:p>
     <w:p>
       <w:pPr>
-        <w:spacing w:after="80"/>
+        <w:ind w:left="720"/>
+        <w:rPr>
+          <w:rFonts w:ascii="Aptos" w:hAnsi="Aptos"/>
+        </w:rPr>
       </w:pPr>
-      <w:r>
-        <w:rPr>
-          <w:b/>
-        </w:rPr>
-        <w:t>4. US3 – Nhận thông báo hành trình.</w:t>
+      <w:proofErr w:type="spellStart"/>
+      <w:r>
+        <w:rPr>
+          <w:rFonts w:ascii="Aptos" w:hAnsi="Aptos"/>
+        </w:rPr>
+        <w:t>Người</w:t>
+      </w:r>
+      <w:proofErr w:type="spellEnd"/>
+      <w:r>
+        <w:rPr>
+          <w:rFonts w:ascii="Aptos" w:hAnsi="Aptos"/>
+        </w:rPr>
+        <w:t xml:space="preserve"> </w:t>
+      </w:r>
+      <w:proofErr w:type="spellStart"/>
+      <w:r>
+        <w:rPr>
+          <w:rFonts w:ascii="Aptos" w:hAnsi="Aptos"/>
+        </w:rPr>
+        <w:t>xử</w:t>
+      </w:r>
+      <w:proofErr w:type="spellEnd"/>
+      <w:r>
+        <w:rPr>
+          <w:rFonts w:ascii="Aptos" w:hAnsi="Aptos"/>
+        </w:rPr>
+        <w:t xml:space="preserve"> </w:t>
+      </w:r>
+      <w:proofErr w:type="spellStart"/>
+      <w:r>
+        <w:rPr>
+          <w:rFonts w:ascii="Aptos" w:hAnsi="Aptos"/>
+        </w:rPr>
+        <w:t>lý</w:t>
+      </w:r>
+      <w:proofErr w:type="spellEnd"/>
+      <w:r>
+        <w:rPr>
+          <w:rFonts w:ascii="Aptos" w:hAnsi="Aptos"/>
+        </w:rPr>
+        <w:t xml:space="preserve">: Scrum Master </w:t>
+      </w:r>
+      <w:proofErr w:type="spellStart"/>
+      <w:r>
+        <w:rPr>
+          <w:rFonts w:ascii="Aptos" w:hAnsi="Aptos"/>
+        </w:rPr>
+        <w:t>tư</w:t>
+      </w:r>
+      <w:proofErr w:type="spellEnd"/>
+      <w:r>
+        <w:rPr>
+          <w:rFonts w:ascii="Aptos" w:hAnsi="Aptos"/>
+        </w:rPr>
+        <w:t xml:space="preserve"> </w:t>
+      </w:r>
+      <w:proofErr w:type="spellStart"/>
+      <w:r>
+        <w:rPr>
+          <w:rFonts w:ascii="Aptos" w:hAnsi="Aptos"/>
+        </w:rPr>
+        <w:t>vấn</w:t>
+      </w:r>
+      <w:proofErr w:type="spellEnd"/>
+      <w:r>
+        <w:rPr>
+          <w:rFonts w:ascii="Aptos" w:hAnsi="Aptos"/>
+        </w:rPr>
+        <w:t xml:space="preserve">; Developers </w:t>
+      </w:r>
+      <w:proofErr w:type="spellStart"/>
+      <w:r>
+        <w:rPr>
+          <w:rFonts w:ascii="Aptos" w:hAnsi="Aptos"/>
+        </w:rPr>
+        <w:t>quyết</w:t>
+      </w:r>
+      <w:proofErr w:type="spellEnd"/>
+      <w:r>
+        <w:rPr>
+          <w:rFonts w:ascii="Aptos" w:hAnsi="Aptos"/>
+        </w:rPr>
+        <w:t xml:space="preserve"> </w:t>
+      </w:r>
+      <w:proofErr w:type="spellStart"/>
+      <w:r>
+        <w:rPr>
+          <w:rFonts w:ascii="Aptos" w:hAnsi="Aptos"/>
+        </w:rPr>
+        <w:t>định</w:t>
+      </w:r>
+      <w:proofErr w:type="spellEnd"/>
+      <w:r>
+        <w:rPr>
+          <w:rFonts w:ascii="Aptos" w:hAnsi="Aptos"/>
+        </w:rPr>
+        <w:t xml:space="preserve"> </w:t>
+      </w:r>
+      <w:proofErr w:type="spellStart"/>
+      <w:r>
+        <w:rPr>
+          <w:rFonts w:ascii="Aptos" w:hAnsi="Aptos"/>
+        </w:rPr>
+        <w:t>lượng</w:t>
+      </w:r>
+      <w:proofErr w:type="spellEnd"/>
+      <w:r>
+        <w:rPr>
+          <w:rFonts w:ascii="Aptos" w:hAnsi="Aptos"/>
+        </w:rPr>
+        <w:t xml:space="preserve"> </w:t>
+      </w:r>
+      <w:proofErr w:type="spellStart"/>
+      <w:r>
+        <w:rPr>
+          <w:rFonts w:ascii="Aptos" w:hAnsi="Aptos"/>
+        </w:rPr>
+        <w:t>công</w:t>
+      </w:r>
+      <w:proofErr w:type="spellEnd"/>
+      <w:r>
+        <w:rPr>
+          <w:rFonts w:ascii="Aptos" w:hAnsi="Aptos"/>
+        </w:rPr>
+        <w:t xml:space="preserve"> </w:t>
+      </w:r>
+      <w:proofErr w:type="spellStart"/>
+      <w:r>
+        <w:rPr>
+          <w:rFonts w:ascii="Aptos" w:hAnsi="Aptos"/>
+        </w:rPr>
+        <w:t>việc</w:t>
+      </w:r>
+      <w:proofErr w:type="spellEnd"/>
+      <w:r>
+        <w:rPr>
+          <w:rFonts w:ascii="Aptos" w:hAnsi="Aptos"/>
+        </w:rPr>
+        <w:t xml:space="preserve"> </w:t>
+      </w:r>
+      <w:proofErr w:type="spellStart"/>
+      <w:r>
+        <w:rPr>
+          <w:rFonts w:ascii="Aptos" w:hAnsi="Aptos"/>
+        </w:rPr>
+        <w:t>nhận</w:t>
+      </w:r>
+      <w:proofErr w:type="spellEnd"/>
+      <w:r>
+        <w:rPr>
+          <w:rFonts w:ascii="Aptos" w:hAnsi="Aptos"/>
+        </w:rPr>
+        <w:t xml:space="preserve"> </w:t>
+      </w:r>
+      <w:proofErr w:type="spellStart"/>
+      <w:r>
+        <w:rPr>
+          <w:rFonts w:ascii="Aptos" w:hAnsi="Aptos"/>
+        </w:rPr>
+        <w:t>vào</w:t>
+      </w:r>
+      <w:proofErr w:type="spellEnd"/>
+      <w:r>
+        <w:rPr>
+          <w:rFonts w:ascii="Aptos" w:hAnsi="Aptos"/>
+        </w:rPr>
+        <w:t xml:space="preserve"> Sprint </w:t>
+      </w:r>
+      <w:proofErr w:type="spellStart"/>
+      <w:r>
+        <w:rPr>
+          <w:rFonts w:ascii="Aptos" w:hAnsi="Aptos"/>
+        </w:rPr>
+        <w:t>cùng</w:t>
+      </w:r>
+      <w:proofErr w:type="spellEnd"/>
+      <w:r>
+        <w:rPr>
+          <w:rFonts w:ascii="Aptos" w:hAnsi="Aptos"/>
+        </w:rPr>
+        <w:t xml:space="preserve"> Product Owner.</w:t>
       </w:r>
     </w:p>
     <w:p>
       <w:pPr>
-        <w:spacing w:after="80"/>
+        <w:ind w:left="720"/>
+        <w:rPr>
+          <w:rFonts w:ascii="Aptos" w:hAnsi="Aptos"/>
+        </w:rPr>
       </w:pPr>
-      <w:r>
-        <w:t xml:space="preserve">   Giá trị: Giúp khách không bỏ lỡ lượt đón; có thể triển khai sau khi thông tin lịch trình cơ bản đã có.</w:t>
+      <w:proofErr w:type="spellStart"/>
+      <w:r>
+        <w:rPr>
+          <w:rFonts w:ascii="Aptos" w:hAnsi="Aptos"/>
+        </w:rPr>
+        <w:t>Cách</w:t>
+      </w:r>
+      <w:proofErr w:type="spellEnd"/>
+      <w:r>
+        <w:rPr>
+          <w:rFonts w:ascii="Aptos" w:hAnsi="Aptos"/>
+        </w:rPr>
+        <w:t xml:space="preserve"> </w:t>
+      </w:r>
+      <w:proofErr w:type="spellStart"/>
+      <w:r>
+        <w:rPr>
+          <w:rFonts w:ascii="Aptos" w:hAnsi="Aptos"/>
+        </w:rPr>
+        <w:t>xử</w:t>
+      </w:r>
+      <w:proofErr w:type="spellEnd"/>
+      <w:r>
+        <w:rPr>
+          <w:rFonts w:ascii="Aptos" w:hAnsi="Aptos"/>
+        </w:rPr>
+        <w:t xml:space="preserve"> </w:t>
+      </w:r>
+      <w:proofErr w:type="spellStart"/>
+      <w:r>
+        <w:rPr>
+          <w:rFonts w:ascii="Aptos" w:hAnsi="Aptos"/>
+        </w:rPr>
+        <w:t>lý</w:t>
+      </w:r>
+      <w:proofErr w:type="spellEnd"/>
+      <w:r>
+        <w:rPr>
+          <w:rFonts w:ascii="Aptos" w:hAnsi="Aptos"/>
+        </w:rPr>
+        <w:t xml:space="preserve">: </w:t>
+      </w:r>
+      <w:proofErr w:type="spellStart"/>
+      <w:r>
+        <w:rPr>
+          <w:rFonts w:ascii="Aptos" w:hAnsi="Aptos"/>
+        </w:rPr>
+        <w:t>Không</w:t>
+      </w:r>
+      <w:proofErr w:type="spellEnd"/>
+      <w:r>
+        <w:rPr>
+          <w:rFonts w:ascii="Aptos" w:hAnsi="Aptos"/>
+        </w:rPr>
+        <w:t xml:space="preserve"> </w:t>
+      </w:r>
+      <w:proofErr w:type="spellStart"/>
+      <w:r>
+        <w:rPr>
+          <w:rFonts w:ascii="Aptos" w:hAnsi="Aptos"/>
+        </w:rPr>
+        <w:t>đưa</w:t>
+      </w:r>
+      <w:proofErr w:type="spellEnd"/>
+      <w:r>
+        <w:rPr>
+          <w:rFonts w:ascii="Aptos" w:hAnsi="Aptos"/>
+        </w:rPr>
+        <w:t xml:space="preserve"> </w:t>
+      </w:r>
+      <w:proofErr w:type="spellStart"/>
+      <w:r>
+        <w:rPr>
+          <w:rFonts w:ascii="Aptos" w:hAnsi="Aptos"/>
+        </w:rPr>
+        <w:t>nguyên</w:t>
+      </w:r>
+      <w:proofErr w:type="spellEnd"/>
+      <w:r>
+        <w:rPr>
+          <w:rFonts w:ascii="Aptos" w:hAnsi="Aptos"/>
+        </w:rPr>
+        <w:t xml:space="preserve"> Epic </w:t>
+      </w:r>
+      <w:proofErr w:type="spellStart"/>
+      <w:r>
+        <w:rPr>
+          <w:rFonts w:ascii="Aptos" w:hAnsi="Aptos"/>
+        </w:rPr>
+        <w:t>vào</w:t>
+      </w:r>
+      <w:proofErr w:type="spellEnd"/>
+      <w:r>
+        <w:rPr>
+          <w:rFonts w:ascii="Aptos" w:hAnsi="Aptos"/>
+        </w:rPr>
+        <w:t xml:space="preserve"> Sprint. </w:t>
+      </w:r>
+      <w:proofErr w:type="spellStart"/>
+      <w:r>
+        <w:rPr>
+          <w:rFonts w:ascii="Aptos" w:hAnsi="Aptos"/>
+        </w:rPr>
+        <w:t>Phân</w:t>
+      </w:r>
+      <w:proofErr w:type="spellEnd"/>
+      <w:r>
+        <w:rPr>
+          <w:rFonts w:ascii="Aptos" w:hAnsi="Aptos"/>
+        </w:rPr>
+        <w:t xml:space="preserve"> </w:t>
+      </w:r>
+      <w:proofErr w:type="spellStart"/>
+      <w:r>
+        <w:rPr>
+          <w:rFonts w:ascii="Aptos" w:hAnsi="Aptos"/>
+        </w:rPr>
+        <w:t>rã</w:t>
+      </w:r>
+      <w:proofErr w:type="spellEnd"/>
+      <w:r>
+        <w:rPr>
+          <w:rFonts w:ascii="Aptos" w:hAnsi="Aptos"/>
+        </w:rPr>
+        <w:t xml:space="preserve"> </w:t>
+      </w:r>
+      <w:proofErr w:type="spellStart"/>
+      <w:r>
+        <w:rPr>
+          <w:rFonts w:ascii="Aptos" w:hAnsi="Aptos"/>
+        </w:rPr>
+        <w:t>thành</w:t>
+      </w:r>
+      <w:proofErr w:type="spellEnd"/>
+      <w:r>
+        <w:rPr>
+          <w:rFonts w:ascii="Aptos" w:hAnsi="Aptos"/>
+        </w:rPr>
+        <w:t xml:space="preserve"> User Story </w:t>
+      </w:r>
+      <w:proofErr w:type="spellStart"/>
+      <w:r>
+        <w:rPr>
+          <w:rFonts w:ascii="Aptos" w:hAnsi="Aptos"/>
+        </w:rPr>
+        <w:t>đủ</w:t>
+      </w:r>
+      <w:proofErr w:type="spellEnd"/>
+      <w:r>
+        <w:rPr>
+          <w:rFonts w:ascii="Aptos" w:hAnsi="Aptos"/>
+        </w:rPr>
+        <w:t xml:space="preserve"> </w:t>
+      </w:r>
+      <w:proofErr w:type="spellStart"/>
+      <w:r>
+        <w:rPr>
+          <w:rFonts w:ascii="Aptos" w:hAnsi="Aptos"/>
+        </w:rPr>
+        <w:t>nhỏ</w:t>
+      </w:r>
+      <w:proofErr w:type="spellEnd"/>
+      <w:r>
+        <w:rPr>
+          <w:rFonts w:ascii="Aptos" w:hAnsi="Aptos"/>
+        </w:rPr>
+        <w:t xml:space="preserve">, </w:t>
+      </w:r>
+      <w:proofErr w:type="spellStart"/>
+      <w:r>
+        <w:rPr>
+          <w:rFonts w:ascii="Aptos" w:hAnsi="Aptos"/>
+        </w:rPr>
+        <w:t>làm</w:t>
+      </w:r>
+      <w:proofErr w:type="spellEnd"/>
+      <w:r>
+        <w:rPr>
+          <w:rFonts w:ascii="Aptos" w:hAnsi="Aptos"/>
+        </w:rPr>
+        <w:t xml:space="preserve"> </w:t>
+      </w:r>
+      <w:proofErr w:type="spellStart"/>
+      <w:r>
+        <w:rPr>
+          <w:rFonts w:ascii="Aptos" w:hAnsi="Aptos"/>
+        </w:rPr>
+        <w:t>rõ</w:t>
+      </w:r>
+      <w:proofErr w:type="spellEnd"/>
+      <w:r>
+        <w:rPr>
+          <w:rFonts w:ascii="Aptos" w:hAnsi="Aptos"/>
+        </w:rPr>
+        <w:t xml:space="preserve"> </w:t>
+      </w:r>
+      <w:proofErr w:type="spellStart"/>
+      <w:r>
+        <w:rPr>
+          <w:rFonts w:ascii="Aptos" w:hAnsi="Aptos"/>
+        </w:rPr>
+        <w:t>tiêu</w:t>
+      </w:r>
+      <w:proofErr w:type="spellEnd"/>
+      <w:r>
+        <w:rPr>
+          <w:rFonts w:ascii="Aptos" w:hAnsi="Aptos"/>
+        </w:rPr>
+        <w:t xml:space="preserve"> </w:t>
+      </w:r>
+      <w:proofErr w:type="spellStart"/>
+      <w:r>
+        <w:rPr>
+          <w:rFonts w:ascii="Aptos" w:hAnsi="Aptos"/>
+        </w:rPr>
+        <w:t>chí</w:t>
+      </w:r>
+      <w:proofErr w:type="spellEnd"/>
+      <w:r>
+        <w:rPr>
+          <w:rFonts w:ascii="Aptos" w:hAnsi="Aptos"/>
+        </w:rPr>
+        <w:t xml:space="preserve"> </w:t>
+      </w:r>
+      <w:proofErr w:type="spellStart"/>
+      <w:r>
+        <w:rPr>
+          <w:rFonts w:ascii="Aptos" w:hAnsi="Aptos"/>
+        </w:rPr>
+        <w:t>nghiệm</w:t>
+      </w:r>
+      <w:proofErr w:type="spellEnd"/>
+      <w:r>
+        <w:rPr>
+          <w:rFonts w:ascii="Aptos" w:hAnsi="Aptos"/>
+        </w:rPr>
+        <w:t xml:space="preserve"> </w:t>
+      </w:r>
+      <w:proofErr w:type="spellStart"/>
+      <w:r>
+        <w:rPr>
+          <w:rFonts w:ascii="Aptos" w:hAnsi="Aptos"/>
+        </w:rPr>
+        <w:t>thu</w:t>
+      </w:r>
+      <w:proofErr w:type="spellEnd"/>
+      <w:r>
+        <w:rPr>
+          <w:rFonts w:ascii="Aptos" w:hAnsi="Aptos"/>
+        </w:rPr>
+        <w:t xml:space="preserve">, </w:t>
+      </w:r>
+      <w:proofErr w:type="spellStart"/>
+      <w:r>
+        <w:rPr>
+          <w:rFonts w:ascii="Aptos" w:hAnsi="Aptos"/>
+        </w:rPr>
+        <w:t>ưu</w:t>
+      </w:r>
+      <w:proofErr w:type="spellEnd"/>
+      <w:r>
+        <w:rPr>
+          <w:rFonts w:ascii="Aptos" w:hAnsi="Aptos"/>
+        </w:rPr>
+        <w:t xml:space="preserve"> </w:t>
+      </w:r>
+      <w:proofErr w:type="spellStart"/>
+      <w:r>
+        <w:rPr>
+          <w:rFonts w:ascii="Aptos" w:hAnsi="Aptos"/>
+        </w:rPr>
+        <w:t>tiên</w:t>
+      </w:r>
+      <w:proofErr w:type="spellEnd"/>
+      <w:r>
+        <w:rPr>
+          <w:rFonts w:ascii="Aptos" w:hAnsi="Aptos"/>
+        </w:rPr>
+        <w:t xml:space="preserve"> </w:t>
+      </w:r>
+      <w:proofErr w:type="spellStart"/>
+      <w:r>
+        <w:rPr>
+          <w:rFonts w:ascii="Aptos" w:hAnsi="Aptos"/>
+        </w:rPr>
+        <w:t>và</w:t>
+      </w:r>
+      <w:proofErr w:type="spellEnd"/>
+      <w:r>
+        <w:rPr>
+          <w:rFonts w:ascii="Aptos" w:hAnsi="Aptos"/>
+        </w:rPr>
+        <w:t xml:space="preserve"> </w:t>
+      </w:r>
+      <w:proofErr w:type="spellStart"/>
+      <w:r>
+        <w:rPr>
+          <w:rFonts w:ascii="Aptos" w:hAnsi="Aptos"/>
+        </w:rPr>
+        <w:t>chọn</w:t>
+      </w:r>
+      <w:proofErr w:type="spellEnd"/>
+      <w:r>
+        <w:rPr>
+          <w:rFonts w:ascii="Aptos" w:hAnsi="Aptos"/>
+        </w:rPr>
+        <w:t xml:space="preserve"> </w:t>
+      </w:r>
+      <w:proofErr w:type="spellStart"/>
+      <w:r>
+        <w:rPr>
+          <w:rFonts w:ascii="Aptos" w:hAnsi="Aptos"/>
+        </w:rPr>
+        <w:t>lượng</w:t>
+      </w:r>
+      <w:proofErr w:type="spellEnd"/>
+      <w:r>
+        <w:rPr>
+          <w:rFonts w:ascii="Aptos" w:hAnsi="Aptos"/>
+        </w:rPr>
+        <w:t xml:space="preserve"> </w:t>
+      </w:r>
+      <w:proofErr w:type="spellStart"/>
+      <w:r>
+        <w:rPr>
+          <w:rFonts w:ascii="Aptos" w:hAnsi="Aptos"/>
+        </w:rPr>
+        <w:t>công</w:t>
+      </w:r>
+      <w:proofErr w:type="spellEnd"/>
+      <w:r>
+        <w:rPr>
+          <w:rFonts w:ascii="Aptos" w:hAnsi="Aptos"/>
+        </w:rPr>
+        <w:t xml:space="preserve"> </w:t>
+      </w:r>
+      <w:proofErr w:type="spellStart"/>
+      <w:r>
+        <w:rPr>
+          <w:rFonts w:ascii="Aptos" w:hAnsi="Aptos"/>
+        </w:rPr>
+        <w:t>việc</w:t>
+      </w:r>
+      <w:proofErr w:type="spellEnd"/>
+      <w:r>
+        <w:rPr>
+          <w:rFonts w:ascii="Aptos" w:hAnsi="Aptos"/>
+        </w:rPr>
+        <w:t xml:space="preserve"> </w:t>
+      </w:r>
+      <w:proofErr w:type="spellStart"/>
+      <w:r>
+        <w:rPr>
+          <w:rFonts w:ascii="Aptos" w:hAnsi="Aptos"/>
+        </w:rPr>
+        <w:t>phù</w:t>
+      </w:r>
+      <w:proofErr w:type="spellEnd"/>
+      <w:r>
+        <w:rPr>
+          <w:rFonts w:ascii="Aptos" w:hAnsi="Aptos"/>
+        </w:rPr>
+        <w:t xml:space="preserve"> </w:t>
+      </w:r>
+      <w:proofErr w:type="spellStart"/>
+      <w:r>
+        <w:rPr>
+          <w:rFonts w:ascii="Aptos" w:hAnsi="Aptos"/>
+        </w:rPr>
+        <w:t>hợp</w:t>
+      </w:r>
+      <w:proofErr w:type="spellEnd"/>
+      <w:r>
+        <w:rPr>
+          <w:rFonts w:ascii="Aptos" w:hAnsi="Aptos"/>
+        </w:rPr>
+        <w:t xml:space="preserve"> </w:t>
+      </w:r>
+      <w:proofErr w:type="spellStart"/>
+      <w:r>
+        <w:rPr>
+          <w:rFonts w:ascii="Aptos" w:hAnsi="Aptos"/>
+        </w:rPr>
+        <w:t>với</w:t>
+      </w:r>
+      <w:proofErr w:type="spellEnd"/>
+      <w:r>
+        <w:rPr>
+          <w:rFonts w:ascii="Aptos" w:hAnsi="Aptos"/>
+        </w:rPr>
+        <w:t xml:space="preserve"> </w:t>
+      </w:r>
+      <w:proofErr w:type="spellStart"/>
+      <w:r>
+        <w:rPr>
+          <w:rFonts w:ascii="Aptos" w:hAnsi="Aptos"/>
+        </w:rPr>
+        <w:t>năng</w:t>
+      </w:r>
+      <w:proofErr w:type="spellEnd"/>
+      <w:r>
+        <w:rPr>
+          <w:rFonts w:ascii="Aptos" w:hAnsi="Aptos"/>
+        </w:rPr>
+        <w:t xml:space="preserve"> </w:t>
+      </w:r>
+      <w:proofErr w:type="spellStart"/>
+      <w:r>
+        <w:rPr>
+          <w:rFonts w:ascii="Aptos" w:hAnsi="Aptos"/>
+        </w:rPr>
+        <w:t>lực</w:t>
+      </w:r>
+      <w:proofErr w:type="spellEnd"/>
+      <w:r>
+        <w:rPr>
+          <w:rFonts w:ascii="Aptos" w:hAnsi="Aptos"/>
+        </w:rPr>
+        <w:t xml:space="preserve"> Sprint.</w:t>
       </w:r>
     </w:p>
     <w:p>
       <w:pPr>
-        <w:spacing w:after="80"/>
+        <w:rPr>
+          <w:rFonts w:ascii="Aptos" w:hAnsi="Aptos"/>
+        </w:rPr>
       </w:pPr>
-      <w:r>
-        <w:t>Lưu ý: Đây là thứ tự ưu tiên đề xuất ban đầu. Product Owner (Đức) có thể điều chỉnh dựa trên phản hồi khách hàng, giá trị kinh doanh, chi phí và rủi ro kỹ thuật.</w:t>
-      </w:r>
-    </w:p>
-    <w:p>
-      <w:pPr>
-        <w:spacing w:after="80"/>
-      </w:pPr>
-      <w:r>
-        <w:rPr>
-          <w:b/>
-        </w:rPr>
-        <w:lastRenderedPageBreak/>
-        <w:t>2.2. User Story cần chi tiết nhất theo D.E.E.P</w:t>
-      </w:r>
-    </w:p>
-    <w:p>
-      <w:pPr>
-        <w:spacing w:after="80"/>
-      </w:pPr>
-      <w:r>
-        <w:t>US2 – Xem thứ tự đón và thời gian dự kiến xe đến lượt mình cần được làm rõ sớm nhất vì đây là chức năng cốt lõi, phụ thuộc vào dữ liệu hành trình và ảnh hưởng trực tiếp đến trải nghiệm khách hàng.</w:t>
-      </w:r>
-    </w:p>
-    <w:p>
-      <w:pPr>
-        <w:spacing w:after="80"/>
-      </w:pPr>
-      <w:r>
-        <w:t>D – Detailed appropriately (Chi tiết phù hợp): Story cần có tiêu chí nghiệm thu rõ ràng, ví dụ hiển thị thứ tự đón và thời gian dự kiến; cập nhật khi lịch trình thay đổi.</w:t>
-      </w:r>
-    </w:p>
-    <w:p>
-      <w:pPr>
-        <w:spacing w:after="80"/>
-      </w:pPr>
-      <w:r>
-        <w:t>E – Estimated (Được ước lượng): Đội phát triển cần đủ thông tin để ước lượng khối lượng công việc và xác định phụ thuộc dữ liệu bản đồ.</w:t>
-      </w:r>
-    </w:p>
-    <w:p>
-      <w:pPr>
-        <w:spacing w:after="80"/>
-      </w:pPr>
-      <w:r>
-        <w:t>E – Emergent (Có thể phát triển): Yêu cầu có thể được điều chỉnh khi có phản hồi khách hàng hoặc thông tin kỹ thuật mới.</w:t>
-      </w:r>
-    </w:p>
-    <w:p>
-      <w:pPr>
-        <w:spacing w:after="80"/>
-      </w:pPr>
-      <w:r>
-        <w:t>P – Prioritized (Được ưu tiên): Story được xếp theo giá trị khách hàng và rủi ro, không chỉ theo mức độ dễ triển khai.</w:t>
-      </w:r>
-    </w:p>
-    <w:p>
-      <w:pPr>
-        <w:spacing w:after="80"/>
-      </w:pPr>
-      <w:r>
-        <w:t>D.E.E.P không yêu cầu mọi Story phải chi tiết như nhau. Các Story ưu tiên cao và sắp được triển khai cần rõ hơn; Story ở cuối Backlog có thể giữ ở mức khái quát.</w:t>
-      </w:r>
-    </w:p>
-    <w:p>
-      <w:pPr>
-        <w:spacing w:after="80"/>
-      </w:pPr>
-      <w:r>
-        <w:rPr>
-          <w:b/>
-        </w:rPr>
-        <w:t>PHẦN 3. XỬ LÝ TÌNH HUỐNG BURNDOWN CHART ĐI NGANG 3 NGÀY</w:t>
-      </w:r>
-    </w:p>
-    <w:p>
-      <w:pPr>
-        <w:spacing w:after="80"/>
-      </w:pPr>
-      <w:r>
-        <w:t>Tình huống: Đường thực tế trên Burndown Chart đi ngang ba ngày liên tiếp do đối tác bản đồ chưa bàn giao dữ liệu vị trí.</w:t>
-      </w:r>
-    </w:p>
-    <w:p>
-      <w:pPr>
-        <w:spacing w:after="80"/>
-      </w:pPr>
-      <w:r>
-        <w:t>1. Xác định nguyên nhân: Scrum Master hỗ trợ đội làm rõ sự phụ thuộc và trao đổi với bên liên quan để tìm phương án tháo gỡ.</w:t>
-      </w:r>
-    </w:p>
-    <w:p>
-      <w:pPr>
-        <w:spacing w:after="80"/>
-      </w:pPr>
-      <w:r>
-        <w:t>2. Minh bạch tiến độ: Cập nhật tình trạng công việc, nêu rõ trở ngại trong Daily Scrum; không tự ý sửa số liệu đã ghi nhận để làm đẹp biểu đồ.</w:t>
-      </w:r>
-    </w:p>
-    <w:p>
-      <w:pPr>
-        <w:spacing w:after="80"/>
-      </w:pPr>
-      <w:r>
-        <w:t>3. Tìm phương án thay thế: Đội có thể dùng dữ liệu vị trí giả lập để phát triển giao diện và kiểm thử luồng hiển thị nếu phương án này khả thi.</w:t>
-      </w:r>
-    </w:p>
-    <w:p>
-      <w:pPr>
-        <w:spacing w:after="80"/>
-      </w:pPr>
-      <w:r>
-        <w:t>4. Điều chỉnh kế hoạch: Developers cùng Product Owner xem xét phạm vi Sprint Goal và thứ tự công việc. Nếu không thể hoàn thành một Story, đánh giá lại khả năng đạt Sprint Goal; không tự động chuyển toàn bộ công việc sang Sprint tiếp theo.</w:t>
-      </w:r>
-    </w:p>
-    <w:p>
-      <w:pPr>
-        <w:spacing w:after="80"/>
-      </w:pPr>
-      <w:r>
-        <w:t>Kết luận: Burndown đi ngang là tín hiệu cần điều tra và xử lý trở ngại, không phải lý do để gây áp lực khiến đội báo cáo sai tiến độ.</w:t>
-      </w:r>
-    </w:p>
-    <w:p>
-      <w:pPr>
-        <w:spacing w:after="80"/>
-      </w:pPr>
-      <w:r>
-        <w:rPr>
-          <w:b/>
-        </w:rPr>
-        <w:t>PHẦN 4. XỬ LÝ YÊU CẦU ĐƯA NGUYÊN EPIC VÀO SPRINT BACKLOG</w:t>
-      </w:r>
-    </w:p>
-    <w:p>
-      <w:pPr>
-        <w:spacing w:after="80"/>
-      </w:pPr>
-      <w:r>
-        <w:t>Không đưa nguyên Epic vào Sprint Backlog như một khối công việc duy nhất. Epic có phạm vi lớn, chưa chắc đủ chi tiết và có thể vượt quá năng lực của Sprint.</w:t>
-      </w:r>
-    </w:p>
-    <w:p>
-      <w:pPr>
-        <w:spacing w:after="80"/>
-      </w:pPr>
-      <w:r>
-        <w:t>Product Owner sắp xếp Product Backlog theo giá trị; Developers lựa chọn những User Story phù hợp với năng lực và Sprint Goal trong Sprint Planning.</w:t>
-      </w:r>
-    </w:p>
-    <w:p>
-      <w:pPr>
-        <w:spacing w:after="80"/>
-      </w:pPr>
-      <w:r>
-        <w:t>Chọn một nhóm Story ưu tiên cao, có thể hoàn thành theo Definition of Done và cùng hướng tới một Sprint Goal rõ ràng.</w:t>
-      </w:r>
-    </w:p>
-    <w:p>
-      <w:pPr>
-        <w:spacing w:after="80"/>
-      </w:pPr>
-      <w:r>
-        <w:lastRenderedPageBreak/>
-        <w:t>Các Story còn lại tiếp tục nằm trong Product Backlog, được tinh chỉnh và ưu tiên cho những Sprint sau.</w:t>
-      </w:r>
-    </w:p>
-    <w:p>
-      <w:pPr>
-        <w:spacing w:after="80"/>
-      </w:pPr>
-      <w:r>
-        <w:t>Ví dụ Sprint Goal: “Giúp khách hàng biết thứ tự đón và thời gian dự kiến xe đến.” Đội xem xét US2 cùng các công việc cần thiết để hoàn thành mục tiêu này, thay vì cam kết triển khai toàn bộ Epic ngay lập tức.</w:t>
-      </w:r>
-    </w:p>
-    <w:p>
-      <w:pPr>
-        <w:spacing w:after="80"/>
-      </w:pPr>
-      <w:r>
-        <w:rPr>
-          <w:b/>
-        </w:rPr>
-        <w:t>KẾT LUẬN</w:t>
-      </w:r>
-    </w:p>
-    <w:p>
-      <w:pPr>
-        <w:spacing w:after="80"/>
-      </w:pPr>
-      <w:r>
-        <w:t>Backlog theo dõi chuyến ghép RikkeiGo gồm một Epic, hai Feature và bốn User Story. Thứ tự ưu tiên tập trung trước hết vào khả năng biết lượt đón, sau đó là vị trí xe, xử lý sự cố và thông báo. Khi gặp trở ngại dữ liệu bản đồ, đội cần minh bạch tiến độ, tháo gỡ phụ thuộc và điều chỉnh kế hoạch dựa trên Sprint Goal; không đưa toàn bộ Epic vào một Sprint chỉ để hoàn thành trong một lần.</w:t>
-      </w:r>
     </w:p>
     <w:sectPr>
       <w:pgSz w:w="12240" w:h="15840"/>
@@ -606,6 +4419,751 @@
       </w:rPr>
     </w:lvl>
   </w:abstractNum>
+  <w:abstractNum w:abstractNumId="9" w15:restartNumberingAfterBreak="0">
+    <w:nsid w:val="06132874"/>
+    <w:multiLevelType w:val="multilevel"/>
+    <w:tmpl w:val="4EE89E42"/>
+    <w:lvl w:ilvl="0">
+      <w:start w:val="1"/>
+      <w:numFmt w:val="bullet"/>
+      <w:lvlText w:val=""/>
+      <w:lvlJc w:val="left"/>
+      <w:pPr>
+        <w:tabs>
+          <w:tab w:val="num" w:pos="720"/>
+        </w:tabs>
+        <w:ind w:left="720" w:hanging="360"/>
+      </w:pPr>
+      <w:rPr>
+        <w:rFonts w:ascii="Symbol" w:hAnsi="Symbol" w:hint="default"/>
+        <w:sz w:val="20"/>
+      </w:rPr>
+    </w:lvl>
+    <w:lvl w:ilvl="1" w:tentative="1">
+      <w:start w:val="1"/>
+      <w:numFmt w:val="bullet"/>
+      <w:lvlText w:val="o"/>
+      <w:lvlJc w:val="left"/>
+      <w:pPr>
+        <w:tabs>
+          <w:tab w:val="num" w:pos="1440"/>
+        </w:tabs>
+        <w:ind w:left="1440" w:hanging="360"/>
+      </w:pPr>
+      <w:rPr>
+        <w:rFonts w:ascii="Courier New" w:hAnsi="Courier New" w:hint="default"/>
+        <w:sz w:val="20"/>
+      </w:rPr>
+    </w:lvl>
+    <w:lvl w:ilvl="2" w:tentative="1">
+      <w:start w:val="1"/>
+      <w:numFmt w:val="bullet"/>
+      <w:lvlText w:val=""/>
+      <w:lvlJc w:val="left"/>
+      <w:pPr>
+        <w:tabs>
+          <w:tab w:val="num" w:pos="2160"/>
+        </w:tabs>
+        <w:ind w:left="2160" w:hanging="360"/>
+      </w:pPr>
+      <w:rPr>
+        <w:rFonts w:ascii="Wingdings" w:hAnsi="Wingdings" w:hint="default"/>
+        <w:sz w:val="20"/>
+      </w:rPr>
+    </w:lvl>
+    <w:lvl w:ilvl="3" w:tentative="1">
+      <w:start w:val="1"/>
+      <w:numFmt w:val="bullet"/>
+      <w:lvlText w:val=""/>
+      <w:lvlJc w:val="left"/>
+      <w:pPr>
+        <w:tabs>
+          <w:tab w:val="num" w:pos="2880"/>
+        </w:tabs>
+        <w:ind w:left="2880" w:hanging="360"/>
+      </w:pPr>
+      <w:rPr>
+        <w:rFonts w:ascii="Wingdings" w:hAnsi="Wingdings" w:hint="default"/>
+        <w:sz w:val="20"/>
+      </w:rPr>
+    </w:lvl>
+    <w:lvl w:ilvl="4" w:tentative="1">
+      <w:start w:val="1"/>
+      <w:numFmt w:val="bullet"/>
+      <w:lvlText w:val=""/>
+      <w:lvlJc w:val="left"/>
+      <w:pPr>
+        <w:tabs>
+          <w:tab w:val="num" w:pos="3600"/>
+        </w:tabs>
+        <w:ind w:left="3600" w:hanging="360"/>
+      </w:pPr>
+      <w:rPr>
+        <w:rFonts w:ascii="Wingdings" w:hAnsi="Wingdings" w:hint="default"/>
+        <w:sz w:val="20"/>
+      </w:rPr>
+    </w:lvl>
+    <w:lvl w:ilvl="5" w:tentative="1">
+      <w:start w:val="1"/>
+      <w:numFmt w:val="bullet"/>
+      <w:lvlText w:val=""/>
+      <w:lvlJc w:val="left"/>
+      <w:pPr>
+        <w:tabs>
+          <w:tab w:val="num" w:pos="4320"/>
+        </w:tabs>
+        <w:ind w:left="4320" w:hanging="360"/>
+      </w:pPr>
+      <w:rPr>
+        <w:rFonts w:ascii="Wingdings" w:hAnsi="Wingdings" w:hint="default"/>
+        <w:sz w:val="20"/>
+      </w:rPr>
+    </w:lvl>
+    <w:lvl w:ilvl="6" w:tentative="1">
+      <w:start w:val="1"/>
+      <w:numFmt w:val="bullet"/>
+      <w:lvlText w:val=""/>
+      <w:lvlJc w:val="left"/>
+      <w:pPr>
+        <w:tabs>
+          <w:tab w:val="num" w:pos="5040"/>
+        </w:tabs>
+        <w:ind w:left="5040" w:hanging="360"/>
+      </w:pPr>
+      <w:rPr>
+        <w:rFonts w:ascii="Wingdings" w:hAnsi="Wingdings" w:hint="default"/>
+        <w:sz w:val="20"/>
+      </w:rPr>
+    </w:lvl>
+    <w:lvl w:ilvl="7" w:tentative="1">
+      <w:start w:val="1"/>
+      <w:numFmt w:val="bullet"/>
+      <w:lvlText w:val=""/>
+      <w:lvlJc w:val="left"/>
+      <w:pPr>
+        <w:tabs>
+          <w:tab w:val="num" w:pos="5760"/>
+        </w:tabs>
+        <w:ind w:left="5760" w:hanging="360"/>
+      </w:pPr>
+      <w:rPr>
+        <w:rFonts w:ascii="Wingdings" w:hAnsi="Wingdings" w:hint="default"/>
+        <w:sz w:val="20"/>
+      </w:rPr>
+    </w:lvl>
+    <w:lvl w:ilvl="8" w:tentative="1">
+      <w:start w:val="1"/>
+      <w:numFmt w:val="bullet"/>
+      <w:lvlText w:val=""/>
+      <w:lvlJc w:val="left"/>
+      <w:pPr>
+        <w:tabs>
+          <w:tab w:val="num" w:pos="6480"/>
+        </w:tabs>
+        <w:ind w:left="6480" w:hanging="360"/>
+      </w:pPr>
+      <w:rPr>
+        <w:rFonts w:ascii="Wingdings" w:hAnsi="Wingdings" w:hint="default"/>
+        <w:sz w:val="20"/>
+      </w:rPr>
+    </w:lvl>
+  </w:abstractNum>
+  <w:abstractNum w:abstractNumId="10" w15:restartNumberingAfterBreak="0">
+    <w:nsid w:val="154352D5"/>
+    <w:multiLevelType w:val="multilevel"/>
+    <w:tmpl w:val="F0023724"/>
+    <w:lvl w:ilvl="0">
+      <w:start w:val="1"/>
+      <w:numFmt w:val="bullet"/>
+      <w:lvlText w:val=""/>
+      <w:lvlJc w:val="left"/>
+      <w:pPr>
+        <w:tabs>
+          <w:tab w:val="num" w:pos="720"/>
+        </w:tabs>
+        <w:ind w:left="720" w:hanging="360"/>
+      </w:pPr>
+      <w:rPr>
+        <w:rFonts w:ascii="Symbol" w:hAnsi="Symbol" w:hint="default"/>
+        <w:sz w:val="20"/>
+      </w:rPr>
+    </w:lvl>
+    <w:lvl w:ilvl="1" w:tentative="1">
+      <w:start w:val="1"/>
+      <w:numFmt w:val="bullet"/>
+      <w:lvlText w:val="o"/>
+      <w:lvlJc w:val="left"/>
+      <w:pPr>
+        <w:tabs>
+          <w:tab w:val="num" w:pos="1440"/>
+        </w:tabs>
+        <w:ind w:left="1440" w:hanging="360"/>
+      </w:pPr>
+      <w:rPr>
+        <w:rFonts w:ascii="Courier New" w:hAnsi="Courier New" w:hint="default"/>
+        <w:sz w:val="20"/>
+      </w:rPr>
+    </w:lvl>
+    <w:lvl w:ilvl="2" w:tentative="1">
+      <w:start w:val="1"/>
+      <w:numFmt w:val="bullet"/>
+      <w:lvlText w:val=""/>
+      <w:lvlJc w:val="left"/>
+      <w:pPr>
+        <w:tabs>
+          <w:tab w:val="num" w:pos="2160"/>
+        </w:tabs>
+        <w:ind w:left="2160" w:hanging="360"/>
+      </w:pPr>
+      <w:rPr>
+        <w:rFonts w:ascii="Wingdings" w:hAnsi="Wingdings" w:hint="default"/>
+        <w:sz w:val="20"/>
+      </w:rPr>
+    </w:lvl>
+    <w:lvl w:ilvl="3" w:tentative="1">
+      <w:start w:val="1"/>
+      <w:numFmt w:val="bullet"/>
+      <w:lvlText w:val=""/>
+      <w:lvlJc w:val="left"/>
+      <w:pPr>
+        <w:tabs>
+          <w:tab w:val="num" w:pos="2880"/>
+        </w:tabs>
+        <w:ind w:left="2880" w:hanging="360"/>
+      </w:pPr>
+      <w:rPr>
+        <w:rFonts w:ascii="Wingdings" w:hAnsi="Wingdings" w:hint="default"/>
+        <w:sz w:val="20"/>
+      </w:rPr>
+    </w:lvl>
+    <w:lvl w:ilvl="4" w:tentative="1">
+      <w:start w:val="1"/>
+      <w:numFmt w:val="bullet"/>
+      <w:lvlText w:val=""/>
+      <w:lvlJc w:val="left"/>
+      <w:pPr>
+        <w:tabs>
+          <w:tab w:val="num" w:pos="3600"/>
+        </w:tabs>
+        <w:ind w:left="3600" w:hanging="360"/>
+      </w:pPr>
+      <w:rPr>
+        <w:rFonts w:ascii="Wingdings" w:hAnsi="Wingdings" w:hint="default"/>
+        <w:sz w:val="20"/>
+      </w:rPr>
+    </w:lvl>
+    <w:lvl w:ilvl="5" w:tentative="1">
+      <w:start w:val="1"/>
+      <w:numFmt w:val="bullet"/>
+      <w:lvlText w:val=""/>
+      <w:lvlJc w:val="left"/>
+      <w:pPr>
+        <w:tabs>
+          <w:tab w:val="num" w:pos="4320"/>
+        </w:tabs>
+        <w:ind w:left="4320" w:hanging="360"/>
+      </w:pPr>
+      <w:rPr>
+        <w:rFonts w:ascii="Wingdings" w:hAnsi="Wingdings" w:hint="default"/>
+        <w:sz w:val="20"/>
+      </w:rPr>
+    </w:lvl>
+    <w:lvl w:ilvl="6" w:tentative="1">
+      <w:start w:val="1"/>
+      <w:numFmt w:val="bullet"/>
+      <w:lvlText w:val=""/>
+      <w:lvlJc w:val="left"/>
+      <w:pPr>
+        <w:tabs>
+          <w:tab w:val="num" w:pos="5040"/>
+        </w:tabs>
+        <w:ind w:left="5040" w:hanging="360"/>
+      </w:pPr>
+      <w:rPr>
+        <w:rFonts w:ascii="Wingdings" w:hAnsi="Wingdings" w:hint="default"/>
+        <w:sz w:val="20"/>
+      </w:rPr>
+    </w:lvl>
+    <w:lvl w:ilvl="7" w:tentative="1">
+      <w:start w:val="1"/>
+      <w:numFmt w:val="bullet"/>
+      <w:lvlText w:val=""/>
+      <w:lvlJc w:val="left"/>
+      <w:pPr>
+        <w:tabs>
+          <w:tab w:val="num" w:pos="5760"/>
+        </w:tabs>
+        <w:ind w:left="5760" w:hanging="360"/>
+      </w:pPr>
+      <w:rPr>
+        <w:rFonts w:ascii="Wingdings" w:hAnsi="Wingdings" w:hint="default"/>
+        <w:sz w:val="20"/>
+      </w:rPr>
+    </w:lvl>
+    <w:lvl w:ilvl="8" w:tentative="1">
+      <w:start w:val="1"/>
+      <w:numFmt w:val="bullet"/>
+      <w:lvlText w:val=""/>
+      <w:lvlJc w:val="left"/>
+      <w:pPr>
+        <w:tabs>
+          <w:tab w:val="num" w:pos="6480"/>
+        </w:tabs>
+        <w:ind w:left="6480" w:hanging="360"/>
+      </w:pPr>
+      <w:rPr>
+        <w:rFonts w:ascii="Wingdings" w:hAnsi="Wingdings" w:hint="default"/>
+        <w:sz w:val="20"/>
+      </w:rPr>
+    </w:lvl>
+  </w:abstractNum>
+  <w:abstractNum w:abstractNumId="11" w15:restartNumberingAfterBreak="0">
+    <w:nsid w:val="2B785F7C"/>
+    <w:multiLevelType w:val="multilevel"/>
+    <w:tmpl w:val="C84E0CA2"/>
+    <w:lvl w:ilvl="0">
+      <w:start w:val="1"/>
+      <w:numFmt w:val="bullet"/>
+      <w:lvlText w:val=""/>
+      <w:lvlJc w:val="left"/>
+      <w:pPr>
+        <w:tabs>
+          <w:tab w:val="num" w:pos="720"/>
+        </w:tabs>
+        <w:ind w:left="720" w:hanging="360"/>
+      </w:pPr>
+      <w:rPr>
+        <w:rFonts w:ascii="Symbol" w:hAnsi="Symbol" w:hint="default"/>
+        <w:sz w:val="20"/>
+      </w:rPr>
+    </w:lvl>
+    <w:lvl w:ilvl="1" w:tentative="1">
+      <w:start w:val="1"/>
+      <w:numFmt w:val="bullet"/>
+      <w:lvlText w:val="o"/>
+      <w:lvlJc w:val="left"/>
+      <w:pPr>
+        <w:tabs>
+          <w:tab w:val="num" w:pos="1440"/>
+        </w:tabs>
+        <w:ind w:left="1440" w:hanging="360"/>
+      </w:pPr>
+      <w:rPr>
+        <w:rFonts w:ascii="Courier New" w:hAnsi="Courier New" w:hint="default"/>
+        <w:sz w:val="20"/>
+      </w:rPr>
+    </w:lvl>
+    <w:lvl w:ilvl="2" w:tentative="1">
+      <w:start w:val="1"/>
+      <w:numFmt w:val="bullet"/>
+      <w:lvlText w:val=""/>
+      <w:lvlJc w:val="left"/>
+      <w:pPr>
+        <w:tabs>
+          <w:tab w:val="num" w:pos="2160"/>
+        </w:tabs>
+        <w:ind w:left="2160" w:hanging="360"/>
+      </w:pPr>
+      <w:rPr>
+        <w:rFonts w:ascii="Wingdings" w:hAnsi="Wingdings" w:hint="default"/>
+        <w:sz w:val="20"/>
+      </w:rPr>
+    </w:lvl>
+    <w:lvl w:ilvl="3" w:tentative="1">
+      <w:start w:val="1"/>
+      <w:numFmt w:val="bullet"/>
+      <w:lvlText w:val=""/>
+      <w:lvlJc w:val="left"/>
+      <w:pPr>
+        <w:tabs>
+          <w:tab w:val="num" w:pos="2880"/>
+        </w:tabs>
+        <w:ind w:left="2880" w:hanging="360"/>
+      </w:pPr>
+      <w:rPr>
+        <w:rFonts w:ascii="Wingdings" w:hAnsi="Wingdings" w:hint="default"/>
+        <w:sz w:val="20"/>
+      </w:rPr>
+    </w:lvl>
+    <w:lvl w:ilvl="4" w:tentative="1">
+      <w:start w:val="1"/>
+      <w:numFmt w:val="bullet"/>
+      <w:lvlText w:val=""/>
+      <w:lvlJc w:val="left"/>
+      <w:pPr>
+        <w:tabs>
+          <w:tab w:val="num" w:pos="3600"/>
+        </w:tabs>
+        <w:ind w:left="3600" w:hanging="360"/>
+      </w:pPr>
+      <w:rPr>
+        <w:rFonts w:ascii="Wingdings" w:hAnsi="Wingdings" w:hint="default"/>
+        <w:sz w:val="20"/>
+      </w:rPr>
+    </w:lvl>
+    <w:lvl w:ilvl="5" w:tentative="1">
+      <w:start w:val="1"/>
+      <w:numFmt w:val="bullet"/>
+      <w:lvlText w:val=""/>
+      <w:lvlJc w:val="left"/>
+      <w:pPr>
+        <w:tabs>
+          <w:tab w:val="num" w:pos="4320"/>
+        </w:tabs>
+        <w:ind w:left="4320" w:hanging="360"/>
+      </w:pPr>
+      <w:rPr>
+        <w:rFonts w:ascii="Wingdings" w:hAnsi="Wingdings" w:hint="default"/>
+        <w:sz w:val="20"/>
+      </w:rPr>
+    </w:lvl>
+    <w:lvl w:ilvl="6" w:tentative="1">
+      <w:start w:val="1"/>
+      <w:numFmt w:val="bullet"/>
+      <w:lvlText w:val=""/>
+      <w:lvlJc w:val="left"/>
+      <w:pPr>
+        <w:tabs>
+          <w:tab w:val="num" w:pos="5040"/>
+        </w:tabs>
+        <w:ind w:left="5040" w:hanging="360"/>
+      </w:pPr>
+      <w:rPr>
+        <w:rFonts w:ascii="Wingdings" w:hAnsi="Wingdings" w:hint="default"/>
+        <w:sz w:val="20"/>
+      </w:rPr>
+    </w:lvl>
+    <w:lvl w:ilvl="7" w:tentative="1">
+      <w:start w:val="1"/>
+      <w:numFmt w:val="bullet"/>
+      <w:lvlText w:val=""/>
+      <w:lvlJc w:val="left"/>
+      <w:pPr>
+        <w:tabs>
+          <w:tab w:val="num" w:pos="5760"/>
+        </w:tabs>
+        <w:ind w:left="5760" w:hanging="360"/>
+      </w:pPr>
+      <w:rPr>
+        <w:rFonts w:ascii="Wingdings" w:hAnsi="Wingdings" w:hint="default"/>
+        <w:sz w:val="20"/>
+      </w:rPr>
+    </w:lvl>
+    <w:lvl w:ilvl="8" w:tentative="1">
+      <w:start w:val="1"/>
+      <w:numFmt w:val="bullet"/>
+      <w:lvlText w:val=""/>
+      <w:lvlJc w:val="left"/>
+      <w:pPr>
+        <w:tabs>
+          <w:tab w:val="num" w:pos="6480"/>
+        </w:tabs>
+        <w:ind w:left="6480" w:hanging="360"/>
+      </w:pPr>
+      <w:rPr>
+        <w:rFonts w:ascii="Wingdings" w:hAnsi="Wingdings" w:hint="default"/>
+        <w:sz w:val="20"/>
+      </w:rPr>
+    </w:lvl>
+  </w:abstractNum>
+  <w:abstractNum w:abstractNumId="12" w15:restartNumberingAfterBreak="0">
+    <w:nsid w:val="65694A22"/>
+    <w:multiLevelType w:val="multilevel"/>
+    <w:tmpl w:val="60CE22BE"/>
+    <w:lvl w:ilvl="0">
+      <w:start w:val="1"/>
+      <w:numFmt w:val="bullet"/>
+      <w:lvlText w:val=""/>
+      <w:lvlJc w:val="left"/>
+      <w:pPr>
+        <w:tabs>
+          <w:tab w:val="num" w:pos="720"/>
+        </w:tabs>
+        <w:ind w:left="720" w:hanging="360"/>
+      </w:pPr>
+      <w:rPr>
+        <w:rFonts w:ascii="Symbol" w:hAnsi="Symbol" w:hint="default"/>
+        <w:sz w:val="20"/>
+      </w:rPr>
+    </w:lvl>
+    <w:lvl w:ilvl="1" w:tentative="1">
+      <w:start w:val="1"/>
+      <w:numFmt w:val="bullet"/>
+      <w:lvlText w:val="o"/>
+      <w:lvlJc w:val="left"/>
+      <w:pPr>
+        <w:tabs>
+          <w:tab w:val="num" w:pos="1440"/>
+        </w:tabs>
+        <w:ind w:left="1440" w:hanging="360"/>
+      </w:pPr>
+      <w:rPr>
+        <w:rFonts w:ascii="Courier New" w:hAnsi="Courier New" w:hint="default"/>
+        <w:sz w:val="20"/>
+      </w:rPr>
+    </w:lvl>
+    <w:lvl w:ilvl="2" w:tentative="1">
+      <w:start w:val="1"/>
+      <w:numFmt w:val="bullet"/>
+      <w:lvlText w:val=""/>
+      <w:lvlJc w:val="left"/>
+      <w:pPr>
+        <w:tabs>
+          <w:tab w:val="num" w:pos="2160"/>
+        </w:tabs>
+        <w:ind w:left="2160" w:hanging="360"/>
+      </w:pPr>
+      <w:rPr>
+        <w:rFonts w:ascii="Wingdings" w:hAnsi="Wingdings" w:hint="default"/>
+        <w:sz w:val="20"/>
+      </w:rPr>
+    </w:lvl>
+    <w:lvl w:ilvl="3" w:tentative="1">
+      <w:start w:val="1"/>
+      <w:numFmt w:val="bullet"/>
+      <w:lvlText w:val=""/>
+      <w:lvlJc w:val="left"/>
+      <w:pPr>
+        <w:tabs>
+          <w:tab w:val="num" w:pos="2880"/>
+        </w:tabs>
+        <w:ind w:left="2880" w:hanging="360"/>
+      </w:pPr>
+      <w:rPr>
+        <w:rFonts w:ascii="Wingdings" w:hAnsi="Wingdings" w:hint="default"/>
+        <w:sz w:val="20"/>
+      </w:rPr>
+    </w:lvl>
+    <w:lvl w:ilvl="4" w:tentative="1">
+      <w:start w:val="1"/>
+      <w:numFmt w:val="bullet"/>
+      <w:lvlText w:val=""/>
+      <w:lvlJc w:val="left"/>
+      <w:pPr>
+        <w:tabs>
+          <w:tab w:val="num" w:pos="3600"/>
+        </w:tabs>
+        <w:ind w:left="3600" w:hanging="360"/>
+      </w:pPr>
+      <w:rPr>
+        <w:rFonts w:ascii="Wingdings" w:hAnsi="Wingdings" w:hint="default"/>
+        <w:sz w:val="20"/>
+      </w:rPr>
+    </w:lvl>
+    <w:lvl w:ilvl="5" w:tentative="1">
+      <w:start w:val="1"/>
+      <w:numFmt w:val="bullet"/>
+      <w:lvlText w:val=""/>
+      <w:lvlJc w:val="left"/>
+      <w:pPr>
+        <w:tabs>
+          <w:tab w:val="num" w:pos="4320"/>
+        </w:tabs>
+        <w:ind w:left="4320" w:hanging="360"/>
+      </w:pPr>
+      <w:rPr>
+        <w:rFonts w:ascii="Wingdings" w:hAnsi="Wingdings" w:hint="default"/>
+        <w:sz w:val="20"/>
+      </w:rPr>
+    </w:lvl>
+    <w:lvl w:ilvl="6" w:tentative="1">
+      <w:start w:val="1"/>
+      <w:numFmt w:val="bullet"/>
+      <w:lvlText w:val=""/>
+      <w:lvlJc w:val="left"/>
+      <w:pPr>
+        <w:tabs>
+          <w:tab w:val="num" w:pos="5040"/>
+        </w:tabs>
+        <w:ind w:left="5040" w:hanging="360"/>
+      </w:pPr>
+      <w:rPr>
+        <w:rFonts w:ascii="Wingdings" w:hAnsi="Wingdings" w:hint="default"/>
+        <w:sz w:val="20"/>
+      </w:rPr>
+    </w:lvl>
+    <w:lvl w:ilvl="7" w:tentative="1">
+      <w:start w:val="1"/>
+      <w:numFmt w:val="bullet"/>
+      <w:lvlText w:val=""/>
+      <w:lvlJc w:val="left"/>
+      <w:pPr>
+        <w:tabs>
+          <w:tab w:val="num" w:pos="5760"/>
+        </w:tabs>
+        <w:ind w:left="5760" w:hanging="360"/>
+      </w:pPr>
+      <w:rPr>
+        <w:rFonts w:ascii="Wingdings" w:hAnsi="Wingdings" w:hint="default"/>
+        <w:sz w:val="20"/>
+      </w:rPr>
+    </w:lvl>
+    <w:lvl w:ilvl="8" w:tentative="1">
+      <w:start w:val="1"/>
+      <w:numFmt w:val="bullet"/>
+      <w:lvlText w:val=""/>
+      <w:lvlJc w:val="left"/>
+      <w:pPr>
+        <w:tabs>
+          <w:tab w:val="num" w:pos="6480"/>
+        </w:tabs>
+        <w:ind w:left="6480" w:hanging="360"/>
+      </w:pPr>
+      <w:rPr>
+        <w:rFonts w:ascii="Wingdings" w:hAnsi="Wingdings" w:hint="default"/>
+        <w:sz w:val="20"/>
+      </w:rPr>
+    </w:lvl>
+  </w:abstractNum>
+  <w:abstractNum w:abstractNumId="13" w15:restartNumberingAfterBreak="0">
+    <w:nsid w:val="72046421"/>
+    <w:multiLevelType w:val="multilevel"/>
+    <w:tmpl w:val="199CF8C0"/>
+    <w:lvl w:ilvl="0">
+      <w:start w:val="1"/>
+      <w:numFmt w:val="bullet"/>
+      <w:lvlText w:val=""/>
+      <w:lvlJc w:val="left"/>
+      <w:pPr>
+        <w:tabs>
+          <w:tab w:val="num" w:pos="720"/>
+        </w:tabs>
+        <w:ind w:left="720" w:hanging="360"/>
+      </w:pPr>
+      <w:rPr>
+        <w:rFonts w:ascii="Symbol" w:hAnsi="Symbol" w:hint="default"/>
+        <w:sz w:val="20"/>
+      </w:rPr>
+    </w:lvl>
+    <w:lvl w:ilvl="1" w:tentative="1">
+      <w:start w:val="1"/>
+      <w:numFmt w:val="bullet"/>
+      <w:lvlText w:val="o"/>
+      <w:lvlJc w:val="left"/>
+      <w:pPr>
+        <w:tabs>
+          <w:tab w:val="num" w:pos="1440"/>
+        </w:tabs>
+        <w:ind w:left="1440" w:hanging="360"/>
+      </w:pPr>
+      <w:rPr>
+        <w:rFonts w:ascii="Courier New" w:hAnsi="Courier New" w:hint="default"/>
+        <w:sz w:val="20"/>
+      </w:rPr>
+    </w:lvl>
+    <w:lvl w:ilvl="2" w:tentative="1">
+      <w:start w:val="1"/>
+      <w:numFmt w:val="bullet"/>
+      <w:lvlText w:val=""/>
+      <w:lvlJc w:val="left"/>
+      <w:pPr>
+        <w:tabs>
+          <w:tab w:val="num" w:pos="2160"/>
+        </w:tabs>
+        <w:ind w:left="2160" w:hanging="360"/>
+      </w:pPr>
+      <w:rPr>
+        <w:rFonts w:ascii="Wingdings" w:hAnsi="Wingdings" w:hint="default"/>
+        <w:sz w:val="20"/>
+      </w:rPr>
+    </w:lvl>
+    <w:lvl w:ilvl="3" w:tentative="1">
+      <w:start w:val="1"/>
+      <w:numFmt w:val="bullet"/>
+      <w:lvlText w:val=""/>
+      <w:lvlJc w:val="left"/>
+      <w:pPr>
+        <w:tabs>
+          <w:tab w:val="num" w:pos="2880"/>
+        </w:tabs>
+        <w:ind w:left="2880" w:hanging="360"/>
+      </w:pPr>
+      <w:rPr>
+        <w:rFonts w:ascii="Wingdings" w:hAnsi="Wingdings" w:hint="default"/>
+        <w:sz w:val="20"/>
+      </w:rPr>
+    </w:lvl>
+    <w:lvl w:ilvl="4" w:tentative="1">
+      <w:start w:val="1"/>
+      <w:numFmt w:val="bullet"/>
+      <w:lvlText w:val=""/>
+      <w:lvlJc w:val="left"/>
+      <w:pPr>
+        <w:tabs>
+          <w:tab w:val="num" w:pos="3600"/>
+        </w:tabs>
+        <w:ind w:left="3600" w:hanging="360"/>
+      </w:pPr>
+      <w:rPr>
+        <w:rFonts w:ascii="Wingdings" w:hAnsi="Wingdings" w:hint="default"/>
+        <w:sz w:val="20"/>
+      </w:rPr>
+    </w:lvl>
+    <w:lvl w:ilvl="5" w:tentative="1">
+      <w:start w:val="1"/>
+      <w:numFmt w:val="bullet"/>
+      <w:lvlText w:val=""/>
+      <w:lvlJc w:val="left"/>
+      <w:pPr>
+        <w:tabs>
+          <w:tab w:val="num" w:pos="4320"/>
+        </w:tabs>
+        <w:ind w:left="4320" w:hanging="360"/>
+      </w:pPr>
+      <w:rPr>
+        <w:rFonts w:ascii="Wingdings" w:hAnsi="Wingdings" w:hint="default"/>
+        <w:sz w:val="20"/>
+      </w:rPr>
+    </w:lvl>
+    <w:lvl w:ilvl="6" w:tentative="1">
+      <w:start w:val="1"/>
+      <w:numFmt w:val="bullet"/>
+      <w:lvlText w:val=""/>
+      <w:lvlJc w:val="left"/>
+      <w:pPr>
+        <w:tabs>
+          <w:tab w:val="num" w:pos="5040"/>
+        </w:tabs>
+        <w:ind w:left="5040" w:hanging="360"/>
+      </w:pPr>
+      <w:rPr>
+        <w:rFonts w:ascii="Wingdings" w:hAnsi="Wingdings" w:hint="default"/>
+        <w:sz w:val="20"/>
+      </w:rPr>
+    </w:lvl>
+    <w:lvl w:ilvl="7" w:tentative="1">
+      <w:start w:val="1"/>
+      <w:numFmt w:val="bullet"/>
+      <w:lvlText w:val=""/>
+      <w:lvlJc w:val="left"/>
+      <w:pPr>
+        <w:tabs>
+          <w:tab w:val="num" w:pos="5760"/>
+        </w:tabs>
+        <w:ind w:left="5760" w:hanging="360"/>
+      </w:pPr>
+      <w:rPr>
+        <w:rFonts w:ascii="Wingdings" w:hAnsi="Wingdings" w:hint="default"/>
+        <w:sz w:val="20"/>
+      </w:rPr>
+    </w:lvl>
+    <w:lvl w:ilvl="8" w:tentative="1">
+      <w:start w:val="1"/>
+      <w:numFmt w:val="bullet"/>
+      <w:lvlText w:val=""/>
+      <w:lvlJc w:val="left"/>
+      <w:pPr>
+        <w:tabs>
+          <w:tab w:val="num" w:pos="6480"/>
+        </w:tabs>
+        <w:ind w:left="6480" w:hanging="360"/>
+      </w:pPr>
+      <w:rPr>
+        <w:rFonts w:ascii="Wingdings" w:hAnsi="Wingdings" w:hint="default"/>
+        <w:sz w:val="20"/>
+      </w:rPr>
+    </w:lvl>
+  </w:abstractNum>
   <w:num w:numId="1" w16cid:durableId="2070835721">
     <w:abstractNumId w:val="8"/>
   </w:num>
@@ -632,6 +5190,21 @@
   </w:num>
   <w:num w:numId="9" w16cid:durableId="189806273">
     <w:abstractNumId w:val="0"/>
+  </w:num>
+  <w:num w:numId="10" w16cid:durableId="1343969127">
+    <w:abstractNumId w:val="13"/>
+  </w:num>
+  <w:num w:numId="11" w16cid:durableId="802310424">
+    <w:abstractNumId w:val="12"/>
+  </w:num>
+  <w:num w:numId="12" w16cid:durableId="1577012303">
+    <w:abstractNumId w:val="9"/>
+  </w:num>
+  <w:num w:numId="13" w16cid:durableId="1671979672">
+    <w:abstractNumId w:val="10"/>
+  </w:num>
+  <w:num w:numId="14" w16cid:durableId="1964576467">
+    <w:abstractNumId w:val="11"/>
   </w:num>
 </w:numbering>
 </file>
@@ -1243,7 +5816,6 @@
   <w:style w:type="character" w:default="1" w:styleId="DefaultParagraphFont">
     <w:name w:val="Default Paragraph Font"/>
     <w:uiPriority w:val="1"/>
-    <w:semiHidden/>
     <w:unhideWhenUsed/>
   </w:style>
   <w:style w:type="table" w:default="1" w:styleId="TableNormal">
